--- a/Documentacion/2 Zitrazo Acta Minuta Kick Off.docx
+++ b/Documentacion/2 Zitrazo Acta Minuta Kick Off.docx
@@ -12,7 +12,7 @@
           <w:rFonts w:ascii="Calibri" w:hAnsi="Calibri" w:cs="Calibri"/>
           <w:b/>
           <w:bCs/>
-          <w:color w:val="000000"/>
+          <w:color w:val="000000" w:themeColor="text1"/>
           <w:sz w:val="32"/>
         </w:rPr>
       </w:pPr>
@@ -21,7 +21,17 @@
           <w:rFonts w:ascii="Calibri" w:hAnsi="Calibri" w:cs="Calibri"/>
           <w:b/>
           <w:bCs/>
-          <w:color w:val="000000"/>
+          <w:color w:val="000000" w:themeColor="text1"/>
+          <w:sz w:val="32"/>
+          <w:lang w:val="es-CL" w:bidi="es-CL"/>
+        </w:rPr>
+      </w:r>
+      <w:r>
+        <w:rPr>
+          <w:rFonts w:ascii="Calibri" w:hAnsi="Calibri" w:cs="Calibri"/>
+          <w:b/>
+          <w:bCs/>
+          <w:color w:val="000000" w:themeColor="text1"/>
           <w:sz w:val="32"/>
         </w:rPr>
         <w:t xml:space="preserve">ACTA DE REUNION </w:t>
@@ -31,7 +41,7 @@
           <w:rFonts w:ascii="Calibri" w:hAnsi="Calibri" w:cs="Calibri"/>
           <w:b/>
           <w:bCs/>
-          <w:color w:val="000000"/>
+          <w:color w:val="000000" w:themeColor="text1"/>
           <w:sz w:val="32"/>
         </w:rPr>
         <w:t xml:space="preserve">KICK OFF</w:t>
@@ -41,30 +51,8 @@
           <w:rFonts w:ascii="Calibri" w:hAnsi="Calibri" w:cs="Calibri"/>
           <w:b/>
           <w:bCs/>
-          <w:color w:val="000000"/>
+          <w:color w:val="000000" w:themeColor="text1"/>
           <w:sz w:val="32"/>
-        </w:rPr>
-      </w:r>
-    </w:p>
-    <w:p>
-      <w:pPr>
-        <w:pBdr/>
-        <w:spacing/>
-        <w:ind/>
-        <w:jc w:val="center"/>
-        <w:rPr>
-          <w:rFonts w:ascii="Calibri" w:hAnsi="Calibri" w:cs="Calibri"/>
-          <w:b/>
-          <w:bCs/>
-          <w:color w:val="008000"/>
-        </w:rPr>
-      </w:pPr>
-      <w:r>
-        <w:rPr>
-          <w:rFonts w:ascii="Calibri" w:hAnsi="Calibri" w:cs="Calibri"/>
-          <w:b/>
-          <w:bCs/>
-          <w:color w:val="008000"/>
         </w:rPr>
       </w:r>
       <w:r>
@@ -72,7 +60,46 @@
           <w:rFonts w:ascii="Calibri" w:hAnsi="Calibri" w:cs="Calibri"/>
           <w:b/>
           <w:bCs/>
-          <w:color w:val="008000"/>
+          <w:color w:val="000000" w:themeColor="text1"/>
+          <w:sz w:val="32"/>
+        </w:rPr>
+      </w:r>
+    </w:p>
+    <w:p>
+      <w:pPr>
+        <w:pBdr/>
+        <w:spacing/>
+        <w:ind/>
+        <w:jc w:val="center"/>
+        <w:rPr>
+          <w:rFonts w:ascii="Calibri" w:hAnsi="Calibri" w:cs="Calibri"/>
+          <w:b/>
+          <w:bCs/>
+          <w:color w:val="000000" w:themeColor="text1"/>
+        </w:rPr>
+      </w:pPr>
+      <w:r>
+        <w:rPr>
+          <w:rFonts w:ascii="Calibri" w:hAnsi="Calibri" w:cs="Calibri"/>
+          <w:b/>
+          <w:bCs/>
+          <w:color w:val="000000" w:themeColor="text1"/>
+        </w:rPr>
+      </w:r>
+      <w:r>
+        <w:rPr>
+          <w:rFonts w:ascii="Calibri" w:hAnsi="Calibri" w:cs="Calibri"/>
+          <w:b/>
+          <w:bCs/>
+          <w:color w:val="000000" w:themeColor="text1"/>
+        </w:rPr>
+      </w:r>
+      <w:r>
+        <w:rPr>
+          <w:rFonts w:ascii="Calibri" w:hAnsi="Calibri" w:cs="Calibri"/>
+          <w:b/>
+          <w:bCs/>
+          <w:color w:val="000000" w:themeColor="text1"/>
         </w:rPr>
       </w:r>
     </w:p>
@@ -121,7 +148,7 @@
                 <w:rFonts w:ascii="Calibri" w:hAnsi="Calibri" w:cs="Calibri"/>
                 <w:b/>
                 <w:bCs/>
-                <w:color w:val="2e74b5"/>
+                <w:color w:val="000000" w:themeColor="text1"/>
               </w:rPr>
             </w:pPr>
             <w:r>
@@ -129,7 +156,7 @@
                 <w:rFonts w:ascii="Calibri" w:hAnsi="Calibri" w:cs="Calibri"/>
                 <w:b/>
                 <w:bCs/>
-                <w:color w:val="2e74b5"/>
+                <w:color w:val="000000" w:themeColor="text1"/>
               </w:rPr>
               <w:t xml:space="preserve">Fecha:</w:t>
             </w:r>
@@ -138,7 +165,15 @@
                 <w:rFonts w:ascii="Calibri" w:hAnsi="Calibri" w:cs="Calibri"/>
                 <w:b/>
                 <w:bCs/>
-                <w:color w:val="2e74b5"/>
+                <w:color w:val="000000" w:themeColor="text1"/>
+              </w:rPr>
+            </w:r>
+            <w:r>
+              <w:rPr>
+                <w:rFonts w:ascii="Calibri" w:hAnsi="Calibri" w:cs="Calibri"/>
+                <w:b/>
+                <w:bCs/>
+                <w:color w:val="000000" w:themeColor="text1"/>
               </w:rPr>
             </w:r>
           </w:p>
@@ -154,31 +189,60 @@
           <w:p>
             <w:pPr>
               <w:pBdr/>
+              <w:tabs>
+                <w:tab w:val="center" w:leader="none" w:pos="2765"/>
+              </w:tabs>
               <w:spacing/>
               <w:ind w:firstLine="0"/>
               <w:rPr>
                 <w:rFonts w:ascii="Calibri" w:hAnsi="Calibri" w:cs="Calibri"/>
                 <w:b/>
                 <w:bCs/>
-                <w:color w:val="2e74b5"/>
-              </w:rPr>
+                <w:color w:val="000000" w:themeColor="text1"/>
+              </w:rPr>
+              <w:pPrChange w:author="shiro" w:date="2026-08-24T04:44:16Z" w:id="0" oouserid="shiro">
+                <w:pPr>
+                  <w:pBdr/>
+                  <w:spacing/>
+                  <w:ind w:firstLine="0"/>
+                </w:pPr>
+              </w:pPrChange>
             </w:pPr>
             <w:r>
               <w:rPr>
                 <w:rFonts w:ascii="Calibri" w:hAnsi="Calibri" w:cs="Calibri"/>
                 <w:b/>
                 <w:bCs/>
-                <w:color w:val="2e74b5"/>
+                <w:color w:val="000000" w:themeColor="text1"/>
                 <w:lang w:val="en-US"/>
               </w:rPr>
               <w:t xml:space="preserve">17-08-2026</w:t>
             </w:r>
+            <w:ins w:id="1" w:author="shiro" w:date="2026-08-24T04:44:16Z" oouserid="shiro">
+              <w:r>
+                <w:rPr>
+                  <w:rFonts w:ascii="Calibri" w:hAnsi="Calibri" w:cs="Calibri"/>
+                  <w:b/>
+                  <w:bCs/>
+                  <w:color w:val="000000" w:themeColor="text1"/>
+                </w:rPr>
+                <w:tab/>
+              </w:r>
+            </w:ins>
             <w:r>
               <w:rPr>
                 <w:rFonts w:ascii="Calibri" w:hAnsi="Calibri" w:cs="Calibri"/>
                 <w:b/>
                 <w:bCs/>
-                <w:color w:val="2e74b5"/>
+                <w:color w:val="000000" w:themeColor="text1"/>
+              </w:rPr>
+            </w:r>
+            <w:r>
+              <w:rPr>
+                <w:rFonts w:ascii="Calibri" w:hAnsi="Calibri" w:cs="Calibri"/>
+                <w:b/>
+                <w:bCs/>
+                <w:color w:val="000000" w:themeColor="text1"/>
               </w:rPr>
             </w:r>
           </w:p>
@@ -200,7 +264,7 @@
                 <w:rFonts w:ascii="Calibri" w:hAnsi="Calibri" w:cs="Calibri"/>
                 <w:b/>
                 <w:bCs/>
-                <w:color w:val="2e74b5"/>
+                <w:color w:val="000000" w:themeColor="text1"/>
               </w:rPr>
             </w:pPr>
             <w:r>
@@ -208,7 +272,7 @@
                 <w:rFonts w:ascii="Calibri" w:hAnsi="Calibri" w:cs="Calibri"/>
                 <w:b/>
                 <w:bCs/>
-                <w:color w:val="2e74b5"/>
+                <w:color w:val="000000" w:themeColor="text1"/>
               </w:rPr>
               <w:t xml:space="preserve">Inicio </w:t>
             </w:r>
@@ -217,7 +281,15 @@
                 <w:rFonts w:ascii="Calibri" w:hAnsi="Calibri" w:cs="Calibri"/>
                 <w:b/>
                 <w:bCs/>
-                <w:color w:val="2e74b5"/>
+                <w:color w:val="000000" w:themeColor="text1"/>
+              </w:rPr>
+            </w:r>
+            <w:r>
+              <w:rPr>
+                <w:rFonts w:ascii="Calibri" w:hAnsi="Calibri" w:cs="Calibri"/>
+                <w:b/>
+                <w:bCs/>
+                <w:color w:val="000000" w:themeColor="text1"/>
               </w:rPr>
             </w:r>
           </w:p>
@@ -240,6 +312,7 @@
                 <w:rFonts w:ascii="Calibri" w:hAnsi="Calibri" w:cs="Calibri"/>
                 <w:b/>
                 <w:bCs/>
+                <w:color w:val="000000" w:themeColor="text1"/>
               </w:rPr>
             </w:pPr>
             <w:r>
@@ -247,6 +320,7 @@
                 <w:rFonts w:ascii="Calibri" w:hAnsi="Calibri" w:cs="Calibri"/>
                 <w:b/>
                 <w:bCs/>
+                <w:color w:val="000000" w:themeColor="text1"/>
               </w:rPr>
             </w:r>
             <w:r>
@@ -254,6 +328,25 @@
                 <w:rFonts w:ascii="Calibri" w:hAnsi="Calibri" w:cs="Calibri"/>
                 <w:b/>
                 <w:bCs/>
+                <w:color w:val="000000" w:themeColor="text1"/>
+                <w:lang w:val="en-US"/>
+              </w:rPr>
+              <w:t xml:space="preserve">15:00</w:t>
+            </w:r>
+            <w:r>
+              <w:rPr>
+                <w:rFonts w:ascii="Calibri" w:hAnsi="Calibri" w:cs="Calibri"/>
+                <w:b/>
+                <w:bCs/>
+                <w:color w:val="000000" w:themeColor="text1"/>
+              </w:rPr>
+            </w:r>
+            <w:r>
+              <w:rPr>
+                <w:rFonts w:ascii="Calibri" w:hAnsi="Calibri" w:cs="Calibri"/>
+                <w:b/>
+                <w:bCs/>
+                <w:color w:val="000000" w:themeColor="text1"/>
               </w:rPr>
             </w:r>
           </w:p>
@@ -280,7 +373,7 @@
                 <w:rFonts w:ascii="Calibri" w:hAnsi="Calibri" w:cs="Calibri"/>
                 <w:b/>
                 <w:bCs/>
-                <w:color w:val="2e74b5"/>
+                <w:color w:val="000000" w:themeColor="text1"/>
               </w:rPr>
             </w:pPr>
             <w:r>
@@ -288,7 +381,7 @@
                 <w:rFonts w:ascii="Calibri" w:hAnsi="Calibri" w:cs="Calibri"/>
                 <w:b/>
                 <w:bCs/>
-                <w:color w:val="2e74b5"/>
+                <w:color w:val="000000" w:themeColor="text1"/>
               </w:rPr>
               <w:t xml:space="preserve">Lugar:</w:t>
             </w:r>
@@ -297,7 +390,15 @@
                 <w:rFonts w:ascii="Calibri" w:hAnsi="Calibri" w:cs="Calibri"/>
                 <w:b/>
                 <w:bCs/>
-                <w:color w:val="2e74b5"/>
+                <w:color w:val="000000" w:themeColor="text1"/>
+              </w:rPr>
+            </w:r>
+            <w:r>
+              <w:rPr>
+                <w:rFonts w:ascii="Calibri" w:hAnsi="Calibri" w:cs="Calibri"/>
+                <w:b/>
+                <w:bCs/>
+                <w:color w:val="000000" w:themeColor="text1"/>
               </w:rPr>
             </w:r>
           </w:p>
@@ -319,7 +420,7 @@
                 <w:rFonts w:ascii="Calibri" w:hAnsi="Calibri" w:cs="Calibri"/>
                 <w:b/>
                 <w:bCs/>
-                <w:color w:val="2e74b5"/>
+                <w:color w:val="000000" w:themeColor="text1"/>
               </w:rPr>
             </w:pPr>
             <w:r>
@@ -327,16 +428,25 @@
                 <w:rFonts w:ascii="Calibri" w:hAnsi="Calibri" w:cs="Calibri"/>
                 <w:b/>
                 <w:bCs/>
-                <w:color w:val="2e74b5"/>
+                <w:color w:val="000000" w:themeColor="text1"/>
                 <w:lang w:val="en-US"/>
               </w:rPr>
+              <w:t xml:space="preserve">Liceo Electrotecnia Ramon Barros Lucos| MackerSpace</w:t>
             </w:r>
             <w:r>
               <w:rPr>
                 <w:rFonts w:ascii="Calibri" w:hAnsi="Calibri" w:cs="Calibri"/>
                 <w:b/>
                 <w:bCs/>
-                <w:color w:val="2e74b5"/>
+                <w:color w:val="000000" w:themeColor="text1"/>
+              </w:rPr>
+            </w:r>
+            <w:r>
+              <w:rPr>
+                <w:rFonts w:ascii="Calibri" w:hAnsi="Calibri" w:cs="Calibri"/>
+                <w:b/>
+                <w:bCs/>
+                <w:color w:val="000000" w:themeColor="text1"/>
               </w:rPr>
             </w:r>
           </w:p>
@@ -358,7 +468,7 @@
                 <w:rFonts w:ascii="Calibri" w:hAnsi="Calibri" w:cs="Calibri"/>
                 <w:b/>
                 <w:bCs/>
-                <w:color w:val="2e74b5"/>
+                <w:color w:val="000000" w:themeColor="text1"/>
               </w:rPr>
             </w:pPr>
             <w:r>
@@ -366,7 +476,7 @@
                 <w:rFonts w:ascii="Calibri" w:hAnsi="Calibri" w:cs="Calibri"/>
                 <w:b/>
                 <w:bCs/>
-                <w:color w:val="2e74b5"/>
+                <w:color w:val="000000" w:themeColor="text1"/>
               </w:rPr>
               <w:t xml:space="preserve">Termino</w:t>
             </w:r>
@@ -375,7 +485,15 @@
                 <w:rFonts w:ascii="Calibri" w:hAnsi="Calibri" w:cs="Calibri"/>
                 <w:b/>
                 <w:bCs/>
-                <w:color w:val="2e74b5"/>
+                <w:color w:val="000000" w:themeColor="text1"/>
+              </w:rPr>
+            </w:r>
+            <w:r>
+              <w:rPr>
+                <w:rFonts w:ascii="Calibri" w:hAnsi="Calibri" w:cs="Calibri"/>
+                <w:b/>
+                <w:bCs/>
+                <w:color w:val="000000" w:themeColor="text1"/>
               </w:rPr>
             </w:r>
           </w:p>
@@ -398,6 +516,7 @@
                 <w:rFonts w:ascii="Calibri" w:hAnsi="Calibri" w:cs="Calibri"/>
                 <w:b/>
                 <w:bCs/>
+                <w:color w:val="000000" w:themeColor="text1"/>
               </w:rPr>
             </w:pPr>
             <w:r>
@@ -405,13 +524,25 @@
                 <w:rFonts w:ascii="Calibri" w:hAnsi="Calibri" w:cs="Calibri"/>
                 <w:b/>
                 <w:bCs/>
-              </w:rPr>
+                <w:color w:val="000000" w:themeColor="text1"/>
+                <w:lang w:val="en-US"/>
+              </w:rPr>
+              <w:t xml:space="preserve">16:00</w:t>
             </w:r>
             <w:r>
               <w:rPr>
                 <w:rFonts w:ascii="Calibri" w:hAnsi="Calibri" w:cs="Calibri"/>
                 <w:b/>
                 <w:bCs/>
+                <w:color w:val="000000" w:themeColor="text1"/>
+              </w:rPr>
+            </w:r>
+            <w:r>
+              <w:rPr>
+                <w:rFonts w:ascii="Calibri" w:hAnsi="Calibri" w:cs="Calibri"/>
+                <w:b/>
+                <w:bCs/>
+                <w:color w:val="000000" w:themeColor="text1"/>
               </w:rPr>
             </w:r>
           </w:p>
@@ -438,7 +569,7 @@
                 <w:rFonts w:ascii="Calibri" w:hAnsi="Calibri" w:cs="Calibri"/>
                 <w:b/>
                 <w:bCs/>
-                <w:color w:val="2e74b5"/>
+                <w:color w:val="000000" w:themeColor="text1"/>
               </w:rPr>
             </w:pPr>
             <w:r>
@@ -446,7 +577,7 @@
                 <w:rFonts w:ascii="Calibri" w:hAnsi="Calibri" w:cs="Calibri"/>
                 <w:b/>
                 <w:bCs/>
-                <w:color w:val="2e74b5"/>
+                <w:color w:val="000000" w:themeColor="text1"/>
               </w:rPr>
               <w:t xml:space="preserve">Tipo Reunión</w:t>
             </w:r>
@@ -455,7 +586,15 @@
                 <w:rFonts w:ascii="Calibri" w:hAnsi="Calibri" w:cs="Calibri"/>
                 <w:b/>
                 <w:bCs/>
-                <w:color w:val="2e74b5"/>
+                <w:color w:val="000000" w:themeColor="text1"/>
+              </w:rPr>
+            </w:r>
+            <w:r>
+              <w:rPr>
+                <w:rFonts w:ascii="Calibri" w:hAnsi="Calibri" w:cs="Calibri"/>
+                <w:b/>
+                <w:bCs/>
+                <w:color w:val="000000" w:themeColor="text1"/>
               </w:rPr>
             </w:r>
           </w:p>
@@ -476,7 +615,7 @@
                 <w:rFonts w:ascii="Calibri" w:hAnsi="Calibri" w:cs="Calibri"/>
                 <w:b/>
                 <w:bCs/>
-                <w:color w:val="2e74b5"/>
+                <w:color w:val="000000" w:themeColor="text1"/>
               </w:rPr>
             </w:pPr>
             <w:r>
@@ -484,7 +623,7 @@
                 <w:rFonts w:ascii="Calibri" w:hAnsi="Calibri" w:cs="Calibri"/>
                 <w:b/>
                 <w:bCs/>
-                <w:color w:val="2e74b5"/>
+                <w:color w:val="000000" w:themeColor="text1"/>
               </w:rPr>
               <w:t xml:space="preserve">Presencial Individual</w:t>
             </w:r>
@@ -493,7 +632,15 @@
                 <w:rFonts w:ascii="Calibri" w:hAnsi="Calibri" w:cs="Calibri"/>
                 <w:b/>
                 <w:bCs/>
-                <w:color w:val="2e74b5"/>
+                <w:color w:val="000000" w:themeColor="text1"/>
+              </w:rPr>
+            </w:r>
+            <w:r>
+              <w:rPr>
+                <w:rFonts w:ascii="Calibri" w:hAnsi="Calibri" w:cs="Calibri"/>
+                <w:b/>
+                <w:bCs/>
+                <w:color w:val="000000" w:themeColor="text1"/>
               </w:rPr>
             </w:r>
           </w:p>
@@ -514,7 +661,7 @@
                 <w:rFonts w:ascii="Calibri" w:hAnsi="Calibri" w:cs="Calibri"/>
                 <w:b/>
                 <w:bCs/>
-                <w:color w:val="2e74b5"/>
+                <w:color w:val="000000" w:themeColor="text1"/>
               </w:rPr>
             </w:pPr>
             <w:r>
@@ -522,15 +669,25 @@
                 <w:rFonts w:ascii="Calibri" w:hAnsi="Calibri" w:cs="Calibri"/>
                 <w:b/>
                 <w:bCs/>
-                <w:color w:val="2e74b5"/>
-              </w:rPr>
+                <w:color w:val="000000" w:themeColor="text1"/>
+                <w:lang w:val="en-US"/>
+              </w:rPr>
+              <w:t xml:space="preserve">X</w:t>
             </w:r>
             <w:r>
               <w:rPr>
                 <w:rFonts w:ascii="Calibri" w:hAnsi="Calibri" w:cs="Calibri"/>
                 <w:b/>
                 <w:bCs/>
-                <w:color w:val="2e74b5"/>
+                <w:color w:val="000000" w:themeColor="text1"/>
+              </w:rPr>
+            </w:r>
+            <w:r>
+              <w:rPr>
+                <w:rFonts w:ascii="Calibri" w:hAnsi="Calibri" w:cs="Calibri"/>
+                <w:b/>
+                <w:bCs/>
+                <w:color w:val="000000" w:themeColor="text1"/>
               </w:rPr>
             </w:r>
           </w:p>
@@ -552,7 +709,7 @@
                 <w:rFonts w:ascii="Calibri" w:hAnsi="Calibri" w:cs="Calibri"/>
                 <w:b/>
                 <w:bCs/>
-                <w:color w:val="2e74b5"/>
+                <w:color w:val="000000" w:themeColor="text1"/>
               </w:rPr>
             </w:pPr>
             <w:r>
@@ -560,7 +717,7 @@
                 <w:rFonts w:ascii="Calibri" w:hAnsi="Calibri" w:cs="Calibri"/>
                 <w:b/>
                 <w:bCs/>
-                <w:color w:val="2e74b5"/>
+                <w:color w:val="000000" w:themeColor="text1"/>
               </w:rPr>
               <w:t xml:space="preserve">Virtual</w:t>
             </w:r>
@@ -569,7 +726,15 @@
                 <w:rFonts w:ascii="Calibri" w:hAnsi="Calibri" w:cs="Calibri"/>
                 <w:b/>
                 <w:bCs/>
-                <w:color w:val="2e74b5"/>
+                <w:color w:val="000000" w:themeColor="text1"/>
+              </w:rPr>
+            </w:r>
+            <w:r>
+              <w:rPr>
+                <w:rFonts w:ascii="Calibri" w:hAnsi="Calibri" w:cs="Calibri"/>
+                <w:b/>
+                <w:bCs/>
+                <w:color w:val="000000" w:themeColor="text1"/>
               </w:rPr>
             </w:r>
           </w:p>
@@ -592,6 +757,7 @@
                 <w:rFonts w:ascii="Calibri" w:hAnsi="Calibri" w:cs="Calibri"/>
                 <w:b/>
                 <w:bCs/>
+                <w:color w:val="000000" w:themeColor="text1"/>
               </w:rPr>
             </w:pPr>
             <w:r>
@@ -599,6 +765,7 @@
                 <w:rFonts w:ascii="Calibri" w:hAnsi="Calibri" w:cs="Calibri"/>
                 <w:b/>
                 <w:bCs/>
+                <w:color w:val="000000" w:themeColor="text1"/>
               </w:rPr>
             </w:r>
             <w:r>
@@ -606,6 +773,15 @@
                 <w:rFonts w:ascii="Calibri" w:hAnsi="Calibri" w:cs="Calibri"/>
                 <w:b/>
                 <w:bCs/>
+                <w:color w:val="000000" w:themeColor="text1"/>
+              </w:rPr>
+            </w:r>
+            <w:r>
+              <w:rPr>
+                <w:rFonts w:ascii="Calibri" w:hAnsi="Calibri" w:cs="Calibri"/>
+                <w:b/>
+                <w:bCs/>
+                <w:color w:val="000000" w:themeColor="text1"/>
               </w:rPr>
             </w:r>
           </w:p>
@@ -632,7 +808,7 @@
                 <w:rFonts w:ascii="Calibri" w:hAnsi="Calibri" w:cs="Calibri"/>
                 <w:b/>
                 <w:bCs/>
-                <w:color w:val="2e74b5"/>
+                <w:color w:val="000000" w:themeColor="text1"/>
               </w:rPr>
             </w:pPr>
             <w:r>
@@ -640,7 +816,7 @@
                 <w:rFonts w:ascii="Calibri" w:hAnsi="Calibri" w:cs="Calibri"/>
                 <w:b/>
                 <w:bCs/>
-                <w:color w:val="2e74b5"/>
+                <w:color w:val="000000" w:themeColor="text1"/>
               </w:rPr>
               <w:t xml:space="preserve">N° 001</w:t>
             </w:r>
@@ -649,7 +825,15 @@
                 <w:rFonts w:ascii="Calibri" w:hAnsi="Calibri" w:cs="Calibri"/>
                 <w:b/>
                 <w:bCs/>
-                <w:color w:val="2e74b5"/>
+                <w:color w:val="000000" w:themeColor="text1"/>
+              </w:rPr>
+            </w:r>
+            <w:r>
+              <w:rPr>
+                <w:rFonts w:ascii="Calibri" w:hAnsi="Calibri" w:cs="Calibri"/>
+                <w:b/>
+                <w:bCs/>
+                <w:color w:val="000000" w:themeColor="text1"/>
               </w:rPr>
             </w:r>
           </w:p>
@@ -670,7 +854,7 @@
                 <w:rFonts w:ascii="Calibri" w:hAnsi="Calibri" w:cs="Calibri"/>
                 <w:b/>
                 <w:bCs/>
-                <w:color w:val="2e74b5"/>
+                <w:color w:val="000000" w:themeColor="text1"/>
               </w:rPr>
             </w:pPr>
             <w:r>
@@ -678,7 +862,7 @@
                 <w:rFonts w:ascii="Calibri" w:hAnsi="Calibri" w:cs="Calibri"/>
                 <w:b/>
                 <w:bCs/>
-                <w:color w:val="2e74b5"/>
+                <w:color w:val="000000" w:themeColor="text1"/>
               </w:rPr>
               <w:t xml:space="preserve">Grupal Presencial / NP</w:t>
             </w:r>
@@ -687,7 +871,15 @@
                 <w:rFonts w:ascii="Calibri" w:hAnsi="Calibri" w:cs="Calibri"/>
                 <w:b/>
                 <w:bCs/>
-                <w:color w:val="2e74b5"/>
+                <w:color w:val="000000" w:themeColor="text1"/>
+              </w:rPr>
+            </w:r>
+            <w:r>
+              <w:rPr>
+                <w:rFonts w:ascii="Calibri" w:hAnsi="Calibri" w:cs="Calibri"/>
+                <w:b/>
+                <w:bCs/>
+                <w:color w:val="000000" w:themeColor="text1"/>
               </w:rPr>
             </w:r>
           </w:p>
@@ -704,11 +896,12 @@
               <w:pBdr/>
               <w:spacing/>
               <w:ind/>
+              <w:jc w:val="center"/>
               <w:rPr>
                 <w:rFonts w:ascii="Calibri" w:hAnsi="Calibri" w:cs="Calibri"/>
                 <w:b/>
                 <w:bCs/>
-                <w:color w:val="2e74b5"/>
+                <w:color w:val="000000" w:themeColor="text1"/>
               </w:rPr>
             </w:pPr>
             <w:r>
@@ -716,15 +909,25 @@
                 <w:rFonts w:ascii="Calibri" w:hAnsi="Calibri" w:cs="Calibri"/>
                 <w:b/>
                 <w:bCs/>
-                <w:color w:val="2e74b5"/>
-              </w:rPr>
+                <w:color w:val="000000" w:themeColor="text1"/>
+                <w:lang w:val="en-US"/>
+              </w:rPr>
+              <w:t xml:space="preserve">X</w:t>
             </w:r>
             <w:r>
               <w:rPr>
                 <w:rFonts w:ascii="Calibri" w:hAnsi="Calibri" w:cs="Calibri"/>
                 <w:b/>
                 <w:bCs/>
-                <w:color w:val="2e74b5"/>
+                <w:color w:val="000000" w:themeColor="text1"/>
+              </w:rPr>
+            </w:r>
+            <w:r>
+              <w:rPr>
+                <w:rFonts w:ascii="Calibri" w:hAnsi="Calibri" w:cs="Calibri"/>
+                <w:b/>
+                <w:bCs/>
+                <w:color w:val="000000" w:themeColor="text1"/>
               </w:rPr>
             </w:r>
           </w:p>
@@ -746,7 +949,7 @@
                 <w:rFonts w:ascii="Calibri" w:hAnsi="Calibri" w:cs="Calibri"/>
                 <w:b/>
                 <w:bCs/>
-                <w:color w:val="2e74b5"/>
+                <w:color w:val="000000" w:themeColor="text1"/>
               </w:rPr>
             </w:pPr>
             <w:r>
@@ -754,7 +957,7 @@
                 <w:rFonts w:ascii="Calibri" w:hAnsi="Calibri" w:cs="Calibri"/>
                 <w:b/>
                 <w:bCs/>
-                <w:color w:val="2e74b5"/>
+                <w:color w:val="000000" w:themeColor="text1"/>
               </w:rPr>
               <w:t xml:space="preserve">Virtual</w:t>
             </w:r>
@@ -763,7 +966,15 @@
                 <w:rFonts w:ascii="Calibri" w:hAnsi="Calibri" w:cs="Calibri"/>
                 <w:b/>
                 <w:bCs/>
-                <w:color w:val="2e74b5"/>
+                <w:color w:val="000000" w:themeColor="text1"/>
+              </w:rPr>
+            </w:r>
+            <w:r>
+              <w:rPr>
+                <w:rFonts w:ascii="Calibri" w:hAnsi="Calibri" w:cs="Calibri"/>
+                <w:b/>
+                <w:bCs/>
+                <w:color w:val="000000" w:themeColor="text1"/>
               </w:rPr>
             </w:r>
           </w:p>
@@ -786,6 +997,7 @@
                 <w:rFonts w:ascii="Calibri" w:hAnsi="Calibri" w:cs="Calibri"/>
                 <w:b/>
                 <w:bCs/>
+                <w:color w:val="000000" w:themeColor="text1"/>
               </w:rPr>
             </w:pPr>
             <w:r>
@@ -793,6 +1005,7 @@
                 <w:rFonts w:ascii="Calibri" w:hAnsi="Calibri" w:cs="Calibri"/>
                 <w:b/>
                 <w:bCs/>
+                <w:color w:val="000000" w:themeColor="text1"/>
               </w:rPr>
             </w:r>
             <w:r>
@@ -800,6 +1013,15 @@
                 <w:rFonts w:ascii="Calibri" w:hAnsi="Calibri" w:cs="Calibri"/>
                 <w:b/>
                 <w:bCs/>
+                <w:color w:val="000000" w:themeColor="text1"/>
+              </w:rPr>
+            </w:r>
+            <w:r>
+              <w:rPr>
+                <w:rFonts w:ascii="Calibri" w:hAnsi="Calibri" w:cs="Calibri"/>
+                <w:b/>
+                <w:bCs/>
+                <w:color w:val="000000" w:themeColor="text1"/>
               </w:rPr>
             </w:r>
           </w:p>
@@ -814,19 +1036,25 @@
         <w:jc w:val="center"/>
         <w:rPr>
           <w:rFonts w:ascii="Calibri" w:hAnsi="Calibri" w:cs="Calibri"/>
-          <w:color w:val="000000"/>
+          <w:color w:val="000000" w:themeColor="text1"/>
         </w:rPr>
       </w:pPr>
       <w:r>
         <w:rPr>
           <w:rFonts w:ascii="Calibri" w:hAnsi="Calibri" w:cs="Calibri"/>
-          <w:color w:val="000000"/>
+          <w:color w:val="000000" w:themeColor="text1"/>
         </w:rPr>
       </w:r>
       <w:r>
         <w:rPr>
           <w:rFonts w:ascii="Calibri" w:hAnsi="Calibri" w:cs="Calibri"/>
-          <w:color w:val="000000"/>
+          <w:color w:val="000000" w:themeColor="text1"/>
+        </w:rPr>
+      </w:r>
+      <w:r>
+        <w:rPr>
+          <w:rFonts w:ascii="Calibri" w:hAnsi="Calibri" w:cs="Calibri"/>
+          <w:color w:val="000000" w:themeColor="text1"/>
         </w:rPr>
       </w:r>
     </w:p>
@@ -874,7 +1102,7 @@
                 <w:rFonts w:ascii="Calibri" w:hAnsi="Calibri" w:cs="Calibri"/>
                 <w:b/>
                 <w:bCs/>
-                <w:color w:val="2e74b5"/>
+                <w:color w:val="000000" w:themeColor="text1"/>
               </w:rPr>
             </w:pPr>
             <w:r>
@@ -882,7 +1110,7 @@
                 <w:rFonts w:ascii="Calibri" w:hAnsi="Calibri" w:cs="Calibri"/>
                 <w:b/>
                 <w:bCs/>
-                <w:color w:val="2e74b5"/>
+                <w:color w:val="000000" w:themeColor="text1"/>
               </w:rPr>
               <w:t xml:space="preserve">Participantes</w:t>
             </w:r>
@@ -891,7 +1119,15 @@
                 <w:rFonts w:ascii="Calibri" w:hAnsi="Calibri" w:cs="Calibri"/>
                 <w:b/>
                 <w:bCs/>
-                <w:color w:val="2e74b5"/>
+                <w:color w:val="000000" w:themeColor="text1"/>
+              </w:rPr>
+            </w:r>
+            <w:r>
+              <w:rPr>
+                <w:rFonts w:ascii="Calibri" w:hAnsi="Calibri" w:cs="Calibri"/>
+                <w:b/>
+                <w:bCs/>
+                <w:color w:val="000000" w:themeColor="text1"/>
               </w:rPr>
             </w:r>
           </w:p>
@@ -913,7 +1149,7 @@
                 <w:rFonts w:ascii="Calibri" w:hAnsi="Calibri" w:cs="Calibri"/>
                 <w:b/>
                 <w:bCs/>
-                <w:color w:val="2e74b5"/>
+                <w:color w:val="000000" w:themeColor="text1"/>
               </w:rPr>
             </w:pPr>
             <w:r>
@@ -921,7 +1157,7 @@
                 <w:rFonts w:ascii="Calibri" w:hAnsi="Calibri" w:cs="Calibri"/>
                 <w:b/>
                 <w:bCs/>
-                <w:color w:val="2e74b5"/>
+                <w:color w:val="000000" w:themeColor="text1"/>
               </w:rPr>
               <w:t xml:space="preserve">Funciones</w:t>
             </w:r>
@@ -930,7 +1166,15 @@
                 <w:rFonts w:ascii="Calibri" w:hAnsi="Calibri" w:cs="Calibri"/>
                 <w:b/>
                 <w:bCs/>
-                <w:color w:val="2e74b5"/>
+                <w:color w:val="000000" w:themeColor="text1"/>
+              </w:rPr>
+            </w:r>
+            <w:r>
+              <w:rPr>
+                <w:rFonts w:ascii="Calibri" w:hAnsi="Calibri" w:cs="Calibri"/>
+                <w:b/>
+                <w:bCs/>
+                <w:color w:val="000000" w:themeColor="text1"/>
               </w:rPr>
             </w:r>
           </w:p>
@@ -957,6 +1201,7 @@
                 <w:rFonts w:ascii="Calibri" w:hAnsi="Calibri" w:cs="Calibri"/>
                 <w:b/>
                 <w:bCs/>
+                <w:color w:val="000000" w:themeColor="text1"/>
               </w:rPr>
             </w:pPr>
             <w:r>
@@ -964,6 +1209,7 @@
                 <w:rFonts w:ascii="Calibri" w:hAnsi="Calibri" w:cs="Calibri"/>
                 <w:b/>
                 <w:bCs/>
+                <w:color w:val="000000" w:themeColor="text1"/>
                 <w:lang w:val="en-US"/>
               </w:rPr>
               <w:t xml:space="preserve">Alonso Alfaro</w:t>
@@ -973,6 +1219,15 @@
                 <w:rFonts w:ascii="Calibri" w:hAnsi="Calibri" w:cs="Calibri"/>
                 <w:b/>
                 <w:bCs/>
+                <w:color w:val="000000" w:themeColor="text1"/>
+              </w:rPr>
+            </w:r>
+            <w:r>
+              <w:rPr>
+                <w:rFonts w:ascii="Calibri" w:hAnsi="Calibri" w:cs="Calibri"/>
+                <w:b/>
+                <w:bCs/>
+                <w:color w:val="000000" w:themeColor="text1"/>
               </w:rPr>
             </w:r>
           </w:p>
@@ -993,18 +1248,30 @@
               <w:rPr>
                 <w:rFonts w:ascii="Calibri" w:hAnsi="Calibri" w:cs="Calibri"/>
                 <w:bCs/>
+                <w:color w:val="000000" w:themeColor="text1"/>
               </w:rPr>
             </w:pPr>
             <w:r>
               <w:rPr>
                 <w:rFonts w:ascii="Calibri" w:hAnsi="Calibri" w:cs="Calibri"/>
                 <w:bCs/>
-              </w:rPr>
+                <w:color w:val="000000" w:themeColor="text1"/>
+                <w:lang w:val="en-US"/>
+              </w:rPr>
+              <w:t xml:space="preserve">Jefe de proyecto, Jefe en electronica y base de datos</w:t>
             </w:r>
             <w:r>
               <w:rPr>
                 <w:rFonts w:ascii="Calibri" w:hAnsi="Calibri" w:cs="Calibri"/>
                 <w:bCs/>
+                <w:color w:val="000000" w:themeColor="text1"/>
+              </w:rPr>
+            </w:r>
+            <w:r>
+              <w:rPr>
+                <w:rFonts w:ascii="Calibri" w:hAnsi="Calibri" w:cs="Calibri"/>
+                <w:bCs/>
+                <w:color w:val="000000" w:themeColor="text1"/>
               </w:rPr>
             </w:r>
           </w:p>
@@ -1031,6 +1298,7 @@
                 <w:rFonts w:ascii="Calibri" w:hAnsi="Calibri" w:cs="Calibri"/>
                 <w:b/>
                 <w:bCs/>
+                <w:color w:val="000000" w:themeColor="text1"/>
               </w:rPr>
             </w:pPr>
             <w:r>
@@ -1038,6 +1306,7 @@
                 <w:rFonts w:ascii="Calibri" w:hAnsi="Calibri" w:cs="Calibri"/>
                 <w:b/>
                 <w:bCs/>
+                <w:color w:val="000000" w:themeColor="text1"/>
                 <w:lang w:val="en-US"/>
               </w:rPr>
               <w:t xml:space="preserve">Esteban Bracamonte</w:t>
@@ -1047,6 +1316,15 @@
                 <w:rFonts w:ascii="Calibri" w:hAnsi="Calibri" w:cs="Calibri"/>
                 <w:b/>
                 <w:bCs/>
+                <w:color w:val="000000" w:themeColor="text1"/>
+              </w:rPr>
+            </w:r>
+            <w:r>
+              <w:rPr>
+                <w:rFonts w:ascii="Calibri" w:hAnsi="Calibri" w:cs="Calibri"/>
+                <w:b/>
+                <w:bCs/>
+                <w:color w:val="000000" w:themeColor="text1"/>
               </w:rPr>
             </w:r>
           </w:p>
@@ -1062,23 +1340,46 @@
           <w:p>
             <w:pPr>
               <w:pBdr/>
+              <w:tabs>
+                <w:tab w:val="center" w:leader="none" w:pos="3991"/>
+              </w:tabs>
               <w:spacing/>
               <w:ind/>
               <w:rPr>
                 <w:rFonts w:ascii="Calibri" w:hAnsi="Calibri" w:cs="Calibri"/>
                 <w:bCs/>
+                <w:color w:val="000000" w:themeColor="text1"/>
               </w:rPr>
             </w:pPr>
             <w:r>
               <w:rPr>
                 <w:rFonts w:ascii="Calibri" w:hAnsi="Calibri" w:cs="Calibri"/>
                 <w:bCs/>
-              </w:rPr>
+                <w:color w:val="000000" w:themeColor="text1"/>
+                <w:lang w:val="en-US"/>
+              </w:rPr>
+              <w:t xml:space="preserve">Programador en Jefe, Diseñador principal</w:t>
             </w:r>
             <w:r>
               <w:rPr>
                 <w:rFonts w:ascii="Calibri" w:hAnsi="Calibri" w:cs="Calibri"/>
                 <w:bCs/>
+                <w:color w:val="000000" w:themeColor="text1"/>
+              </w:rPr>
+              <w:tab/>
+            </w:r>
+            <w:r>
+              <w:rPr>
+                <w:rFonts w:ascii="Calibri" w:hAnsi="Calibri" w:cs="Calibri"/>
+                <w:bCs/>
+                <w:color w:val="000000" w:themeColor="text1"/>
+              </w:rPr>
+            </w:r>
+            <w:r>
+              <w:rPr>
+                <w:rFonts w:ascii="Calibri" w:hAnsi="Calibri" w:cs="Calibri"/>
+                <w:bCs/>
+                <w:color w:val="000000" w:themeColor="text1"/>
               </w:rPr>
             </w:r>
           </w:p>
@@ -1105,6 +1406,7 @@
                 <w:rFonts w:ascii="Calibri" w:hAnsi="Calibri" w:cs="Calibri"/>
                 <w:b/>
                 <w:bCs/>
+                <w:color w:val="000000" w:themeColor="text1"/>
               </w:rPr>
             </w:pPr>
             <w:r>
@@ -1112,6 +1414,7 @@
                 <w:rFonts w:ascii="Calibri" w:hAnsi="Calibri" w:cs="Calibri"/>
                 <w:b/>
                 <w:bCs/>
+                <w:color w:val="000000" w:themeColor="text1"/>
                 <w:lang w:val="en-US"/>
               </w:rPr>
               <w:t xml:space="preserve">Empleador</w:t>
@@ -1121,6 +1424,15 @@
                 <w:rFonts w:ascii="Calibri" w:hAnsi="Calibri" w:cs="Calibri"/>
                 <w:b/>
                 <w:bCs/>
+                <w:color w:val="000000" w:themeColor="text1"/>
+              </w:rPr>
+            </w:r>
+            <w:r>
+              <w:rPr>
+                <w:rFonts w:ascii="Calibri" w:hAnsi="Calibri" w:cs="Calibri"/>
+                <w:b/>
+                <w:bCs/>
+                <w:color w:val="000000" w:themeColor="text1"/>
               </w:rPr>
             </w:r>
           </w:p>
@@ -1141,19 +1453,35 @@
               <w:rPr>
                 <w:rFonts w:ascii="Calibri" w:hAnsi="Calibri" w:cs="Calibri"/>
                 <w:bCs/>
+                <w:color w:val="000000" w:themeColor="text1"/>
               </w:rPr>
             </w:pPr>
             <w:r>
               <w:rPr>
                 <w:rFonts w:ascii="Calibri" w:hAnsi="Calibri" w:cs="Calibri"/>
                 <w:bCs/>
+                <w:color w:val="000000" w:themeColor="text1"/>
               </w:rPr>
             </w:r>
             <w:r>
               <w:rPr>
                 <w:rFonts w:ascii="Calibri" w:hAnsi="Calibri" w:cs="Calibri"/>
                 <w:bCs/>
-              </w:rPr>
+                <w:color w:val="000000" w:themeColor="text1"/>
+              </w:rPr>
+            </w:r>
+            <w:r>
+              <w:rPr>
+                <w:rFonts w:ascii="Calibri" w:hAnsi="Calibri" w:cs="Calibri"/>
+                <w:bCs/>
+                <w:color w:val="000000" w:themeColor="text1"/>
+              </w:rPr>
+            </w:r>
+            <w:r>
+              <w:rPr>
+                <w:rFonts w:ascii="Calibri" w:hAnsi="Calibri"/>
+              </w:rPr>
+              <w:t>Representante de Sofofa, entrega la informacion del problema y evalua la viabilidad del proyecto</w:t>
             </w:r>
           </w:p>
         </w:tc>
@@ -1179,6 +1507,7 @@
                 <w:rFonts w:ascii="Calibri" w:hAnsi="Calibri" w:cs="Calibri"/>
                 <w:b/>
                 <w:bCs/>
+                <w:color w:val="000000" w:themeColor="text1"/>
               </w:rPr>
             </w:pPr>
             <w:r>
@@ -1186,6 +1515,7 @@
                 <w:rFonts w:ascii="Calibri" w:hAnsi="Calibri" w:cs="Calibri"/>
                 <w:b/>
                 <w:bCs/>
+                <w:color w:val="000000" w:themeColor="text1"/>
               </w:rPr>
             </w:r>
             <w:r>
@@ -1193,6 +1523,15 @@
                 <w:rFonts w:ascii="Calibri" w:hAnsi="Calibri" w:cs="Calibri"/>
                 <w:b/>
                 <w:bCs/>
+                <w:color w:val="000000" w:themeColor="text1"/>
+              </w:rPr>
+            </w:r>
+            <w:r>
+              <w:rPr>
+                <w:rFonts w:ascii="Calibri" w:hAnsi="Calibri" w:cs="Calibri"/>
+                <w:b/>
+                <w:bCs/>
+                <w:color w:val="000000" w:themeColor="text1"/>
               </w:rPr>
             </w:r>
           </w:p>
@@ -1213,18 +1552,28 @@
               <w:rPr>
                 <w:rFonts w:ascii="Calibri" w:hAnsi="Calibri" w:cs="Calibri"/>
                 <w:bCs/>
+                <w:color w:val="000000" w:themeColor="text1"/>
               </w:rPr>
             </w:pPr>
             <w:r>
               <w:rPr>
                 <w:rFonts w:ascii="Calibri" w:hAnsi="Calibri" w:cs="Calibri"/>
                 <w:bCs/>
+                <w:color w:val="000000" w:themeColor="text1"/>
               </w:rPr>
             </w:r>
             <w:r>
               <w:rPr>
                 <w:rFonts w:ascii="Calibri" w:hAnsi="Calibri" w:cs="Calibri"/>
                 <w:bCs/>
+                <w:color w:val="000000" w:themeColor="text1"/>
+              </w:rPr>
+            </w:r>
+            <w:r>
+              <w:rPr>
+                <w:rFonts w:ascii="Calibri" w:hAnsi="Calibri" w:cs="Calibri"/>
+                <w:bCs/>
+                <w:color w:val="000000" w:themeColor="text1"/>
               </w:rPr>
             </w:r>
           </w:p>
@@ -1251,6 +1600,7 @@
                 <w:rFonts w:ascii="Calibri" w:hAnsi="Calibri" w:cs="Calibri"/>
                 <w:b/>
                 <w:bCs/>
+                <w:color w:val="000000" w:themeColor="text1"/>
               </w:rPr>
             </w:pPr>
             <w:r>
@@ -1258,6 +1608,7 @@
                 <w:rFonts w:ascii="Calibri" w:hAnsi="Calibri" w:cs="Calibri"/>
                 <w:b/>
                 <w:bCs/>
+                <w:color w:val="000000" w:themeColor="text1"/>
               </w:rPr>
             </w:r>
             <w:r>
@@ -1265,6 +1616,15 @@
                 <w:rFonts w:ascii="Calibri" w:hAnsi="Calibri" w:cs="Calibri"/>
                 <w:b/>
                 <w:bCs/>
+                <w:color w:val="000000" w:themeColor="text1"/>
+              </w:rPr>
+            </w:r>
+            <w:r>
+              <w:rPr>
+                <w:rFonts w:ascii="Calibri" w:hAnsi="Calibri" w:cs="Calibri"/>
+                <w:b/>
+                <w:bCs/>
+                <w:color w:val="000000" w:themeColor="text1"/>
               </w:rPr>
             </w:r>
           </w:p>
@@ -1284,16 +1644,25 @@
               <w:ind/>
               <w:rPr>
                 <w:rFonts w:ascii="Calibri" w:hAnsi="Calibri" w:cs="Calibri"/>
+                <w:color w:val="000000" w:themeColor="text1"/>
               </w:rPr>
             </w:pPr>
             <w:r>
               <w:rPr>
                 <w:rFonts w:ascii="Calibri" w:hAnsi="Calibri" w:cs="Calibri"/>
+                <w:color w:val="000000" w:themeColor="text1"/>
               </w:rPr>
             </w:r>
             <w:r>
               <w:rPr>
                 <w:rFonts w:ascii="Calibri" w:hAnsi="Calibri" w:cs="Calibri"/>
+                <w:color w:val="000000" w:themeColor="text1"/>
+              </w:rPr>
+            </w:r>
+            <w:r>
+              <w:rPr>
+                <w:rFonts w:ascii="Calibri" w:hAnsi="Calibri" w:cs="Calibri"/>
+                <w:color w:val="000000" w:themeColor="text1"/>
               </w:rPr>
             </w:r>
           </w:p>
@@ -1307,16 +1676,25 @@
         <w:ind/>
         <w:rPr>
           <w:rFonts w:ascii="Calibri" w:hAnsi="Calibri" w:cs="Calibri"/>
+          <w:color w:val="000000" w:themeColor="text1"/>
         </w:rPr>
       </w:pPr>
       <w:r>
         <w:rPr>
           <w:rFonts w:ascii="Calibri" w:hAnsi="Calibri" w:cs="Calibri"/>
+          <w:color w:val="000000" w:themeColor="text1"/>
         </w:rPr>
       </w:r>
       <w:r>
         <w:rPr>
           <w:rFonts w:ascii="Calibri" w:hAnsi="Calibri" w:cs="Calibri"/>
+          <w:color w:val="000000" w:themeColor="text1"/>
+        </w:rPr>
+      </w:r>
+      <w:r>
+        <w:rPr>
+          <w:rFonts w:ascii="Calibri" w:hAnsi="Calibri" w:cs="Calibri"/>
+          <w:color w:val="000000" w:themeColor="text1"/>
         </w:rPr>
       </w:r>
     </w:p>
@@ -1333,16 +1711,15 @@
         <w:rPr>
           <w:rFonts w:ascii="Calibri" w:hAnsi="Calibri" w:cs="Calibri"/>
           <w:b/>
-          <w:color w:val="2e74b5"/>
+          <w:color w:val="000000" w:themeColor="text1"/>
           <w:spacing w:val="20"/>
-          <w:lang w:val="es-ES_tradnl"/>
         </w:rPr>
       </w:pPr>
       <w:r>
         <w:rPr>
           <w:rFonts w:ascii="Calibri" w:hAnsi="Calibri" w:cs="Calibri"/>
           <w:b/>
-          <w:color w:val="2e74b5"/>
+          <w:color w:val="000000" w:themeColor="text1"/>
           <w:spacing w:val="20"/>
           <w:lang w:val="es-ES_tradnl"/>
         </w:rPr>
@@ -1352,9 +1729,17 @@
         <w:rPr>
           <w:rFonts w:ascii="Calibri" w:hAnsi="Calibri" w:cs="Calibri"/>
           <w:b/>
-          <w:color w:val="2e74b5"/>
+          <w:color w:val="000000" w:themeColor="text1"/>
           <w:spacing w:val="20"/>
           <w:lang w:val="es-ES_tradnl"/>
+        </w:rPr>
+      </w:r>
+      <w:r>
+        <w:rPr>
+          <w:rFonts w:ascii="Calibri" w:hAnsi="Calibri" w:cs="Calibri"/>
+          <w:b/>
+          <w:color w:val="000000" w:themeColor="text1"/>
+          <w:spacing w:val="20"/>
         </w:rPr>
       </w:r>
     </w:p>
@@ -1402,14 +1787,14 @@
               <w:rPr>
                 <w:rFonts w:ascii="Calibri" w:hAnsi="Calibri" w:cs="Calibri"/>
                 <w:b/>
-                <w:color w:val="2e74b5"/>
+                <w:color w:val="000000" w:themeColor="text1"/>
               </w:rPr>
             </w:pPr>
             <w:r>
               <w:rPr>
                 <w:rFonts w:ascii="Calibri" w:hAnsi="Calibri" w:cs="Calibri"/>
                 <w:b/>
-                <w:color w:val="2e74b5"/>
+                <w:color w:val="000000" w:themeColor="text1"/>
                 <w:spacing w:val="20"/>
                 <w:lang w:val="es-ES_tradnl"/>
               </w:rPr>
@@ -1419,7 +1804,7 @@
               <w:rPr>
                 <w:rFonts w:ascii="Calibri" w:hAnsi="Calibri" w:cs="Calibri"/>
                 <w:b/>
-                <w:color w:val="2e74b5"/>
+                <w:color w:val="000000" w:themeColor="text1"/>
               </w:rPr>
               <w:t xml:space="preserve">Nº</w:t>
             </w:r>
@@ -1427,7 +1812,14 @@
               <w:rPr>
                 <w:rFonts w:ascii="Calibri" w:hAnsi="Calibri" w:cs="Calibri"/>
                 <w:b/>
-                <w:color w:val="2e74b5"/>
+                <w:color w:val="000000" w:themeColor="text1"/>
+              </w:rPr>
+            </w:r>
+            <w:r>
+              <w:rPr>
+                <w:rFonts w:ascii="Calibri" w:hAnsi="Calibri" w:cs="Calibri"/>
+                <w:b/>
+                <w:color w:val="000000" w:themeColor="text1"/>
               </w:rPr>
             </w:r>
           </w:p>
@@ -1449,7 +1841,7 @@
                 <w:rFonts w:ascii="Calibri" w:hAnsi="Calibri" w:cs="Calibri"/>
                 <w:b/>
                 <w:bCs/>
-                <w:color w:val="2e74b5"/>
+                <w:color w:val="000000" w:themeColor="text1"/>
               </w:rPr>
             </w:pPr>
             <w:r>
@@ -1457,7 +1849,7 @@
                 <w:rFonts w:ascii="Calibri" w:hAnsi="Calibri" w:cs="Calibri"/>
                 <w:b/>
                 <w:bCs/>
-                <w:color w:val="2e74b5"/>
+                <w:color w:val="000000" w:themeColor="text1"/>
               </w:rPr>
               <w:t xml:space="preserve">Tema</w:t>
             </w:r>
@@ -1466,7 +1858,15 @@
                 <w:rFonts w:ascii="Calibri" w:hAnsi="Calibri" w:cs="Calibri"/>
                 <w:b/>
                 <w:bCs/>
-                <w:color w:val="2e74b5"/>
+                <w:color w:val="000000" w:themeColor="text1"/>
+              </w:rPr>
+            </w:r>
+            <w:r>
+              <w:rPr>
+                <w:rFonts w:ascii="Calibri" w:hAnsi="Calibri" w:cs="Calibri"/>
+                <w:b/>
+                <w:bCs/>
+                <w:color w:val="000000" w:themeColor="text1"/>
               </w:rPr>
             </w:r>
           </w:p>
@@ -1492,20 +1892,26 @@
               <w:jc w:val="center"/>
               <w:rPr>
                 <w:rFonts w:ascii="Calibri" w:hAnsi="Calibri" w:cs="Calibri"/>
-                <w:color w:val="2e74b5"/>
+                <w:color w:val="000000" w:themeColor="text1"/>
               </w:rPr>
             </w:pPr>
             <w:r>
               <w:rPr>
                 <w:rFonts w:ascii="Calibri" w:hAnsi="Calibri" w:cs="Calibri"/>
-                <w:color w:val="2e74b5"/>
+                <w:color w:val="000000" w:themeColor="text1"/>
               </w:rPr>
               <w:t xml:space="preserve">1</w:t>
             </w:r>
             <w:r>
               <w:rPr>
                 <w:rFonts w:ascii="Calibri" w:hAnsi="Calibri" w:cs="Calibri"/>
-                <w:color w:val="2e74b5"/>
+                <w:color w:val="000000" w:themeColor="text1"/>
+              </w:rPr>
+            </w:r>
+            <w:r>
+              <w:rPr>
+                <w:rFonts w:ascii="Calibri" w:hAnsi="Calibri" w:cs="Calibri"/>
+                <w:color w:val="000000" w:themeColor="text1"/>
               </w:rPr>
             </w:r>
           </w:p>
@@ -1526,15 +1932,14 @@
               <w:rPr>
                 <w:rFonts w:ascii="Calibri" w:hAnsi="Calibri" w:cs="Calibri"/>
                 <w:bCs/>
-                <w:color w:val="2e74b5"/>
-                <w:lang w:val="es-CL"/>
+                <w:color w:val="000000" w:themeColor="text1"/>
               </w:rPr>
             </w:pPr>
             <w:r>
               <w:rPr>
                 <w:rFonts w:ascii="Calibri" w:hAnsi="Calibri" w:cs="Calibri"/>
                 <w:bCs/>
-                <w:color w:val="ff0000"/>
+                <w:color w:val="000000" w:themeColor="text1"/>
                 <w:lang w:val="en-US"/>
               </w:rPr>
               <w:t xml:space="preserve">Propuesta y viabilidad del proyecto</w:t>
@@ -1543,8 +1948,15 @@
               <w:rPr>
                 <w:rFonts w:ascii="Calibri" w:hAnsi="Calibri" w:cs="Calibri"/>
                 <w:bCs/>
-                <w:color w:val="2e74b5"/>
+                <w:color w:val="000000" w:themeColor="text1"/>
                 <w:lang w:val="es-CL"/>
+              </w:rPr>
+            </w:r>
+            <w:r>
+              <w:rPr>
+                <w:rFonts w:ascii="Calibri" w:hAnsi="Calibri" w:cs="Calibri"/>
+                <w:bCs/>
+                <w:color w:val="000000" w:themeColor="text1"/>
               </w:rPr>
             </w:r>
           </w:p>
@@ -1559,49 +1971,59 @@
         <w:jc w:val="both"/>
         <w:rPr>
           <w:rFonts w:ascii="Calibri" w:hAnsi="Calibri" w:eastAsia="MS Mincho" w:cs="Calibri"/>
-          <w:color w:val="000000"/>
-          <w:lang w:eastAsia="ja-JP"/>
+          <w:color w:val="000000" w:themeColor="text1"/>
         </w:rPr>
       </w:pPr>
       <w:r>
         <w:rPr>
           <w:rFonts w:ascii="Calibri" w:hAnsi="Calibri" w:eastAsia="MS Mincho" w:cs="Calibri"/>
-          <w:color w:val="000000"/>
+          <w:color w:val="000000" w:themeColor="text1"/>
           <w:lang w:eastAsia="ja-JP"/>
         </w:rPr>
       </w:r>
       <w:r>
         <w:rPr>
           <w:rFonts w:ascii="Calibri" w:hAnsi="Calibri" w:eastAsia="MS Mincho" w:cs="Calibri"/>
-          <w:color w:val="000000"/>
-          <w:lang w:eastAsia="ja-JP"/>
-        </w:rPr>
-      </w:r>
-    </w:p>
-    <w:p>
-      <w:pPr>
-        <w:pBdr/>
-        <w:spacing/>
-        <w:ind/>
-        <w:jc w:val="both"/>
-        <w:rPr>
-          <w:rFonts w:ascii="Calibri" w:hAnsi="Calibri" w:eastAsia="MS Mincho" w:cs="Calibri"/>
-          <w:color w:val="2e74b5"/>
-          <w:lang w:eastAsia="ja-JP"/>
-        </w:rPr>
-      </w:pPr>
-      <w:r>
-        <w:rPr>
-          <w:rFonts w:ascii="Calibri" w:hAnsi="Calibri" w:eastAsia="MS Mincho" w:cs="Calibri"/>
-          <w:color w:val="2e74b5"/>
+          <w:color w:val="000000" w:themeColor="text1"/>
           <w:lang w:eastAsia="ja-JP"/>
         </w:rPr>
       </w:r>
       <w:r>
         <w:rPr>
           <w:rFonts w:ascii="Calibri" w:hAnsi="Calibri" w:eastAsia="MS Mincho" w:cs="Calibri"/>
-          <w:color w:val="2e74b5"/>
+          <w:color w:val="000000" w:themeColor="text1"/>
+        </w:rPr>
+      </w:r>
+    </w:p>
+    <w:p>
+      <w:pPr>
+        <w:pBdr/>
+        <w:spacing/>
+        <w:ind/>
+        <w:jc w:val="both"/>
+        <w:rPr>
+          <w:rFonts w:ascii="Calibri" w:hAnsi="Calibri" w:eastAsia="MS Mincho" w:cs="Calibri"/>
+          <w:color w:val="000000" w:themeColor="text1"/>
+        </w:rPr>
+      </w:pPr>
+      <w:r>
+        <w:rPr>
+          <w:rFonts w:ascii="Calibri" w:hAnsi="Calibri" w:eastAsia="MS Mincho" w:cs="Calibri"/>
+          <w:color w:val="000000" w:themeColor="text1"/>
           <w:lang w:eastAsia="ja-JP"/>
+        </w:rPr>
+      </w:r>
+      <w:r>
+        <w:rPr>
+          <w:rFonts w:ascii="Calibri" w:hAnsi="Calibri" w:eastAsia="MS Mincho" w:cs="Calibri"/>
+          <w:color w:val="000000" w:themeColor="text1"/>
+          <w:lang w:eastAsia="ja-JP"/>
+        </w:rPr>
+      </w:r>
+      <w:r>
+        <w:rPr>
+          <w:rFonts w:ascii="Calibri" w:hAnsi="Calibri" w:eastAsia="MS Mincho" w:cs="Calibri"/>
+          <w:color w:val="000000" w:themeColor="text1"/>
         </w:rPr>
       </w:r>
     </w:p>
@@ -1619,16 +2041,15 @@
           <w:rFonts w:ascii="Calibri" w:hAnsi="Calibri" w:cs="Calibri"/>
           <w:b/>
           <w:caps/>
-          <w:color w:val="2e74b5"/>
+          <w:color w:val="000000" w:themeColor="text1"/>
           <w:spacing w:val="20"/>
-          <w:lang w:val="es-ES_tradnl"/>
         </w:rPr>
       </w:pPr>
       <w:r>
         <w:rPr>
           <w:rFonts w:ascii="Calibri" w:hAnsi="Calibri" w:cs="Calibri"/>
           <w:b/>
-          <w:color w:val="2e74b5"/>
+          <w:color w:val="000000" w:themeColor="text1"/>
           <w:spacing w:val="20"/>
           <w:lang w:val="es-ES_tradnl"/>
         </w:rPr>
@@ -1639,11 +2060,20 @@
           <w:rFonts w:ascii="Calibri" w:hAnsi="Calibri" w:cs="Calibri"/>
           <w:b/>
           <w:caps/>
-          <w:color w:val="2e74b5"/>
+          <w:color w:val="000000" w:themeColor="text1"/>
           <w:spacing w:val="20"/>
           <w:lang w:val="es-ES_tradnl"/>
         </w:rPr>
       </w:r>
+      <w:r>
+        <w:rPr>
+          <w:rFonts w:ascii="Calibri" w:hAnsi="Calibri" w:cs="Calibri"/>
+          <w:b/>
+          <w:caps/>
+          <w:color w:val="000000" w:themeColor="text1"/>
+          <w:spacing w:val="20"/>
+        </w:rPr>
+      </w:r>
     </w:p>
     <w:p>
       <w:pPr>
@@ -1653,22 +2083,27 @@
         <w:jc w:val="both"/>
         <w:rPr>
           <w:rFonts w:ascii="Calibri" w:hAnsi="Calibri" w:eastAsia="MS Mincho" w:cs="Calibri"/>
-          <w:color w:val="2e74b5"/>
-          <w:lang w:eastAsia="ja-JP"/>
+          <w:color w:val="000000" w:themeColor="text1"/>
         </w:rPr>
       </w:pPr>
       <w:r>
         <w:rPr>
           <w:rFonts w:ascii="Calibri" w:hAnsi="Calibri" w:eastAsia="MS Mincho" w:cs="Calibri"/>
-          <w:color w:val="2e74b5"/>
+          <w:color w:val="000000" w:themeColor="text1"/>
           <w:lang w:eastAsia="ja-JP"/>
         </w:rPr>
       </w:r>
       <w:r>
         <w:rPr>
           <w:rFonts w:ascii="Calibri" w:hAnsi="Calibri" w:eastAsia="MS Mincho" w:cs="Calibri"/>
-          <w:color w:val="2e74b5"/>
+          <w:color w:val="000000" w:themeColor="text1"/>
           <w:lang w:eastAsia="ja-JP"/>
+        </w:rPr>
+      </w:r>
+      <w:r>
+        <w:rPr>
+          <w:rFonts w:ascii="Calibri" w:hAnsi="Calibri" w:eastAsia="MS Mincho" w:cs="Calibri"/>
+          <w:color w:val="000000" w:themeColor="text1"/>
         </w:rPr>
       </w:r>
     </w:p>
@@ -1679,14 +2114,14 @@
         <w:ind/>
         <w:rPr>
           <w:rFonts w:ascii="Calibri" w:hAnsi="Calibri" w:cs="Calibri"/>
-          <w:color w:val="2e74b5"/>
+          <w:color w:val="000000" w:themeColor="text1"/>
           <w:sz w:val="28"/>
         </w:rPr>
       </w:pPr>
       <w:r>
         <w:rPr>
           <w:rFonts w:ascii="Calibri" w:hAnsi="Calibri" w:cs="Calibri"/>
-          <w:color w:val="2e74b5"/>
+          <w:color w:val="000000" w:themeColor="text1"/>
           <w:sz w:val="28"/>
         </w:rPr>
         <w:t xml:space="preserve">Notas</w:t>
@@ -1694,7 +2129,7 @@
       <w:r>
         <w:rPr>
           <w:rFonts w:ascii="Calibri" w:hAnsi="Calibri" w:cs="Calibri"/>
-          <w:color w:val="2e74b5"/>
+          <w:color w:val="000000" w:themeColor="text1"/>
           <w:sz w:val="28"/>
         </w:rPr>
         <w:t xml:space="preserve"> Captura de la Información</w:t>
@@ -1702,7 +2137,7 @@
       <w:r>
         <w:rPr>
           <w:rFonts w:ascii="Calibri" w:hAnsi="Calibri" w:cs="Calibri"/>
-          <w:color w:val="2e74b5"/>
+          <w:color w:val="000000" w:themeColor="text1"/>
           <w:sz w:val="28"/>
         </w:rPr>
         <w:t xml:space="preserve"> de Requerimientos Iniciales</w:t>
@@ -1710,7 +2145,7 @@
       <w:r>
         <w:rPr>
           <w:rFonts w:ascii="Calibri" w:hAnsi="Calibri" w:cs="Calibri"/>
-          <w:color w:val="2e74b5"/>
+          <w:color w:val="000000" w:themeColor="text1"/>
           <w:sz w:val="28"/>
         </w:rPr>
         <w:t xml:space="preserve">:</w:t>
@@ -1718,7 +2153,14 @@
       <w:r>
         <w:rPr>
           <w:rFonts w:ascii="Calibri" w:hAnsi="Calibri" w:cs="Calibri"/>
-          <w:color w:val="2e74b5"/>
+          <w:color w:val="000000" w:themeColor="text1"/>
+          <w:sz w:val="28"/>
+        </w:rPr>
+      </w:r>
+      <w:r>
+        <w:rPr>
+          <w:rFonts w:ascii="Calibri" w:hAnsi="Calibri" w:cs="Calibri"/>
+          <w:color w:val="000000" w:themeColor="text1"/>
           <w:sz w:val="28"/>
         </w:rPr>
       </w:r>
@@ -1756,19 +2198,28 @@
               <w:ind/>
               <w:rPr>
                 <w:rFonts w:ascii="Calibri" w:hAnsi="Calibri" w:cs="Calibri"/>
-                <w:color w:val="ff0000"/>
+                <w:color w:val="000000" w:themeColor="text1"/>
               </w:rPr>
             </w:pPr>
+            <w:ins w:id="2" w:author="shiro" w:date="2026-08-24T04:47:48Z" oouserid="shiro">
+              <w:r>
+                <w:rPr>
+                  <w:rFonts w:ascii="Calibri" w:hAnsi="Calibri" w:cs="Calibri"/>
+                  <w:color w:val="000000" w:themeColor="text1"/>
+                </w:rPr>
+              </w:r>
+            </w:ins>
             <w:r>
               <w:rPr>
                 <w:rFonts w:ascii="Calibri" w:hAnsi="Calibri" w:cs="Calibri"/>
-                <w:color w:val="ff0000"/>
-              </w:rPr>
+                <w:color w:val="000000" w:themeColor="text1"/>
+              </w:rPr>
+              <w:t>Pixelazo Corp presento el proyecto Zitrazo como solucion al ineficiente registro de atrasos del liceo. Hoy el registro se hace dos veces, primero a mano en un cuaderno y despues se pasa a Kimche, y ademas nadie verifica la identidad del alumno. Se propone un sistema con tarjeta de identificacion (SofoCard) y lectores electronicos para que el alumno registre su atraso de forma rapida y segura. El entrevistado confirmo la necesidad del sistema y se conversó la viabilidad, tecnologia accesible (Raspberry Pi 4, lector RFID economico) y un alcance acotado a esta primera etapa, dejando JUNAEB y la asistencia por clase para mas adelante.</w:t>
             </w:r>
             <w:r>
               <w:rPr>
                 <w:rFonts w:ascii="Calibri" w:hAnsi="Calibri" w:cs="Calibri"/>
-                <w:color w:val="ff0000"/>
+                <w:color w:val="000000" w:themeColor="text1"/>
               </w:rPr>
             </w:r>
           </w:p>
@@ -1778,40 +2229,33 @@
               <w:spacing/>
               <w:ind/>
               <w:rPr>
-                <w:rFonts w:ascii="Calibri" w:hAnsi="Calibri" w:eastAsia="MS Mincho" w:cs="Calibri"/>
-                <w:color w:val="ff0000"/>
-                <w:lang w:eastAsia="ja-JP"/>
+                <w:rFonts w:ascii="Calibri" w:hAnsi="Calibri" w:cs="Calibri"/>
+                <w:color w:val="000000" w:themeColor="text1"/>
+                <w:highlight w:val="none"/>
+                <w:lang w:val="en-US"/>
               </w:rPr>
             </w:pPr>
             <w:r>
               <w:rPr>
                 <w:rFonts w:ascii="Calibri" w:hAnsi="Calibri" w:cs="Calibri"/>
-                <w:b/>
-                <w:bCs/>
-                <w:color w:val="ff0000"/>
-              </w:rPr>
-              <w:t xml:space="preserve">Ejemplo</w:t>
+                <w:color w:val="000000" w:themeColor="text1"/>
+                <w:lang w:val="en-US"/>
+              </w:rPr>
             </w:r>
             <w:r>
               <w:rPr>
                 <w:rFonts w:ascii="Calibri" w:hAnsi="Calibri" w:cs="Calibri"/>
-                <w:color w:val="ff0000"/>
-              </w:rPr>
-              <w:t xml:space="preserve">: </w:t>
+                <w:color w:val="000000" w:themeColor="text1"/>
+                <w:highlight w:val="none"/>
+                <w:lang w:val="en-US"/>
+              </w:rPr>
             </w:r>
             <w:r>
               <w:rPr>
-                <w:rFonts w:ascii="Calibri" w:hAnsi="Calibri" w:eastAsia="MS Mincho" w:cs="Calibri"/>
-                <w:color w:val="ff0000"/>
-                <w:lang w:eastAsia="ja-JP"/>
-              </w:rPr>
-              <w:t xml:space="preserve">Eduardo González, expresa su satisfacción por el desarrollo del proyecto y aporta información estratégica sobre las necesidades del proyecto y el modelo de negocio.</w:t>
-            </w:r>
-            <w:r>
-              <w:rPr>
-                <w:rFonts w:ascii="Calibri" w:hAnsi="Calibri" w:eastAsia="MS Mincho" w:cs="Calibri"/>
-                <w:color w:val="ff0000"/>
-                <w:lang w:eastAsia="ja-JP"/>
+                <w:rFonts w:ascii="Calibri" w:hAnsi="Calibri" w:cs="Calibri"/>
+                <w:color w:val="000000" w:themeColor="text1"/>
+                <w:highlight w:val="none"/>
+                <w:lang w:val="en-US"/>
               </w:rPr>
             </w:r>
           </w:p>
@@ -1821,40 +2265,34 @@
               <w:spacing/>
               <w:ind/>
               <w:rPr>
-                <w:rFonts w:ascii="Calibri" w:hAnsi="Calibri" w:eastAsia="MS Mincho" w:cs="Calibri"/>
-                <w:color w:val="ff0000"/>
-                <w:lang w:eastAsia="ja-JP"/>
+                <w:rFonts w:ascii="Calibri" w:hAnsi="Calibri" w:cs="Calibri"/>
+                <w:color w:val="000000" w:themeColor="text1"/>
+                <w:highlight w:val="none"/>
+                <w:lang w:val="en-US"/>
               </w:rPr>
             </w:pPr>
             <w:r>
               <w:rPr>
                 <w:rFonts w:ascii="Calibri" w:hAnsi="Calibri" w:cs="Calibri"/>
-                <w:b/>
-                <w:bCs/>
-                <w:color w:val="ff0000"/>
-              </w:rPr>
-              <w:t xml:space="preserve">Ejemplo</w:t>
+                <w:color w:val="000000" w:themeColor="text1"/>
+                <w:highlight w:val="none"/>
+                <w:lang w:val="en-US" w:bidi="en-US"/>
+              </w:rPr>
             </w:r>
             <w:r>
               <w:rPr>
                 <w:rFonts w:ascii="Calibri" w:hAnsi="Calibri" w:cs="Calibri"/>
-                <w:color w:val="ff0000"/>
-              </w:rPr>
-              <w:t xml:space="preserve">: </w:t>
+                <w:color w:val="000000" w:themeColor="text1"/>
+                <w:highlight w:val="none"/>
+                <w:lang w:val="en-US"/>
+              </w:rPr>
             </w:r>
             <w:r>
               <w:rPr>
-                <w:rFonts w:ascii="Calibri" w:hAnsi="Calibri" w:eastAsia="MS Mincho" w:cs="Calibri"/>
-                <w:color w:val="ff0000"/>
-                <w:lang w:eastAsia="ja-JP"/>
-              </w:rPr>
-              <w:t xml:space="preserve">Plantea la necesidad de implementar un Sistema que automatice el registro de inventario de su Bodega de calzado.</w:t>
-            </w:r>
-            <w:r>
-              <w:rPr>
-                <w:rFonts w:ascii="Calibri" w:hAnsi="Calibri" w:eastAsia="MS Mincho" w:cs="Calibri"/>
-                <w:color w:val="ff0000"/>
-                <w:lang w:eastAsia="ja-JP"/>
+                <w:rFonts w:ascii="Calibri" w:hAnsi="Calibri" w:cs="Calibri"/>
+                <w:color w:val="000000" w:themeColor="text1"/>
+                <w:highlight w:val="none"/>
+                <w:lang w:val="en-US"/>
               </w:rPr>
             </w:r>
           </w:p>
@@ -1864,43 +2302,69 @@
               <w:spacing/>
               <w:ind/>
               <w:rPr>
-                <w:rFonts w:ascii="Calibri" w:hAnsi="Calibri" w:cs="Calibri"/>
-                <w:color w:val="ff0000"/>
+                <w:rFonts w:ascii="Calibri" w:hAnsi="Calibri" w:eastAsia="MS Mincho" w:cs="Calibri"/>
+                <w:color w:val="000000" w:themeColor="text1"/>
               </w:rPr>
             </w:pPr>
+            <w:del w:id="3" w:author="shiro" w:date="2026-08-24T04:47:30Z" oouserid="shiro">
+              <w:r>
+                <w:rPr>
+                  <w:rFonts w:ascii="Calibri" w:hAnsi="Calibri" w:eastAsia="MS Mincho" w:cs="Calibri"/>
+                  <w:color w:val="000000" w:themeColor="text1"/>
+                  <w:lang w:eastAsia="ja-JP"/>
+                </w:rPr>
+              </w:r>
+            </w:del>
             <w:r>
               <w:rPr>
-                <w:rFonts w:ascii="Calibri" w:hAnsi="Calibri" w:cs="Calibri"/>
-                <w:color w:val="ff0000"/>
+                <w:rFonts w:ascii="Calibri" w:hAnsi="Calibri" w:eastAsia="MS Mincho" w:cs="Calibri"/>
+                <w:color w:val="000000" w:themeColor="text1"/>
+                <w:lang w:eastAsia="ja-JP"/>
               </w:rPr>
             </w:r>
             <w:r>
               <w:rPr>
-                <w:rFonts w:ascii="Calibri" w:hAnsi="Calibri" w:cs="Calibri"/>
-                <w:color w:val="ff0000"/>
+                <w:rFonts w:ascii="Calibri" w:hAnsi="Calibri" w:eastAsia="MS Mincho" w:cs="Calibri"/>
+                <w:color w:val="000000" w:themeColor="text1"/>
               </w:rPr>
             </w:r>
           </w:p>
           <w:p>
             <w:pPr>
               <w:pBdr/>
+              <w:tabs>
+                <w:tab w:val="left" w:leader="none" w:pos="2819"/>
+              </w:tabs>
               <w:spacing/>
               <w:ind/>
               <w:rPr>
                 <w:rFonts w:ascii="Calibri" w:hAnsi="Calibri" w:cs="Calibri"/>
-                <w:color w:val="ff0000"/>
+                <w:color w:val="000000" w:themeColor="text1"/>
               </w:rPr>
             </w:pPr>
             <w:r>
               <w:rPr>
                 <w:rFonts w:ascii="Calibri" w:hAnsi="Calibri" w:cs="Calibri"/>
-                <w:color w:val="ff0000"/>
+                <w:color w:val="000000" w:themeColor="text1"/>
               </w:rPr>
             </w:r>
             <w:r>
               <w:rPr>
                 <w:rFonts w:ascii="Calibri" w:hAnsi="Calibri" w:cs="Calibri"/>
-                <w:color w:val="ff0000"/>
+                <w:color w:val="000000" w:themeColor="text1"/>
+              </w:rPr>
+              <w:tab/>
+            </w:r>
+            <w:r>
+              <w:rPr>
+                <w:rFonts w:ascii="Calibri" w:hAnsi="Calibri" w:cs="Calibri"/>
+                <w:color w:val="000000" w:themeColor="text1"/>
+              </w:rPr>
+            </w:r>
+            <w:r>
+              <w:rPr>
+                <w:rFonts w:ascii="Calibri" w:hAnsi="Calibri" w:cs="Calibri"/>
+                <w:color w:val="000000" w:themeColor="text1"/>
               </w:rPr>
             </w:r>
           </w:p>
@@ -1915,49 +2379,27 @@
         <w:jc w:val="both"/>
         <w:rPr>
           <w:rFonts w:ascii="Calibri" w:hAnsi="Calibri" w:eastAsia="MS Mincho" w:cs="Calibri"/>
-          <w:color w:val="000000"/>
-          <w:lang w:eastAsia="ja-JP"/>
+          <w:color w:val="000000" w:themeColor="text1"/>
         </w:rPr>
       </w:pPr>
       <w:r>
         <w:rPr>
           <w:rFonts w:ascii="Calibri" w:hAnsi="Calibri" w:eastAsia="MS Mincho" w:cs="Calibri"/>
-          <w:color w:val="000000"/>
+          <w:color w:val="000000" w:themeColor="text1"/>
           <w:lang w:eastAsia="ja-JP"/>
         </w:rPr>
       </w:r>
       <w:r>
         <w:rPr>
           <w:rFonts w:ascii="Calibri" w:hAnsi="Calibri" w:eastAsia="MS Mincho" w:cs="Calibri"/>
-          <w:color w:val="000000"/>
-          <w:lang w:eastAsia="ja-JP"/>
-        </w:rPr>
-      </w:r>
-    </w:p>
-    <w:p>
-      <w:pPr>
-        <w:pBdr/>
-        <w:spacing/>
-        <w:ind w:firstLine="708"/>
-        <w:jc w:val="both"/>
-        <w:rPr>
-          <w:rFonts w:ascii="Calibri" w:hAnsi="Calibri" w:eastAsia="MS Mincho" w:cs="Calibri"/>
-          <w:color w:val="000000"/>
-          <w:lang w:eastAsia="ja-JP"/>
-        </w:rPr>
-      </w:pPr>
-      <w:r>
-        <w:rPr>
-          <w:rFonts w:ascii="Calibri" w:hAnsi="Calibri" w:eastAsia="MS Mincho" w:cs="Calibri"/>
-          <w:color w:val="000000"/>
+          <w:color w:val="000000" w:themeColor="text1"/>
           <w:lang w:eastAsia="ja-JP"/>
         </w:rPr>
       </w:r>
       <w:r>
         <w:rPr>
           <w:rFonts w:ascii="Calibri" w:hAnsi="Calibri" w:eastAsia="MS Mincho" w:cs="Calibri"/>
-          <w:color w:val="000000"/>
-          <w:lang w:eastAsia="ja-JP"/>
+          <w:color w:val="000000" w:themeColor="text1"/>
         </w:rPr>
       </w:r>
     </w:p>
@@ -1969,22 +2411,59 @@
         <w:jc w:val="both"/>
         <w:rPr>
           <w:rFonts w:ascii="Calibri" w:hAnsi="Calibri" w:eastAsia="MS Mincho" w:cs="Calibri"/>
-          <w:color w:val="000000"/>
-          <w:lang w:eastAsia="ja-JP"/>
+          <w:color w:val="000000" w:themeColor="text1"/>
         </w:rPr>
       </w:pPr>
       <w:r>
         <w:rPr>
           <w:rFonts w:ascii="Calibri" w:hAnsi="Calibri" w:eastAsia="MS Mincho" w:cs="Calibri"/>
-          <w:color w:val="000000"/>
+          <w:color w:val="000000" w:themeColor="text1"/>
           <w:lang w:eastAsia="ja-JP"/>
         </w:rPr>
       </w:r>
       <w:r>
         <w:rPr>
           <w:rFonts w:ascii="Calibri" w:hAnsi="Calibri" w:eastAsia="MS Mincho" w:cs="Calibri"/>
-          <w:color w:val="000000"/>
+          <w:color w:val="000000" w:themeColor="text1"/>
           <w:lang w:eastAsia="ja-JP"/>
+        </w:rPr>
+      </w:r>
+      <w:r>
+        <w:rPr>
+          <w:rFonts w:ascii="Calibri" w:hAnsi="Calibri" w:eastAsia="MS Mincho" w:cs="Calibri"/>
+          <w:color w:val="000000" w:themeColor="text1"/>
+        </w:rPr>
+      </w:r>
+    </w:p>
+    <w:p>
+      <w:pPr>
+        <w:pBdr/>
+        <w:spacing/>
+        <w:ind w:firstLine="708"/>
+        <w:jc w:val="both"/>
+        <w:rPr>
+          <w:rFonts w:ascii="Calibri" w:hAnsi="Calibri" w:eastAsia="MS Mincho" w:cs="Calibri"/>
+          <w:color w:val="000000" w:themeColor="text1"/>
+        </w:rPr>
+      </w:pPr>
+      <w:r>
+        <w:rPr>
+          <w:rFonts w:ascii="Calibri" w:hAnsi="Calibri" w:eastAsia="MS Mincho" w:cs="Calibri"/>
+          <w:color w:val="000000" w:themeColor="text1"/>
+          <w:lang w:eastAsia="ja-JP"/>
+        </w:rPr>
+      </w:r>
+      <w:r>
+        <w:rPr>
+          <w:rFonts w:ascii="Calibri" w:hAnsi="Calibri" w:eastAsia="MS Mincho" w:cs="Calibri"/>
+          <w:color w:val="000000" w:themeColor="text1"/>
+          <w:lang w:eastAsia="ja-JP"/>
+        </w:rPr>
+      </w:r>
+      <w:r>
+        <w:rPr>
+          <w:rFonts w:ascii="Calibri" w:hAnsi="Calibri" w:eastAsia="MS Mincho" w:cs="Calibri"/>
+          <w:color w:val="000000" w:themeColor="text1"/>
         </w:rPr>
       </w:r>
     </w:p>
@@ -2002,16 +2481,15 @@
           <w:rFonts w:ascii="Calibri" w:hAnsi="Calibri" w:cs="Calibri"/>
           <w:b/>
           <w:caps/>
-          <w:color w:val="2e74b5"/>
+          <w:color w:val="000000" w:themeColor="text1"/>
           <w:spacing w:val="20"/>
-          <w:lang w:val="es-ES_tradnl"/>
         </w:rPr>
       </w:pPr>
       <w:r>
         <w:rPr>
           <w:rFonts w:ascii="Calibri" w:hAnsi="Calibri" w:cs="Calibri"/>
           <w:b/>
-          <w:color w:val="2e74b5"/>
+          <w:color w:val="000000" w:themeColor="text1"/>
           <w:spacing w:val="20"/>
           <w:lang w:val="es-ES_tradnl"/>
         </w:rPr>
@@ -2022,33 +2500,7 @@
           <w:rFonts w:ascii="Calibri" w:hAnsi="Calibri" w:cs="Calibri"/>
           <w:b/>
           <w:caps/>
-          <w:color w:val="2e74b5"/>
-          <w:spacing w:val="20"/>
-          <w:lang w:val="es-ES_tradnl"/>
-        </w:rPr>
-      </w:r>
-    </w:p>
-    <w:p>
-      <w:pPr>
-        <w:pBdr/>
-        <w:spacing/>
-        <w:ind/>
-        <w:jc w:val="both"/>
-        <w:rPr>
-          <w:rFonts w:ascii="Calibri" w:hAnsi="Calibri" w:cs="Calibri"/>
-          <w:b/>
-          <w:caps/>
-          <w:color w:val="2e74b5"/>
-          <w:spacing w:val="20"/>
-          <w:lang w:val="es-ES_tradnl"/>
-        </w:rPr>
-      </w:pPr>
-      <w:r>
-        <w:rPr>
-          <w:rFonts w:ascii="Calibri" w:hAnsi="Calibri" w:cs="Calibri"/>
-          <w:b/>
-          <w:caps/>
-          <w:color w:val="2e74b5"/>
+          <w:color w:val="000000" w:themeColor="text1"/>
           <w:spacing w:val="20"/>
           <w:lang w:val="es-ES_tradnl"/>
         </w:rPr>
@@ -2058,9 +2510,52 @@
           <w:rFonts w:ascii="Calibri" w:hAnsi="Calibri" w:cs="Calibri"/>
           <w:b/>
           <w:caps/>
-          <w:color w:val="2e74b5"/>
+          <w:color w:val="000000" w:themeColor="text1"/>
+          <w:spacing w:val="20"/>
+        </w:rPr>
+      </w:r>
+    </w:p>
+    <w:p>
+      <w:pPr>
+        <w:pBdr/>
+        <w:spacing/>
+        <w:ind/>
+        <w:jc w:val="both"/>
+        <w:rPr>
+          <w:rFonts w:ascii="Calibri" w:hAnsi="Calibri" w:cs="Calibri"/>
+          <w:b/>
+          <w:caps/>
+          <w:color w:val="000000" w:themeColor="text1"/>
+          <w:spacing w:val="20"/>
+        </w:rPr>
+      </w:pPr>
+      <w:r>
+        <w:rPr>
+          <w:rFonts w:ascii="Calibri" w:hAnsi="Calibri" w:cs="Calibri"/>
+          <w:b/>
+          <w:caps/>
+          <w:color w:val="000000" w:themeColor="text1"/>
           <w:spacing w:val="20"/>
           <w:lang w:val="es-ES_tradnl"/>
+        </w:rPr>
+      </w:r>
+      <w:r>
+        <w:rPr>
+          <w:rFonts w:ascii="Calibri" w:hAnsi="Calibri" w:cs="Calibri"/>
+          <w:b/>
+          <w:caps/>
+          <w:color w:val="000000" w:themeColor="text1"/>
+          <w:spacing w:val="20"/>
+          <w:lang w:val="es-ES_tradnl"/>
+        </w:rPr>
+      </w:r>
+      <w:r>
+        <w:rPr>
+          <w:rFonts w:ascii="Calibri" w:hAnsi="Calibri" w:cs="Calibri"/>
+          <w:b/>
+          <w:caps/>
+          <w:color w:val="000000" w:themeColor="text1"/>
+          <w:spacing w:val="20"/>
         </w:rPr>
       </w:r>
     </w:p>
@@ -2106,14 +2601,14 @@
               <w:rPr>
                 <w:rFonts w:ascii="Calibri" w:hAnsi="Calibri" w:cs="Calibri"/>
                 <w:b/>
-                <w:color w:val="2e74b5"/>
+                <w:color w:val="000000" w:themeColor="text1"/>
               </w:rPr>
             </w:pPr>
             <w:r>
               <w:rPr>
                 <w:rFonts w:ascii="Calibri" w:hAnsi="Calibri" w:cs="Calibri"/>
                 <w:b/>
-                <w:color w:val="2e74b5"/>
+                <w:color w:val="000000" w:themeColor="text1"/>
               </w:rPr>
               <w:t xml:space="preserve">Nº </w:t>
             </w:r>
@@ -2121,7 +2616,14 @@
               <w:rPr>
                 <w:rFonts w:ascii="Calibri" w:hAnsi="Calibri" w:cs="Calibri"/>
                 <w:b/>
-                <w:color w:val="2e74b5"/>
+                <w:color w:val="000000" w:themeColor="text1"/>
+              </w:rPr>
+            </w:r>
+            <w:r>
+              <w:rPr>
+                <w:rFonts w:ascii="Calibri" w:hAnsi="Calibri" w:cs="Calibri"/>
+                <w:b/>
+                <w:color w:val="000000" w:themeColor="text1"/>
               </w:rPr>
             </w:r>
           </w:p>
@@ -2149,7 +2651,7 @@
                 <w:rFonts w:ascii="Calibri" w:hAnsi="Calibri" w:cs="Calibri"/>
                 <w:b/>
                 <w:bCs/>
-                <w:color w:val="2e74b5"/>
+                <w:color w:val="000000" w:themeColor="text1"/>
               </w:rPr>
             </w:pPr>
             <w:r>
@@ -2157,7 +2659,7 @@
                 <w:rFonts w:ascii="Calibri" w:hAnsi="Calibri" w:cs="Calibri"/>
                 <w:b/>
                 <w:bCs/>
-                <w:color w:val="2e74b5"/>
+                <w:color w:val="000000" w:themeColor="text1"/>
               </w:rPr>
               <w:t xml:space="preserve">Actores del Proyecto</w:t>
             </w:r>
@@ -2166,7 +2668,7 @@
                 <w:rFonts w:ascii="Calibri" w:hAnsi="Calibri" w:cs="Calibri"/>
                 <w:b/>
                 <w:bCs/>
-                <w:color w:val="2e74b5"/>
+                <w:color w:val="000000" w:themeColor="text1"/>
               </w:rPr>
               <w:t xml:space="preserve"> y Negocio</w:t>
             </w:r>
@@ -2175,7 +2677,15 @@
                 <w:rFonts w:ascii="Calibri" w:hAnsi="Calibri" w:cs="Calibri"/>
                 <w:b/>
                 <w:bCs/>
-                <w:color w:val="2e74b5"/>
+                <w:color w:val="000000" w:themeColor="text1"/>
+              </w:rPr>
+            </w:r>
+            <w:r>
+              <w:rPr>
+                <w:rFonts w:ascii="Calibri" w:hAnsi="Calibri" w:cs="Calibri"/>
+                <w:b/>
+                <w:bCs/>
+                <w:color w:val="000000" w:themeColor="text1"/>
               </w:rPr>
             </w:r>
           </w:p>
@@ -2189,7 +2699,7 @@
                 <w:rFonts w:ascii="Calibri" w:hAnsi="Calibri" w:cs="Calibri"/>
                 <w:b/>
                 <w:bCs/>
-                <w:color w:val="2e74b5"/>
+                <w:color w:val="000000" w:themeColor="text1"/>
               </w:rPr>
             </w:pPr>
             <w:r>
@@ -2197,7 +2707,7 @@
                 <w:rFonts w:ascii="Calibri" w:hAnsi="Calibri" w:cs="Calibri"/>
                 <w:b/>
                 <w:bCs/>
-                <w:color w:val="2e74b5"/>
+                <w:color w:val="000000" w:themeColor="text1"/>
               </w:rPr>
               <w:t xml:space="preserve">Nombre</w:t>
             </w:r>
@@ -2206,7 +2716,15 @@
                 <w:rFonts w:ascii="Calibri" w:hAnsi="Calibri" w:cs="Calibri"/>
                 <w:b/>
                 <w:bCs/>
-                <w:color w:val="2e74b5"/>
+                <w:color w:val="000000" w:themeColor="text1"/>
+              </w:rPr>
+            </w:r>
+            <w:r>
+              <w:rPr>
+                <w:rFonts w:ascii="Calibri" w:hAnsi="Calibri" w:cs="Calibri"/>
+                <w:b/>
+                <w:bCs/>
+                <w:color w:val="000000" w:themeColor="text1"/>
               </w:rPr>
             </w:r>
           </w:p>
@@ -2233,7 +2751,7 @@
                 <w:rFonts w:ascii="Calibri" w:hAnsi="Calibri" w:cs="Calibri"/>
                 <w:b/>
                 <w:bCs/>
-                <w:color w:val="2e74b5"/>
+                <w:color w:val="000000" w:themeColor="text1"/>
               </w:rPr>
             </w:pPr>
             <w:r>
@@ -2241,7 +2759,7 @@
                 <w:rFonts w:ascii="Calibri" w:hAnsi="Calibri" w:cs="Calibri"/>
                 <w:b/>
                 <w:bCs/>
-                <w:color w:val="2e74b5"/>
+                <w:color w:val="000000" w:themeColor="text1"/>
               </w:rPr>
               <w:t xml:space="preserve">R</w:t>
             </w:r>
@@ -2250,7 +2768,7 @@
                 <w:rFonts w:ascii="Calibri" w:hAnsi="Calibri" w:cs="Calibri"/>
                 <w:b/>
                 <w:bCs/>
-                <w:color w:val="2e74b5"/>
+                <w:color w:val="000000" w:themeColor="text1"/>
               </w:rPr>
               <w:t xml:space="preserve">ol en el Negocio</w:t>
             </w:r>
@@ -2259,7 +2777,7 @@
                 <w:rFonts w:ascii="Calibri" w:hAnsi="Calibri" w:cs="Calibri"/>
                 <w:b/>
                 <w:bCs/>
-                <w:color w:val="2e74b5"/>
+                <w:color w:val="000000" w:themeColor="text1"/>
               </w:rPr>
               <w:t xml:space="preserve"> /Cargo</w:t>
             </w:r>
@@ -2268,7 +2786,15 @@
                 <w:rFonts w:ascii="Calibri" w:hAnsi="Calibri" w:cs="Calibri"/>
                 <w:b/>
                 <w:bCs/>
-                <w:color w:val="2e74b5"/>
+                <w:color w:val="000000" w:themeColor="text1"/>
+              </w:rPr>
+            </w:r>
+            <w:r>
+              <w:rPr>
+                <w:rFonts w:ascii="Calibri" w:hAnsi="Calibri" w:cs="Calibri"/>
+                <w:b/>
+                <w:bCs/>
+                <w:color w:val="000000" w:themeColor="text1"/>
               </w:rPr>
             </w:r>
           </w:p>
@@ -2299,17 +2825,26 @@
               <w:jc w:val="center"/>
               <w:rPr>
                 <w:rFonts w:ascii="Calibri" w:hAnsi="Calibri" w:cs="Calibri"/>
+                <w:color w:val="000000" w:themeColor="text1"/>
               </w:rPr>
             </w:pPr>
             <w:r>
               <w:rPr>
                 <w:rFonts w:ascii="Calibri" w:hAnsi="Calibri" w:cs="Calibri"/>
+                <w:color w:val="000000" w:themeColor="text1"/>
               </w:rPr>
               <w:t xml:space="preserve">1</w:t>
             </w:r>
             <w:r>
               <w:rPr>
                 <w:rFonts w:ascii="Calibri" w:hAnsi="Calibri" w:cs="Calibri"/>
+                <w:color w:val="000000" w:themeColor="text1"/>
+              </w:rPr>
+            </w:r>
+            <w:r>
+              <w:rPr>
+                <w:rFonts w:ascii="Calibri" w:hAnsi="Calibri" w:cs="Calibri"/>
+                <w:color w:val="000000" w:themeColor="text1"/>
               </w:rPr>
             </w:r>
           </w:p>
@@ -2334,23 +2869,34 @@
               <w:jc w:val="both"/>
               <w:rPr>
                 <w:rFonts w:ascii="Calibri" w:hAnsi="Calibri" w:eastAsia="MS Mincho" w:cs="Calibri"/>
-                <w:color w:val="000000"/>
-                <w:lang w:eastAsia="ja-JP"/>
+                <w:color w:val="000000" w:themeColor="text1"/>
               </w:rPr>
             </w:pPr>
             <w:r>
               <w:rPr>
                 <w:rFonts w:ascii="Calibri" w:hAnsi="Calibri" w:eastAsia="MS Mincho" w:cs="Calibri"/>
-                <w:color w:val="000000"/>
+                <w:color w:val="000000" w:themeColor="text1"/>
                 <w:lang w:eastAsia="ja-JP"/>
               </w:rPr>
             </w:r>
             <w:r>
               <w:rPr>
                 <w:rFonts w:ascii="Calibri" w:hAnsi="Calibri" w:eastAsia="MS Mincho" w:cs="Calibri"/>
-                <w:color w:val="000000"/>
+                <w:color w:val="000000" w:themeColor="text1"/>
                 <w:lang w:eastAsia="ja-JP"/>
               </w:rPr>
+            </w:r>
+            <w:r>
+              <w:rPr>
+                <w:rFonts w:ascii="Calibri" w:hAnsi="Calibri" w:eastAsia="MS Mincho" w:cs="Calibri"/>
+                <w:color w:val="000000" w:themeColor="text1"/>
+              </w:rPr>
+            </w:r>
+            <w:r>
+              <w:rPr>
+                <w:rFonts w:ascii="Calibri" w:hAnsi="Calibri"/>
+              </w:rPr>
+              <w:t>Alumno</w:t>
             </w:r>
           </w:p>
         </w:tc>
@@ -2375,17 +2921,32 @@
               <w:jc w:val="center"/>
               <w:rPr>
                 <w:rFonts w:ascii="Calibri" w:hAnsi="Calibri" w:cs="Calibri"/>
+                <w:color w:val="000000" w:themeColor="text1"/>
               </w:rPr>
             </w:pPr>
             <w:r>
               <w:rPr>
                 <w:rFonts w:ascii="Calibri" w:hAnsi="Calibri" w:cs="Calibri"/>
+                <w:color w:val="000000" w:themeColor="text1"/>
               </w:rPr>
             </w:r>
             <w:r>
               <w:rPr>
                 <w:rFonts w:ascii="Calibri" w:hAnsi="Calibri" w:cs="Calibri"/>
-              </w:rPr>
+                <w:color w:val="000000" w:themeColor="text1"/>
+              </w:rPr>
+            </w:r>
+            <w:r>
+              <w:rPr>
+                <w:rFonts w:ascii="Calibri" w:hAnsi="Calibri" w:cs="Calibri"/>
+                <w:color w:val="000000" w:themeColor="text1"/>
+              </w:rPr>
+            </w:r>
+            <w:r>
+              <w:rPr>
+                <w:rFonts w:ascii="Calibri" w:hAnsi="Calibri"/>
+              </w:rPr>
+              <w:t>Estudiante del Liceo RBL. Pasa la tarjeta SofoCard para registrar su llegada.</w:t>
             </w:r>
           </w:p>
         </w:tc>
@@ -2415,17 +2976,26 @@
               <w:jc w:val="center"/>
               <w:rPr>
                 <w:rFonts w:ascii="Calibri" w:hAnsi="Calibri" w:cs="Calibri"/>
+                <w:color w:val="000000" w:themeColor="text1"/>
               </w:rPr>
             </w:pPr>
             <w:r>
               <w:rPr>
                 <w:rFonts w:ascii="Calibri" w:hAnsi="Calibri" w:cs="Calibri"/>
+                <w:color w:val="000000" w:themeColor="text1"/>
               </w:rPr>
               <w:t xml:space="preserve">2</w:t>
             </w:r>
             <w:r>
               <w:rPr>
                 <w:rFonts w:ascii="Calibri" w:hAnsi="Calibri" w:cs="Calibri"/>
+                <w:color w:val="000000" w:themeColor="text1"/>
+              </w:rPr>
+            </w:r>
+            <w:r>
+              <w:rPr>
+                <w:rFonts w:ascii="Calibri" w:hAnsi="Calibri" w:cs="Calibri"/>
+                <w:color w:val="000000" w:themeColor="text1"/>
               </w:rPr>
             </w:r>
           </w:p>
@@ -2450,17 +3020,32 @@
               <w:jc w:val="both"/>
               <w:rPr>
                 <w:rFonts w:ascii="Calibri" w:hAnsi="Calibri" w:cs="Calibri"/>
+                <w:color w:val="000000" w:themeColor="text1"/>
               </w:rPr>
             </w:pPr>
             <w:r>
               <w:rPr>
                 <w:rFonts w:ascii="Calibri" w:hAnsi="Calibri" w:cs="Calibri"/>
+                <w:color w:val="000000" w:themeColor="text1"/>
               </w:rPr>
             </w:r>
             <w:r>
               <w:rPr>
                 <w:rFonts w:ascii="Calibri" w:hAnsi="Calibri" w:cs="Calibri"/>
-              </w:rPr>
+                <w:color w:val="000000" w:themeColor="text1"/>
+              </w:rPr>
+            </w:r>
+            <w:r>
+              <w:rPr>
+                <w:rFonts w:ascii="Calibri" w:hAnsi="Calibri" w:cs="Calibri"/>
+                <w:color w:val="000000" w:themeColor="text1"/>
+              </w:rPr>
+            </w:r>
+            <w:r>
+              <w:rPr>
+                <w:rFonts w:ascii="Calibri" w:hAnsi="Calibri"/>
+              </w:rPr>
+              <w:t>Inspector</w:t>
             </w:r>
           </w:p>
         </w:tc>
@@ -2485,17 +3070,32 @@
               <w:jc w:val="center"/>
               <w:rPr>
                 <w:rFonts w:ascii="Calibri" w:hAnsi="Calibri" w:cs="Calibri"/>
+                <w:color w:val="000000" w:themeColor="text1"/>
               </w:rPr>
             </w:pPr>
             <w:r>
               <w:rPr>
                 <w:rFonts w:ascii="Calibri" w:hAnsi="Calibri" w:cs="Calibri"/>
+                <w:color w:val="000000" w:themeColor="text1"/>
               </w:rPr>
             </w:r>
             <w:r>
               <w:rPr>
                 <w:rFonts w:ascii="Calibri" w:hAnsi="Calibri" w:cs="Calibri"/>
-              </w:rPr>
+                <w:color w:val="000000" w:themeColor="text1"/>
+              </w:rPr>
+            </w:r>
+            <w:r>
+              <w:rPr>
+                <w:rFonts w:ascii="Calibri" w:hAnsi="Calibri" w:cs="Calibri"/>
+                <w:color w:val="000000" w:themeColor="text1"/>
+              </w:rPr>
+            </w:r>
+            <w:r>
+              <w:rPr>
+                <w:rFonts w:ascii="Calibri" w:hAnsi="Calibri"/>
+              </w:rPr>
+              <w:t>Vigila a los alumnos en la entrada, pasa el registro del atraso a la plataforma y revisa los listados diarios.</w:t>
             </w:r>
           </w:p>
         </w:tc>
@@ -2525,17 +3125,26 @@
               <w:jc w:val="center"/>
               <w:rPr>
                 <w:rFonts w:ascii="Calibri" w:hAnsi="Calibri" w:cs="Calibri"/>
+                <w:color w:val="000000" w:themeColor="text1"/>
               </w:rPr>
             </w:pPr>
             <w:r>
               <w:rPr>
                 <w:rFonts w:ascii="Calibri" w:hAnsi="Calibri" w:cs="Calibri"/>
+                <w:color w:val="000000" w:themeColor="text1"/>
               </w:rPr>
               <w:t xml:space="preserve">3</w:t>
             </w:r>
             <w:r>
               <w:rPr>
                 <w:rFonts w:ascii="Calibri" w:hAnsi="Calibri" w:cs="Calibri"/>
+                <w:color w:val="000000" w:themeColor="text1"/>
+              </w:rPr>
+            </w:r>
+            <w:r>
+              <w:rPr>
+                <w:rFonts w:ascii="Calibri" w:hAnsi="Calibri" w:cs="Calibri"/>
+                <w:color w:val="000000" w:themeColor="text1"/>
               </w:rPr>
             </w:r>
           </w:p>
@@ -2560,20 +3169,34 @@
               <w:jc w:val="both"/>
               <w:rPr>
                 <w:rFonts w:ascii="Calibri" w:hAnsi="Calibri" w:cs="Calibri"/>
-                <w:lang w:val="es-CL"/>
+                <w:color w:val="000000" w:themeColor="text1"/>
               </w:rPr>
             </w:pPr>
             <w:r>
               <w:rPr>
                 <w:rFonts w:ascii="Calibri" w:hAnsi="Calibri" w:cs="Calibri"/>
+                <w:color w:val="000000" w:themeColor="text1"/>
                 <w:lang w:val="es-CL"/>
               </w:rPr>
             </w:r>
             <w:r>
               <w:rPr>
                 <w:rFonts w:ascii="Calibri" w:hAnsi="Calibri" w:cs="Calibri"/>
+                <w:color w:val="000000" w:themeColor="text1"/>
                 <w:lang w:val="es-CL"/>
               </w:rPr>
+            </w:r>
+            <w:r>
+              <w:rPr>
+                <w:rFonts w:ascii="Calibri" w:hAnsi="Calibri" w:cs="Calibri"/>
+                <w:color w:val="000000" w:themeColor="text1"/>
+              </w:rPr>
+            </w:r>
+            <w:r>
+              <w:rPr>
+                <w:rFonts w:ascii="Calibri" w:hAnsi="Calibri"/>
+              </w:rPr>
+              <w:t>Administrador</w:t>
             </w:r>
           </w:p>
         </w:tc>
@@ -2598,17 +3221,32 @@
               <w:jc w:val="center"/>
               <w:rPr>
                 <w:rFonts w:ascii="Calibri" w:hAnsi="Calibri" w:cs="Calibri"/>
+                <w:color w:val="000000" w:themeColor="text1"/>
               </w:rPr>
             </w:pPr>
             <w:r>
               <w:rPr>
                 <w:rFonts w:ascii="Calibri" w:hAnsi="Calibri" w:cs="Calibri"/>
+                <w:color w:val="000000" w:themeColor="text1"/>
               </w:rPr>
             </w:r>
             <w:r>
               <w:rPr>
                 <w:rFonts w:ascii="Calibri" w:hAnsi="Calibri" w:cs="Calibri"/>
-              </w:rPr>
+                <w:color w:val="000000" w:themeColor="text1"/>
+              </w:rPr>
+            </w:r>
+            <w:r>
+              <w:rPr>
+                <w:rFonts w:ascii="Calibri" w:hAnsi="Calibri" w:cs="Calibri"/>
+                <w:color w:val="000000" w:themeColor="text1"/>
+              </w:rPr>
+            </w:r>
+            <w:r>
+              <w:rPr>
+                <w:rFonts w:ascii="Calibri" w:hAnsi="Calibri"/>
+              </w:rPr>
+              <w:t>Da de alta a los alumnos y sus tarjetas SofoCard, y da de baja las tarjetas extraviadas.</w:t>
             </w:r>
           </w:p>
         </w:tc>
@@ -2638,17 +3276,26 @@
               <w:jc w:val="center"/>
               <w:rPr>
                 <w:rFonts w:ascii="Calibri" w:hAnsi="Calibri" w:cs="Calibri"/>
+                <w:color w:val="000000" w:themeColor="text1"/>
               </w:rPr>
             </w:pPr>
             <w:r>
               <w:rPr>
                 <w:rFonts w:ascii="Calibri" w:hAnsi="Calibri" w:cs="Calibri"/>
+                <w:color w:val="000000" w:themeColor="text1"/>
               </w:rPr>
               <w:t xml:space="preserve">4</w:t>
             </w:r>
             <w:r>
               <w:rPr>
                 <w:rFonts w:ascii="Calibri" w:hAnsi="Calibri" w:cs="Calibri"/>
+                <w:color w:val="000000" w:themeColor="text1"/>
+              </w:rPr>
+            </w:r>
+            <w:r>
+              <w:rPr>
+                <w:rFonts w:ascii="Calibri" w:hAnsi="Calibri" w:cs="Calibri"/>
+                <w:color w:val="000000" w:themeColor="text1"/>
               </w:rPr>
             </w:r>
           </w:p>
@@ -2673,19 +3320,27 @@
               <w:jc w:val="both"/>
               <w:rPr>
                 <w:rFonts w:ascii="Calibri" w:hAnsi="Calibri" w:cs="Calibri"/>
-                <w:lang w:val="es-CL"/>
+                <w:color w:val="000000" w:themeColor="text1"/>
               </w:rPr>
             </w:pPr>
             <w:r>
               <w:rPr>
                 <w:rFonts w:ascii="Calibri" w:hAnsi="Calibri" w:cs="Calibri"/>
+                <w:color w:val="000000" w:themeColor="text1"/>
                 <w:lang w:val="es-CL"/>
               </w:rPr>
             </w:r>
             <w:r>
               <w:rPr>
                 <w:rFonts w:ascii="Calibri" w:hAnsi="Calibri" w:cs="Calibri"/>
+                <w:color w:val="000000" w:themeColor="text1"/>
                 <w:lang w:val="es-CL"/>
+              </w:rPr>
+            </w:r>
+            <w:r>
+              <w:rPr>
+                <w:rFonts w:ascii="Calibri" w:hAnsi="Calibri" w:cs="Calibri"/>
+                <w:color w:val="000000" w:themeColor="text1"/>
               </w:rPr>
             </w:r>
           </w:p>
@@ -2711,16 +3366,25 @@
               <w:jc w:val="center"/>
               <w:rPr>
                 <w:rFonts w:ascii="Calibri" w:hAnsi="Calibri" w:cs="Calibri"/>
+                <w:color w:val="000000" w:themeColor="text1"/>
               </w:rPr>
             </w:pPr>
             <w:r>
               <w:rPr>
                 <w:rFonts w:ascii="Calibri" w:hAnsi="Calibri" w:cs="Calibri"/>
+                <w:color w:val="000000" w:themeColor="text1"/>
               </w:rPr>
             </w:r>
             <w:r>
               <w:rPr>
                 <w:rFonts w:ascii="Calibri" w:hAnsi="Calibri" w:cs="Calibri"/>
+                <w:color w:val="000000" w:themeColor="text1"/>
+              </w:rPr>
+            </w:r>
+            <w:r>
+              <w:rPr>
+                <w:rFonts w:ascii="Calibri" w:hAnsi="Calibri" w:cs="Calibri"/>
+                <w:color w:val="000000" w:themeColor="text1"/>
               </w:rPr>
             </w:r>
           </w:p>
@@ -2751,17 +3415,26 @@
               <w:jc w:val="center"/>
               <w:rPr>
                 <w:rFonts w:ascii="Calibri" w:hAnsi="Calibri" w:cs="Calibri"/>
+                <w:color w:val="000000" w:themeColor="text1"/>
               </w:rPr>
             </w:pPr>
             <w:r>
               <w:rPr>
                 <w:rFonts w:ascii="Calibri" w:hAnsi="Calibri" w:cs="Calibri"/>
+                <w:color w:val="000000" w:themeColor="text1"/>
               </w:rPr>
               <w:t xml:space="preserve">5</w:t>
             </w:r>
             <w:r>
               <w:rPr>
                 <w:rFonts w:ascii="Calibri" w:hAnsi="Calibri" w:cs="Calibri"/>
+                <w:color w:val="000000" w:themeColor="text1"/>
+              </w:rPr>
+            </w:r>
+            <w:r>
+              <w:rPr>
+                <w:rFonts w:ascii="Calibri" w:hAnsi="Calibri" w:cs="Calibri"/>
+                <w:color w:val="000000" w:themeColor="text1"/>
               </w:rPr>
             </w:r>
           </w:p>
@@ -2786,19 +3459,27 @@
               <w:jc w:val="both"/>
               <w:rPr>
                 <w:rFonts w:ascii="Calibri" w:hAnsi="Calibri" w:cs="Calibri"/>
-                <w:lang w:val="es-CL"/>
+                <w:color w:val="000000" w:themeColor="text1"/>
               </w:rPr>
             </w:pPr>
             <w:r>
               <w:rPr>
                 <w:rFonts w:ascii="Calibri" w:hAnsi="Calibri" w:cs="Calibri"/>
+                <w:color w:val="000000" w:themeColor="text1"/>
                 <w:lang w:val="es-CL"/>
               </w:rPr>
             </w:r>
             <w:r>
               <w:rPr>
                 <w:rFonts w:ascii="Calibri" w:hAnsi="Calibri" w:cs="Calibri"/>
+                <w:color w:val="000000" w:themeColor="text1"/>
                 <w:lang w:val="es-CL"/>
+              </w:rPr>
+            </w:r>
+            <w:r>
+              <w:rPr>
+                <w:rFonts w:ascii="Calibri" w:hAnsi="Calibri" w:cs="Calibri"/>
+                <w:color w:val="000000" w:themeColor="text1"/>
               </w:rPr>
             </w:r>
           </w:p>
@@ -2824,16 +3505,25 @@
               <w:jc w:val="center"/>
               <w:rPr>
                 <w:rFonts w:ascii="Calibri" w:hAnsi="Calibri" w:cs="Calibri"/>
+                <w:color w:val="000000" w:themeColor="text1"/>
               </w:rPr>
             </w:pPr>
             <w:r>
               <w:rPr>
                 <w:rFonts w:ascii="Calibri" w:hAnsi="Calibri" w:cs="Calibri"/>
+                <w:color w:val="000000" w:themeColor="text1"/>
               </w:rPr>
             </w:r>
             <w:r>
               <w:rPr>
                 <w:rFonts w:ascii="Calibri" w:hAnsi="Calibri" w:cs="Calibri"/>
+                <w:color w:val="000000" w:themeColor="text1"/>
+              </w:rPr>
+            </w:r>
+            <w:r>
+              <w:rPr>
+                <w:rFonts w:ascii="Calibri" w:hAnsi="Calibri" w:cs="Calibri"/>
+                <w:color w:val="000000" w:themeColor="text1"/>
               </w:rPr>
             </w:r>
           </w:p>
@@ -2864,17 +3554,26 @@
               <w:jc w:val="center"/>
               <w:rPr>
                 <w:rFonts w:ascii="Calibri" w:hAnsi="Calibri" w:cs="Calibri"/>
+                <w:color w:val="000000" w:themeColor="text1"/>
               </w:rPr>
             </w:pPr>
             <w:r>
               <w:rPr>
                 <w:rFonts w:ascii="Calibri" w:hAnsi="Calibri" w:cs="Calibri"/>
+                <w:color w:val="000000" w:themeColor="text1"/>
               </w:rPr>
               <w:t xml:space="preserve">6</w:t>
             </w:r>
             <w:r>
               <w:rPr>
                 <w:rFonts w:ascii="Calibri" w:hAnsi="Calibri" w:cs="Calibri"/>
+                <w:color w:val="000000" w:themeColor="text1"/>
+              </w:rPr>
+            </w:r>
+            <w:r>
+              <w:rPr>
+                <w:rFonts w:ascii="Calibri" w:hAnsi="Calibri" w:cs="Calibri"/>
+                <w:color w:val="000000" w:themeColor="text1"/>
               </w:rPr>
             </w:r>
           </w:p>
@@ -2899,19 +3598,27 @@
               <w:jc w:val="both"/>
               <w:rPr>
                 <w:rFonts w:ascii="Calibri" w:hAnsi="Calibri" w:cs="Calibri"/>
-                <w:lang w:val="es-CL"/>
+                <w:color w:val="000000" w:themeColor="text1"/>
               </w:rPr>
             </w:pPr>
             <w:r>
               <w:rPr>
                 <w:rFonts w:ascii="Calibri" w:hAnsi="Calibri" w:cs="Calibri"/>
+                <w:color w:val="000000" w:themeColor="text1"/>
                 <w:lang w:val="es-CL"/>
               </w:rPr>
             </w:r>
             <w:r>
               <w:rPr>
                 <w:rFonts w:ascii="Calibri" w:hAnsi="Calibri" w:cs="Calibri"/>
+                <w:color w:val="000000" w:themeColor="text1"/>
                 <w:lang w:val="es-CL"/>
+              </w:rPr>
+            </w:r>
+            <w:r>
+              <w:rPr>
+                <w:rFonts w:ascii="Calibri" w:hAnsi="Calibri" w:cs="Calibri"/>
+                <w:color w:val="000000" w:themeColor="text1"/>
               </w:rPr>
             </w:r>
           </w:p>
@@ -2937,16 +3644,25 @@
               <w:jc w:val="center"/>
               <w:rPr>
                 <w:rFonts w:ascii="Calibri" w:hAnsi="Calibri" w:cs="Calibri"/>
+                <w:color w:val="000000" w:themeColor="text1"/>
               </w:rPr>
             </w:pPr>
             <w:r>
               <w:rPr>
                 <w:rFonts w:ascii="Calibri" w:hAnsi="Calibri" w:cs="Calibri"/>
+                <w:color w:val="000000" w:themeColor="text1"/>
               </w:rPr>
             </w:r>
             <w:r>
               <w:rPr>
                 <w:rFonts w:ascii="Calibri" w:hAnsi="Calibri" w:cs="Calibri"/>
+                <w:color w:val="000000" w:themeColor="text1"/>
+              </w:rPr>
+            </w:r>
+            <w:r>
+              <w:rPr>
+                <w:rFonts w:ascii="Calibri" w:hAnsi="Calibri" w:cs="Calibri"/>
+                <w:color w:val="000000" w:themeColor="text1"/>
               </w:rPr>
             </w:r>
           </w:p>
@@ -2977,17 +3693,26 @@
               <w:jc w:val="center"/>
               <w:rPr>
                 <w:rFonts w:ascii="Calibri" w:hAnsi="Calibri" w:cs="Calibri"/>
+                <w:color w:val="000000" w:themeColor="text1"/>
               </w:rPr>
             </w:pPr>
             <w:r>
               <w:rPr>
                 <w:rFonts w:ascii="Calibri" w:hAnsi="Calibri" w:cs="Calibri"/>
+                <w:color w:val="000000" w:themeColor="text1"/>
               </w:rPr>
               <w:t xml:space="preserve">7</w:t>
             </w:r>
             <w:r>
               <w:rPr>
                 <w:rFonts w:ascii="Calibri" w:hAnsi="Calibri" w:cs="Calibri"/>
+                <w:color w:val="000000" w:themeColor="text1"/>
+              </w:rPr>
+            </w:r>
+            <w:r>
+              <w:rPr>
+                <w:rFonts w:ascii="Calibri" w:hAnsi="Calibri" w:cs="Calibri"/>
+                <w:color w:val="000000" w:themeColor="text1"/>
               </w:rPr>
             </w:r>
           </w:p>
@@ -3012,19 +3737,27 @@
               <w:jc w:val="both"/>
               <w:rPr>
                 <w:rFonts w:ascii="Calibri" w:hAnsi="Calibri" w:cs="Calibri"/>
-                <w:lang w:val="es-CL"/>
+                <w:color w:val="000000" w:themeColor="text1"/>
               </w:rPr>
             </w:pPr>
             <w:r>
               <w:rPr>
                 <w:rFonts w:ascii="Calibri" w:hAnsi="Calibri" w:cs="Calibri"/>
+                <w:color w:val="000000" w:themeColor="text1"/>
                 <w:lang w:val="es-CL"/>
               </w:rPr>
             </w:r>
             <w:r>
               <w:rPr>
                 <w:rFonts w:ascii="Calibri" w:hAnsi="Calibri" w:cs="Calibri"/>
+                <w:color w:val="000000" w:themeColor="text1"/>
                 <w:lang w:val="es-CL"/>
+              </w:rPr>
+            </w:r>
+            <w:r>
+              <w:rPr>
+                <w:rFonts w:ascii="Calibri" w:hAnsi="Calibri" w:cs="Calibri"/>
+                <w:color w:val="000000" w:themeColor="text1"/>
               </w:rPr>
             </w:r>
           </w:p>
@@ -3050,16 +3783,25 @@
               <w:jc w:val="center"/>
               <w:rPr>
                 <w:rFonts w:ascii="Calibri" w:hAnsi="Calibri" w:cs="Calibri"/>
+                <w:color w:val="000000" w:themeColor="text1"/>
               </w:rPr>
             </w:pPr>
             <w:r>
               <w:rPr>
                 <w:rFonts w:ascii="Calibri" w:hAnsi="Calibri" w:cs="Calibri"/>
+                <w:color w:val="000000" w:themeColor="text1"/>
               </w:rPr>
             </w:r>
             <w:r>
               <w:rPr>
                 <w:rFonts w:ascii="Calibri" w:hAnsi="Calibri" w:cs="Calibri"/>
+                <w:color w:val="000000" w:themeColor="text1"/>
+              </w:rPr>
+            </w:r>
+            <w:r>
+              <w:rPr>
+                <w:rFonts w:ascii="Calibri" w:hAnsi="Calibri" w:cs="Calibri"/>
+                <w:color w:val="000000" w:themeColor="text1"/>
               </w:rPr>
             </w:r>
           </w:p>
@@ -3074,16 +3816,25 @@
         <w:jc w:val="both"/>
         <w:rPr>
           <w:rFonts w:ascii="Calibri" w:hAnsi="Calibri" w:cs="Calibri"/>
+          <w:color w:val="000000" w:themeColor="text1"/>
         </w:rPr>
       </w:pPr>
       <w:r>
         <w:rPr>
           <w:rFonts w:ascii="Calibri" w:hAnsi="Calibri" w:cs="Calibri"/>
+          <w:color w:val="000000" w:themeColor="text1"/>
         </w:rPr>
       </w:r>
       <w:r>
         <w:rPr>
           <w:rFonts w:ascii="Calibri" w:hAnsi="Calibri" w:cs="Calibri"/>
+          <w:color w:val="000000" w:themeColor="text1"/>
+        </w:rPr>
+      </w:r>
+      <w:r>
+        <w:rPr>
+          <w:rFonts w:ascii="Calibri" w:hAnsi="Calibri" w:cs="Calibri"/>
+          <w:color w:val="000000" w:themeColor="text1"/>
         </w:rPr>
       </w:r>
     </w:p>
@@ -3100,14 +3851,14 @@
         <w:rPr>
           <w:rFonts w:ascii="Calibri" w:hAnsi="Calibri" w:cs="Calibri"/>
           <w:b/>
-          <w:color w:val="2e74b5"/>
+          <w:color w:val="000000" w:themeColor="text1"/>
         </w:rPr>
       </w:pPr>
       <w:r>
         <w:rPr>
           <w:rFonts w:ascii="Calibri" w:hAnsi="Calibri" w:cs="Calibri"/>
           <w:b/>
-          <w:color w:val="2e74b5"/>
+          <w:color w:val="000000" w:themeColor="text1"/>
         </w:rPr>
         <w:t xml:space="preserve">Requerimientos generales asociados al Proyecto</w:t>
       </w:r>
@@ -3115,28 +3866,44 @@
         <w:rPr>
           <w:rFonts w:ascii="Calibri" w:hAnsi="Calibri" w:cs="Calibri"/>
           <w:b/>
-          <w:color w:val="2e74b5"/>
-        </w:rPr>
-      </w:r>
-    </w:p>
-    <w:p>
-      <w:pPr>
-        <w:pBdr/>
-        <w:spacing/>
-        <w:ind/>
-        <w:jc w:val="both"/>
-        <w:rPr>
-          <w:rFonts w:ascii="Calibri" w:hAnsi="Calibri" w:cs="Calibri"/>
-        </w:rPr>
-      </w:pPr>
-      <w:r>
-        <w:rPr>
-          <w:rFonts w:ascii="Calibri" w:hAnsi="Calibri" w:cs="Calibri"/>
+          <w:color w:val="000000" w:themeColor="text1"/>
         </w:rPr>
       </w:r>
       <w:r>
         <w:rPr>
           <w:rFonts w:ascii="Calibri" w:hAnsi="Calibri" w:cs="Calibri"/>
+          <w:b/>
+          <w:color w:val="000000" w:themeColor="text1"/>
+        </w:rPr>
+      </w:r>
+    </w:p>
+    <w:p>
+      <w:pPr>
+        <w:pBdr/>
+        <w:spacing/>
+        <w:ind/>
+        <w:jc w:val="both"/>
+        <w:rPr>
+          <w:rFonts w:ascii="Calibri" w:hAnsi="Calibri" w:cs="Calibri"/>
+          <w:color w:val="000000" w:themeColor="text1"/>
+        </w:rPr>
+      </w:pPr>
+      <w:r>
+        <w:rPr>
+          <w:rFonts w:ascii="Calibri" w:hAnsi="Calibri" w:cs="Calibri"/>
+          <w:color w:val="000000" w:themeColor="text1"/>
+        </w:rPr>
+      </w:r>
+      <w:r>
+        <w:rPr>
+          <w:rFonts w:ascii="Calibri" w:hAnsi="Calibri" w:cs="Calibri"/>
+          <w:color w:val="000000" w:themeColor="text1"/>
+        </w:rPr>
+      </w:r>
+      <w:r>
+        <w:rPr>
+          <w:rFonts w:ascii="Calibri" w:hAnsi="Calibri" w:cs="Calibri"/>
+          <w:color w:val="000000" w:themeColor="text1"/>
         </w:rPr>
       </w:r>
     </w:p>
@@ -3174,19 +3941,31 @@
               <w:jc w:val="both"/>
               <w:rPr>
                 <w:rFonts w:ascii="Calibri" w:hAnsi="Calibri" w:cs="Calibri"/>
-                <w:color w:val="2e74b5"/>
+                <w:color w:val="000000" w:themeColor="text1"/>
               </w:rPr>
             </w:pPr>
             <w:r>
               <w:rPr>
                 <w:rFonts w:ascii="Calibri" w:hAnsi="Calibri" w:cs="Calibri"/>
-                <w:color w:val="2e74b5"/>
-              </w:rPr>
+                <w:color w:val="000000" w:themeColor="text1"/>
+              </w:rPr>
+              <w:t>El sistema debe registrar el atraso del alumno al pasar su tarjeta SofoCard y confirmarlo en pantalla, sin usar el cuaderno ni Kimche en paralelo. Tambien debe dejar consultar los atrasos por alumno y el listado del dia, y administrar el alta y baja de tarjetas SofoCard. El registro debe tomar solo segundos y no debe usar datos biometricos de los alumnos (ver Planilla de Requerimientos, R.1 al R.10).</w:t>
             </w:r>
             <w:r>
               <w:rPr>
                 <w:rFonts w:ascii="Calibri" w:hAnsi="Calibri" w:cs="Calibri"/>
-                <w:color w:val="2e74b5"/>
+                <w:color w:val="000000" w:themeColor="text1"/>
+              </w:rPr>
+            </w:r>
+            <w:r>
+              <w:rPr>
+                <w:rFonts w:ascii="Calibri" w:hAnsi="Calibri" w:cs="Calibri"/>
+                <w:color w:val="000000" w:themeColor="text1"/>
+              </w:rPr>
+            </w:r>
+            <w:r>
+              <w:rPr>
+                <w:rFonts w:ascii="Calibri" w:hAnsi="Calibri"/>
               </w:rPr>
             </w:r>
           </w:p>
@@ -3198,19 +3977,25 @@
               <w:jc w:val="both"/>
               <w:rPr>
                 <w:rFonts w:ascii="Calibri" w:hAnsi="Calibri" w:cs="Calibri"/>
-                <w:color w:val="2e74b5"/>
+                <w:color w:val="000000" w:themeColor="text1"/>
               </w:rPr>
             </w:pPr>
             <w:r>
               <w:rPr>
                 <w:rFonts w:ascii="Calibri" w:hAnsi="Calibri" w:cs="Calibri"/>
-                <w:color w:val="2e74b5"/>
+                <w:color w:val="000000" w:themeColor="text1"/>
               </w:rPr>
             </w:r>
             <w:r>
               <w:rPr>
                 <w:rFonts w:ascii="Calibri" w:hAnsi="Calibri" w:cs="Calibri"/>
-                <w:color w:val="2e74b5"/>
+                <w:color w:val="000000" w:themeColor="text1"/>
+              </w:rPr>
+            </w:r>
+            <w:r>
+              <w:rPr>
+                <w:rFonts w:ascii="Calibri" w:hAnsi="Calibri" w:cs="Calibri"/>
+                <w:color w:val="000000" w:themeColor="text1"/>
               </w:rPr>
             </w:r>
           </w:p>
@@ -3222,19 +4007,25 @@
               <w:jc w:val="both"/>
               <w:rPr>
                 <w:rFonts w:ascii="Calibri" w:hAnsi="Calibri" w:cs="Calibri"/>
-                <w:color w:val="2e74b5"/>
+                <w:color w:val="000000" w:themeColor="text1"/>
               </w:rPr>
             </w:pPr>
             <w:r>
               <w:rPr>
                 <w:rFonts w:ascii="Calibri" w:hAnsi="Calibri" w:cs="Calibri"/>
-                <w:color w:val="2e74b5"/>
+                <w:color w:val="000000" w:themeColor="text1"/>
               </w:rPr>
             </w:r>
             <w:r>
               <w:rPr>
                 <w:rFonts w:ascii="Calibri" w:hAnsi="Calibri" w:cs="Calibri"/>
-                <w:color w:val="2e74b5"/>
+                <w:color w:val="000000" w:themeColor="text1"/>
+              </w:rPr>
+            </w:r>
+            <w:r>
+              <w:rPr>
+                <w:rFonts w:ascii="Calibri" w:hAnsi="Calibri" w:cs="Calibri"/>
+                <w:color w:val="000000" w:themeColor="text1"/>
               </w:rPr>
             </w:r>
           </w:p>
@@ -3246,19 +4037,25 @@
               <w:jc w:val="both"/>
               <w:rPr>
                 <w:rFonts w:ascii="Calibri" w:hAnsi="Calibri" w:cs="Calibri"/>
-                <w:color w:val="2e74b5"/>
+                <w:color w:val="000000" w:themeColor="text1"/>
               </w:rPr>
             </w:pPr>
             <w:r>
               <w:rPr>
                 <w:rFonts w:ascii="Calibri" w:hAnsi="Calibri" w:cs="Calibri"/>
-                <w:color w:val="2e74b5"/>
+                <w:color w:val="000000" w:themeColor="text1"/>
               </w:rPr>
             </w:r>
             <w:r>
               <w:rPr>
                 <w:rFonts w:ascii="Calibri" w:hAnsi="Calibri" w:cs="Calibri"/>
-                <w:color w:val="2e74b5"/>
+                <w:color w:val="000000" w:themeColor="text1"/>
+              </w:rPr>
+            </w:r>
+            <w:r>
+              <w:rPr>
+                <w:rFonts w:ascii="Calibri" w:hAnsi="Calibri" w:cs="Calibri"/>
+                <w:color w:val="000000" w:themeColor="text1"/>
               </w:rPr>
             </w:r>
           </w:p>
@@ -3270,19 +4067,25 @@
               <w:jc w:val="both"/>
               <w:rPr>
                 <w:rFonts w:ascii="Calibri" w:hAnsi="Calibri" w:cs="Calibri"/>
-                <w:color w:val="2e74b5"/>
+                <w:color w:val="000000" w:themeColor="text1"/>
               </w:rPr>
             </w:pPr>
             <w:r>
               <w:rPr>
                 <w:rFonts w:ascii="Calibri" w:hAnsi="Calibri" w:cs="Calibri"/>
-                <w:color w:val="2e74b5"/>
+                <w:color w:val="000000" w:themeColor="text1"/>
               </w:rPr>
             </w:r>
             <w:r>
               <w:rPr>
                 <w:rFonts w:ascii="Calibri" w:hAnsi="Calibri" w:cs="Calibri"/>
-                <w:color w:val="2e74b5"/>
+                <w:color w:val="000000" w:themeColor="text1"/>
+              </w:rPr>
+            </w:r>
+            <w:r>
+              <w:rPr>
+                <w:rFonts w:ascii="Calibri" w:hAnsi="Calibri" w:cs="Calibri"/>
+                <w:color w:val="000000" w:themeColor="text1"/>
               </w:rPr>
             </w:r>
           </w:p>
@@ -3297,16 +4100,25 @@
         <w:jc w:val="both"/>
         <w:rPr>
           <w:rFonts w:ascii="Calibri" w:hAnsi="Calibri" w:cs="Calibri"/>
+          <w:color w:val="000000" w:themeColor="text1"/>
         </w:rPr>
       </w:pPr>
       <w:r>
         <w:rPr>
           <w:rFonts w:ascii="Calibri" w:hAnsi="Calibri" w:cs="Calibri"/>
+          <w:color w:val="000000" w:themeColor="text1"/>
         </w:rPr>
       </w:r>
       <w:r>
         <w:rPr>
           <w:rFonts w:ascii="Calibri" w:hAnsi="Calibri" w:cs="Calibri"/>
+          <w:color w:val="000000" w:themeColor="text1"/>
+        </w:rPr>
+      </w:r>
+      <w:r>
+        <w:rPr>
+          <w:rFonts w:ascii="Calibri" w:hAnsi="Calibri" w:cs="Calibri"/>
+          <w:color w:val="000000" w:themeColor="text1"/>
         </w:rPr>
       </w:r>
     </w:p>
@@ -3318,17 +4130,26 @@
         <w:jc w:val="both"/>
         <w:rPr>
           <w:rFonts w:ascii="Calibri" w:hAnsi="Calibri" w:cs="Calibri"/>
+          <w:color w:val="000000" w:themeColor="text1"/>
         </w:rPr>
       </w:pPr>
       <w:r>
         <w:rPr>
           <w:rFonts w:ascii="Calibri" w:hAnsi="Calibri" w:cs="Calibri"/>
+          <w:color w:val="000000" w:themeColor="text1"/>
         </w:rPr>
         <w:br w:type="page" w:clear="all"/>
       </w:r>
       <w:r>
         <w:rPr>
           <w:rFonts w:ascii="Calibri" w:hAnsi="Calibri" w:cs="Calibri"/>
+          <w:color w:val="000000" w:themeColor="text1"/>
+        </w:rPr>
+      </w:r>
+      <w:r>
+        <w:rPr>
+          <w:rFonts w:ascii="Calibri" w:hAnsi="Calibri" w:cs="Calibri"/>
+          <w:color w:val="000000" w:themeColor="text1"/>
         </w:rPr>
       </w:r>
     </w:p>
@@ -3345,14 +4166,14 @@
         <w:rPr>
           <w:rFonts w:ascii="Calibri" w:hAnsi="Calibri" w:cs="Calibri"/>
           <w:b/>
-          <w:color w:val="2e74b5"/>
+          <w:color w:val="000000" w:themeColor="text1"/>
         </w:rPr>
       </w:pPr>
       <w:r>
         <w:rPr>
           <w:rFonts w:ascii="Calibri" w:hAnsi="Calibri" w:cs="Calibri"/>
           <w:b/>
-          <w:color w:val="2e74b5"/>
+          <w:color w:val="000000" w:themeColor="text1"/>
         </w:rPr>
         <w:t xml:space="preserve">Observaciones sobre las posibles </w:t>
       </w:r>
@@ -3360,7 +4181,7 @@
         <w:rPr>
           <w:rFonts w:ascii="Calibri" w:hAnsi="Calibri" w:cs="Calibri"/>
           <w:b/>
-          <w:color w:val="2e74b5"/>
+          <w:color w:val="000000" w:themeColor="text1"/>
         </w:rPr>
         <w:t xml:space="preserve">Limitaciones</w:t>
       </w:r>
@@ -3368,7 +4189,7 @@
         <w:rPr>
           <w:rFonts w:ascii="Calibri" w:hAnsi="Calibri" w:cs="Calibri"/>
           <w:b/>
-          <w:color w:val="2e74b5"/>
+          <w:color w:val="000000" w:themeColor="text1"/>
         </w:rPr>
         <w:t xml:space="preserve"> que tendrá el Sistema</w:t>
       </w:r>
@@ -3376,34 +4197,48 @@
         <w:rPr>
           <w:rFonts w:ascii="Calibri" w:hAnsi="Calibri" w:cs="Calibri"/>
           <w:b/>
-          <w:color w:val="2e74b5"/>
-        </w:rPr>
-      </w:r>
-    </w:p>
-    <w:p>
-      <w:pPr>
-        <w:pBdr/>
-        <w:spacing/>
-        <w:ind/>
-        <w:jc w:val="both"/>
-        <w:rPr>
-          <w:rFonts w:ascii="Calibri" w:hAnsi="Calibri" w:cs="Calibri"/>
-          <w:b/>
-          <w:color w:val="2e74b5"/>
-        </w:rPr>
-      </w:pPr>
-      <w:r>
-        <w:rPr>
-          <w:rFonts w:ascii="Calibri" w:hAnsi="Calibri" w:cs="Calibri"/>
-          <w:b/>
-          <w:color w:val="2e74b5"/>
+          <w:color w:val="000000" w:themeColor="text1"/>
         </w:rPr>
       </w:r>
       <w:r>
         <w:rPr>
           <w:rFonts w:ascii="Calibri" w:hAnsi="Calibri" w:cs="Calibri"/>
           <w:b/>
-          <w:color w:val="2e74b5"/>
+          <w:color w:val="000000" w:themeColor="text1"/>
+        </w:rPr>
+      </w:r>
+    </w:p>
+    <w:p>
+      <w:pPr>
+        <w:pBdr/>
+        <w:spacing/>
+        <w:ind/>
+        <w:jc w:val="both"/>
+        <w:rPr>
+          <w:rFonts w:ascii="Calibri" w:hAnsi="Calibri" w:cs="Calibri"/>
+          <w:b/>
+          <w:color w:val="000000" w:themeColor="text1"/>
+        </w:rPr>
+      </w:pPr>
+      <w:r>
+        <w:rPr>
+          <w:rFonts w:ascii="Calibri" w:hAnsi="Calibri" w:cs="Calibri"/>
+          <w:b/>
+          <w:color w:val="000000" w:themeColor="text1"/>
+        </w:rPr>
+      </w:r>
+      <w:r>
+        <w:rPr>
+          <w:rFonts w:ascii="Calibri" w:hAnsi="Calibri" w:cs="Calibri"/>
+          <w:b/>
+          <w:color w:val="000000" w:themeColor="text1"/>
+        </w:rPr>
+      </w:r>
+      <w:r>
+        <w:rPr>
+          <w:rFonts w:ascii="Calibri" w:hAnsi="Calibri" w:cs="Calibri"/>
+          <w:b/>
+          <w:color w:val="000000" w:themeColor="text1"/>
         </w:rPr>
       </w:r>
     </w:p>
@@ -3440,22 +4275,35 @@
               <w:rPr>
                 <w:rFonts w:ascii="Calibri" w:hAnsi="Calibri" w:cs="Calibri"/>
                 <w:b/>
-                <w:color w:val="2e74b5"/>
+                <w:color w:val="000000" w:themeColor="text1"/>
               </w:rPr>
             </w:pPr>
             <w:r>
               <w:rPr>
                 <w:rFonts w:ascii="Calibri" w:hAnsi="Calibri" w:cs="Calibri"/>
                 <w:b/>
-                <w:color w:val="2e74b5"/>
+                <w:color w:val="000000" w:themeColor="text1"/>
               </w:rPr>
             </w:r>
             <w:r>
               <w:rPr>
                 <w:rFonts w:ascii="Calibri" w:hAnsi="Calibri" w:cs="Calibri"/>
                 <w:b/>
-                <w:color w:val="2e74b5"/>
-              </w:rPr>
+                <w:color w:val="000000" w:themeColor="text1"/>
+              </w:rPr>
+            </w:r>
+            <w:r>
+              <w:rPr>
+                <w:rFonts w:ascii="Calibri" w:hAnsi="Calibri" w:cs="Calibri"/>
+                <w:b/>
+                <w:color w:val="000000" w:themeColor="text1"/>
+              </w:rPr>
+            </w:r>
+            <w:r>
+              <w:rPr>
+                <w:rFonts w:ascii="Calibri" w:hAnsi="Calibri"/>
+              </w:rPr>
+              <w:t>No se usará huella dactilar ni otro dato biométrico, por tratarse de menores de edad (Ley 19.628 y 21.719). El presupuesto es acotado, por lo que se eligió hardware económico (Raspberry Pi 4, ESP32 + lector RFID RC522). Falta confirmar la cobertura WiFi en el punto de entrada del liceo, de la cual depende el ESP32 para comunicarse con el servidor. El alcance de esta etapa es solo el control de atrasos; quedan fuera por ahora el registro de almuerzo JUNAEB y la asistencia por clase.</w:t>
             </w:r>
           </w:p>
           <w:p>
@@ -3467,21 +4315,28 @@
               <w:rPr>
                 <w:rFonts w:ascii="Calibri" w:hAnsi="Calibri" w:cs="Calibri"/>
                 <w:b/>
-                <w:color w:val="2e74b5"/>
+                <w:color w:val="000000" w:themeColor="text1"/>
               </w:rPr>
             </w:pPr>
             <w:r>
               <w:rPr>
                 <w:rFonts w:ascii="Calibri" w:hAnsi="Calibri" w:cs="Calibri"/>
                 <w:b/>
-                <w:color w:val="2e74b5"/>
+                <w:color w:val="000000" w:themeColor="text1"/>
               </w:rPr>
             </w:r>
             <w:r>
               <w:rPr>
                 <w:rFonts w:ascii="Calibri" w:hAnsi="Calibri" w:cs="Calibri"/>
                 <w:b/>
-                <w:color w:val="2e74b5"/>
+                <w:color w:val="000000" w:themeColor="text1"/>
+              </w:rPr>
+            </w:r>
+            <w:r>
+              <w:rPr>
+                <w:rFonts w:ascii="Calibri" w:hAnsi="Calibri" w:cs="Calibri"/>
+                <w:b/>
+                <w:color w:val="000000" w:themeColor="text1"/>
               </w:rPr>
             </w:r>
           </w:p>
@@ -3494,21 +4349,28 @@
               <w:rPr>
                 <w:rFonts w:ascii="Calibri" w:hAnsi="Calibri" w:cs="Calibri"/>
                 <w:b/>
-                <w:color w:val="2e74b5"/>
+                <w:color w:val="000000" w:themeColor="text1"/>
               </w:rPr>
             </w:pPr>
             <w:r>
               <w:rPr>
                 <w:rFonts w:ascii="Calibri" w:hAnsi="Calibri" w:cs="Calibri"/>
                 <w:b/>
-                <w:color w:val="2e74b5"/>
+                <w:color w:val="000000" w:themeColor="text1"/>
               </w:rPr>
             </w:r>
             <w:r>
               <w:rPr>
                 <w:rFonts w:ascii="Calibri" w:hAnsi="Calibri" w:cs="Calibri"/>
                 <w:b/>
-                <w:color w:val="2e74b5"/>
+                <w:color w:val="000000" w:themeColor="text1"/>
+              </w:rPr>
+            </w:r>
+            <w:r>
+              <w:rPr>
+                <w:rFonts w:ascii="Calibri" w:hAnsi="Calibri" w:cs="Calibri"/>
+                <w:b/>
+                <w:color w:val="000000" w:themeColor="text1"/>
               </w:rPr>
             </w:r>
           </w:p>
@@ -3521,21 +4383,28 @@
               <w:rPr>
                 <w:rFonts w:ascii="Calibri" w:hAnsi="Calibri" w:cs="Calibri"/>
                 <w:b/>
-                <w:color w:val="2e74b5"/>
+                <w:color w:val="000000" w:themeColor="text1"/>
               </w:rPr>
             </w:pPr>
             <w:r>
               <w:rPr>
                 <w:rFonts w:ascii="Calibri" w:hAnsi="Calibri" w:cs="Calibri"/>
                 <w:b/>
-                <w:color w:val="2e74b5"/>
+                <w:color w:val="000000" w:themeColor="text1"/>
               </w:rPr>
             </w:r>
             <w:r>
               <w:rPr>
                 <w:rFonts w:ascii="Calibri" w:hAnsi="Calibri" w:cs="Calibri"/>
                 <w:b/>
-                <w:color w:val="2e74b5"/>
+                <w:color w:val="000000" w:themeColor="text1"/>
+              </w:rPr>
+            </w:r>
+            <w:r>
+              <w:rPr>
+                <w:rFonts w:ascii="Calibri" w:hAnsi="Calibri" w:cs="Calibri"/>
+                <w:b/>
+                <w:color w:val="000000" w:themeColor="text1"/>
               </w:rPr>
             </w:r>
           </w:p>
@@ -3548,21 +4417,28 @@
               <w:rPr>
                 <w:rFonts w:ascii="Calibri" w:hAnsi="Calibri" w:cs="Calibri"/>
                 <w:b/>
-                <w:color w:val="2e74b5"/>
+                <w:color w:val="000000" w:themeColor="text1"/>
               </w:rPr>
             </w:pPr>
             <w:r>
               <w:rPr>
                 <w:rFonts w:ascii="Calibri" w:hAnsi="Calibri" w:cs="Calibri"/>
                 <w:b/>
-                <w:color w:val="2e74b5"/>
+                <w:color w:val="000000" w:themeColor="text1"/>
               </w:rPr>
             </w:r>
             <w:r>
               <w:rPr>
                 <w:rFonts w:ascii="Calibri" w:hAnsi="Calibri" w:cs="Calibri"/>
                 <w:b/>
-                <w:color w:val="2e74b5"/>
+                <w:color w:val="000000" w:themeColor="text1"/>
+              </w:rPr>
+            </w:r>
+            <w:r>
+              <w:rPr>
+                <w:rFonts w:ascii="Calibri" w:hAnsi="Calibri" w:cs="Calibri"/>
+                <w:b/>
+                <w:color w:val="000000" w:themeColor="text1"/>
               </w:rPr>
             </w:r>
           </w:p>
@@ -3575,21 +4451,28 @@
               <w:rPr>
                 <w:rFonts w:ascii="Calibri" w:hAnsi="Calibri" w:cs="Calibri"/>
                 <w:b/>
-                <w:color w:val="2e74b5"/>
+                <w:color w:val="000000" w:themeColor="text1"/>
               </w:rPr>
             </w:pPr>
             <w:r>
               <w:rPr>
                 <w:rFonts w:ascii="Calibri" w:hAnsi="Calibri" w:cs="Calibri"/>
                 <w:b/>
-                <w:color w:val="2e74b5"/>
+                <w:color w:val="000000" w:themeColor="text1"/>
               </w:rPr>
             </w:r>
             <w:r>
               <w:rPr>
                 <w:rFonts w:ascii="Calibri" w:hAnsi="Calibri" w:cs="Calibri"/>
                 <w:b/>
-                <w:color w:val="2e74b5"/>
+                <w:color w:val="000000" w:themeColor="text1"/>
+              </w:rPr>
+            </w:r>
+            <w:r>
+              <w:rPr>
+                <w:rFonts w:ascii="Calibri" w:hAnsi="Calibri" w:cs="Calibri"/>
+                <w:b/>
+                <w:color w:val="000000" w:themeColor="text1"/>
               </w:rPr>
             </w:r>
           </w:p>
@@ -3602,21 +4485,28 @@
               <w:rPr>
                 <w:rFonts w:ascii="Calibri" w:hAnsi="Calibri" w:cs="Calibri"/>
                 <w:b/>
-                <w:color w:val="2e74b5"/>
+                <w:color w:val="000000" w:themeColor="text1"/>
               </w:rPr>
             </w:pPr>
             <w:r>
               <w:rPr>
                 <w:rFonts w:ascii="Calibri" w:hAnsi="Calibri" w:cs="Calibri"/>
                 <w:b/>
-                <w:color w:val="2e74b5"/>
+                <w:color w:val="000000" w:themeColor="text1"/>
               </w:rPr>
             </w:r>
             <w:r>
               <w:rPr>
                 <w:rFonts w:ascii="Calibri" w:hAnsi="Calibri" w:cs="Calibri"/>
                 <w:b/>
-                <w:color w:val="2e74b5"/>
+                <w:color w:val="000000" w:themeColor="text1"/>
+              </w:rPr>
+            </w:r>
+            <w:r>
+              <w:rPr>
+                <w:rFonts w:ascii="Calibri" w:hAnsi="Calibri" w:cs="Calibri"/>
+                <w:b/>
+                <w:color w:val="000000" w:themeColor="text1"/>
               </w:rPr>
             </w:r>
           </w:p>
@@ -3629,21 +4519,28 @@
               <w:rPr>
                 <w:rFonts w:ascii="Calibri" w:hAnsi="Calibri" w:cs="Calibri"/>
                 <w:b/>
-                <w:color w:val="2e74b5"/>
+                <w:color w:val="000000" w:themeColor="text1"/>
               </w:rPr>
             </w:pPr>
             <w:r>
               <w:rPr>
                 <w:rFonts w:ascii="Calibri" w:hAnsi="Calibri" w:cs="Calibri"/>
                 <w:b/>
-                <w:color w:val="2e74b5"/>
+                <w:color w:val="000000" w:themeColor="text1"/>
               </w:rPr>
             </w:r>
             <w:r>
               <w:rPr>
                 <w:rFonts w:ascii="Calibri" w:hAnsi="Calibri" w:cs="Calibri"/>
                 <w:b/>
-                <w:color w:val="2e74b5"/>
+                <w:color w:val="000000" w:themeColor="text1"/>
+              </w:rPr>
+            </w:r>
+            <w:r>
+              <w:rPr>
+                <w:rFonts w:ascii="Calibri" w:hAnsi="Calibri" w:cs="Calibri"/>
+                <w:b/>
+                <w:color w:val="000000" w:themeColor="text1"/>
               </w:rPr>
             </w:r>
           </w:p>
@@ -3656,21 +4553,28 @@
               <w:rPr>
                 <w:rFonts w:ascii="Calibri" w:hAnsi="Calibri" w:cs="Calibri"/>
                 <w:b/>
-                <w:color w:val="2e74b5"/>
+                <w:color w:val="000000" w:themeColor="text1"/>
               </w:rPr>
             </w:pPr>
             <w:r>
               <w:rPr>
                 <w:rFonts w:ascii="Calibri" w:hAnsi="Calibri" w:cs="Calibri"/>
                 <w:b/>
-                <w:color w:val="2e74b5"/>
+                <w:color w:val="000000" w:themeColor="text1"/>
               </w:rPr>
             </w:r>
             <w:r>
               <w:rPr>
                 <w:rFonts w:ascii="Calibri" w:hAnsi="Calibri" w:cs="Calibri"/>
                 <w:b/>
-                <w:color w:val="2e74b5"/>
+                <w:color w:val="000000" w:themeColor="text1"/>
+              </w:rPr>
+            </w:r>
+            <w:r>
+              <w:rPr>
+                <w:rFonts w:ascii="Calibri" w:hAnsi="Calibri" w:cs="Calibri"/>
+                <w:b/>
+                <w:color w:val="000000" w:themeColor="text1"/>
               </w:rPr>
             </w:r>
           </w:p>
@@ -3683,21 +4587,28 @@
               <w:rPr>
                 <w:rFonts w:ascii="Calibri" w:hAnsi="Calibri" w:cs="Calibri"/>
                 <w:b/>
-                <w:color w:val="2e74b5"/>
+                <w:color w:val="000000" w:themeColor="text1"/>
               </w:rPr>
             </w:pPr>
             <w:r>
               <w:rPr>
                 <w:rFonts w:ascii="Calibri" w:hAnsi="Calibri" w:cs="Calibri"/>
                 <w:b/>
-                <w:color w:val="2e74b5"/>
+                <w:color w:val="000000" w:themeColor="text1"/>
               </w:rPr>
             </w:r>
             <w:r>
               <w:rPr>
                 <w:rFonts w:ascii="Calibri" w:hAnsi="Calibri" w:cs="Calibri"/>
                 <w:b/>
-                <w:color w:val="2e74b5"/>
+                <w:color w:val="000000" w:themeColor="text1"/>
+              </w:rPr>
+            </w:r>
+            <w:r>
+              <w:rPr>
+                <w:rFonts w:ascii="Calibri" w:hAnsi="Calibri" w:cs="Calibri"/>
+                <w:b/>
+                <w:color w:val="000000" w:themeColor="text1"/>
               </w:rPr>
             </w:r>
           </w:p>
@@ -3710,21 +4621,28 @@
               <w:rPr>
                 <w:rFonts w:ascii="Calibri" w:hAnsi="Calibri" w:cs="Calibri"/>
                 <w:b/>
-                <w:color w:val="2e74b5"/>
+                <w:color w:val="000000" w:themeColor="text1"/>
               </w:rPr>
             </w:pPr>
             <w:r>
               <w:rPr>
                 <w:rFonts w:ascii="Calibri" w:hAnsi="Calibri" w:cs="Calibri"/>
                 <w:b/>
-                <w:color w:val="2e74b5"/>
+                <w:color w:val="000000" w:themeColor="text1"/>
               </w:rPr>
             </w:r>
             <w:r>
               <w:rPr>
                 <w:rFonts w:ascii="Calibri" w:hAnsi="Calibri" w:cs="Calibri"/>
                 <w:b/>
-                <w:color w:val="2e74b5"/>
+                <w:color w:val="000000" w:themeColor="text1"/>
+              </w:rPr>
+            </w:r>
+            <w:r>
+              <w:rPr>
+                <w:rFonts w:ascii="Calibri" w:hAnsi="Calibri" w:cs="Calibri"/>
+                <w:b/>
+                <w:color w:val="000000" w:themeColor="text1"/>
               </w:rPr>
             </w:r>
           </w:p>
@@ -3740,21 +4658,28 @@
         <w:rPr>
           <w:rFonts w:ascii="Calibri" w:hAnsi="Calibri" w:cs="Calibri"/>
           <w:b/>
-          <w:color w:val="2e74b5"/>
+          <w:color w:val="000000" w:themeColor="text1"/>
         </w:rPr>
       </w:pPr>
       <w:r>
         <w:rPr>
           <w:rFonts w:ascii="Calibri" w:hAnsi="Calibri" w:cs="Calibri"/>
           <w:b/>
-          <w:color w:val="2e74b5"/>
+          <w:color w:val="000000" w:themeColor="text1"/>
         </w:rPr>
       </w:r>
       <w:r>
         <w:rPr>
           <w:rFonts w:ascii="Calibri" w:hAnsi="Calibri" w:cs="Calibri"/>
           <w:b/>
-          <w:color w:val="2e74b5"/>
+          <w:color w:val="000000" w:themeColor="text1"/>
+        </w:rPr>
+      </w:r>
+      <w:r>
+        <w:rPr>
+          <w:rFonts w:ascii="Calibri" w:hAnsi="Calibri" w:cs="Calibri"/>
+          <w:b/>
+          <w:color w:val="000000" w:themeColor="text1"/>
         </w:rPr>
       </w:r>
     </w:p>
@@ -3771,14 +4696,14 @@
         <w:rPr>
           <w:rFonts w:ascii="Calibri" w:hAnsi="Calibri" w:cs="Calibri"/>
           <w:b/>
-          <w:color w:val="2e74b5"/>
+          <w:color w:val="000000" w:themeColor="text1"/>
         </w:rPr>
       </w:pPr>
       <w:r>
         <w:rPr>
           <w:rFonts w:ascii="Calibri" w:hAnsi="Calibri"/>
           <w:b/>
-          <w:color w:val="2e74b5"/>
+          <w:color w:val="000000" w:themeColor="text1"/>
         </w:rPr>
         <w:t xml:space="preserve">Técnicas de levantamiento de Requerimientos</w:t>
       </w:r>
@@ -3786,7 +4711,7 @@
         <w:rPr>
           <w:rFonts w:ascii="Calibri" w:hAnsi="Calibri"/>
           <w:b/>
-          <w:color w:val="2e74b5"/>
+          <w:color w:val="000000" w:themeColor="text1"/>
         </w:rPr>
         <w:t xml:space="preserve"> Específicos</w:t>
       </w:r>
@@ -3794,7 +4719,7 @@
         <w:rPr>
           <w:rFonts w:ascii="Calibri" w:hAnsi="Calibri"/>
           <w:b/>
-          <w:color w:val="2e74b5"/>
+          <w:color w:val="000000" w:themeColor="text1"/>
         </w:rPr>
         <w:t xml:space="preserve">.</w:t>
       </w:r>
@@ -3802,28 +4727,44 @@
         <w:rPr>
           <w:rFonts w:ascii="Calibri" w:hAnsi="Calibri" w:cs="Calibri"/>
           <w:b/>
-          <w:color w:val="2e74b5"/>
-        </w:rPr>
-      </w:r>
-    </w:p>
-    <w:p>
-      <w:pPr>
-        <w:pBdr/>
-        <w:spacing/>
-        <w:ind/>
-        <w:jc w:val="both"/>
-        <w:rPr>
-          <w:rFonts w:ascii="Calibri" w:hAnsi="Calibri" w:cs="Calibri"/>
-        </w:rPr>
-      </w:pPr>
-      <w:r>
-        <w:rPr>
-          <w:rFonts w:ascii="Calibri" w:hAnsi="Calibri" w:cs="Calibri"/>
+          <w:color w:val="000000" w:themeColor="text1"/>
         </w:rPr>
       </w:r>
       <w:r>
         <w:rPr>
           <w:rFonts w:ascii="Calibri" w:hAnsi="Calibri" w:cs="Calibri"/>
+          <w:b/>
+          <w:color w:val="000000" w:themeColor="text1"/>
+        </w:rPr>
+      </w:r>
+    </w:p>
+    <w:p>
+      <w:pPr>
+        <w:pBdr/>
+        <w:spacing/>
+        <w:ind/>
+        <w:jc w:val="both"/>
+        <w:rPr>
+          <w:rFonts w:ascii="Calibri" w:hAnsi="Calibri" w:cs="Calibri"/>
+          <w:color w:val="000000" w:themeColor="text1"/>
+        </w:rPr>
+      </w:pPr>
+      <w:r>
+        <w:rPr>
+          <w:rFonts w:ascii="Calibri" w:hAnsi="Calibri" w:cs="Calibri"/>
+          <w:color w:val="000000" w:themeColor="text1"/>
+        </w:rPr>
+      </w:r>
+      <w:r>
+        <w:rPr>
+          <w:rFonts w:ascii="Calibri" w:hAnsi="Calibri" w:cs="Calibri"/>
+          <w:color w:val="000000" w:themeColor="text1"/>
+        </w:rPr>
+      </w:r>
+      <w:r>
+        <w:rPr>
+          <w:rFonts w:ascii="Calibri" w:hAnsi="Calibri" w:cs="Calibri"/>
+          <w:color w:val="000000" w:themeColor="text1"/>
         </w:rPr>
       </w:r>
     </w:p>
@@ -3869,14 +4810,14 @@
               <w:rPr>
                 <w:rFonts w:ascii="Calibri" w:hAnsi="Calibri" w:cs="Calibri"/>
                 <w:b/>
-                <w:color w:val="2e74b5"/>
+                <w:color w:val="000000" w:themeColor="text1"/>
               </w:rPr>
             </w:pPr>
             <w:r>
               <w:rPr>
                 <w:rFonts w:ascii="Calibri" w:hAnsi="Calibri" w:cs="Calibri"/>
                 <w:b/>
-                <w:color w:val="2e74b5"/>
+                <w:color w:val="000000" w:themeColor="text1"/>
               </w:rPr>
               <w:t xml:space="preserve">Nº </w:t>
             </w:r>
@@ -3884,7 +4825,14 @@
               <w:rPr>
                 <w:rFonts w:ascii="Calibri" w:hAnsi="Calibri" w:cs="Calibri"/>
                 <w:b/>
-                <w:color w:val="2e74b5"/>
+                <w:color w:val="000000" w:themeColor="text1"/>
+              </w:rPr>
+            </w:r>
+            <w:r>
+              <w:rPr>
+                <w:rFonts w:ascii="Calibri" w:hAnsi="Calibri" w:cs="Calibri"/>
+                <w:b/>
+                <w:color w:val="000000" w:themeColor="text1"/>
               </w:rPr>
             </w:r>
           </w:p>
@@ -3912,7 +4860,7 @@
                 <w:rFonts w:ascii="Calibri" w:hAnsi="Calibri" w:cs="Calibri"/>
                 <w:b/>
                 <w:bCs/>
-                <w:color w:val="2e74b5"/>
+                <w:color w:val="000000" w:themeColor="text1"/>
               </w:rPr>
             </w:pPr>
             <w:r>
@@ -3920,7 +4868,7 @@
                 <w:rFonts w:ascii="Calibri" w:hAnsi="Calibri" w:cs="Calibri"/>
                 <w:b/>
                 <w:bCs/>
-                <w:color w:val="2e74b5"/>
+                <w:color w:val="000000" w:themeColor="text1"/>
               </w:rPr>
               <w:t xml:space="preserve">Actores del Proyecto</w:t>
             </w:r>
@@ -3929,7 +4877,15 @@
                 <w:rFonts w:ascii="Calibri" w:hAnsi="Calibri" w:cs="Calibri"/>
                 <w:b/>
                 <w:bCs/>
-                <w:color w:val="2e74b5"/>
+                <w:color w:val="000000" w:themeColor="text1"/>
+              </w:rPr>
+            </w:r>
+            <w:r>
+              <w:rPr>
+                <w:rFonts w:ascii="Calibri" w:hAnsi="Calibri" w:cs="Calibri"/>
+                <w:b/>
+                <w:bCs/>
+                <w:color w:val="000000" w:themeColor="text1"/>
               </w:rPr>
             </w:r>
           </w:p>
@@ -3943,7 +4899,7 @@
                 <w:rFonts w:ascii="Calibri" w:hAnsi="Calibri" w:cs="Calibri"/>
                 <w:b/>
                 <w:bCs/>
-                <w:color w:val="2e74b5"/>
+                <w:color w:val="000000" w:themeColor="text1"/>
               </w:rPr>
             </w:pPr>
             <w:r>
@@ -3951,7 +4907,7 @@
                 <w:rFonts w:ascii="Calibri" w:hAnsi="Calibri" w:cs="Calibri"/>
                 <w:b/>
                 <w:bCs/>
-                <w:color w:val="2e74b5"/>
+                <w:color w:val="000000" w:themeColor="text1"/>
               </w:rPr>
               <w:t xml:space="preserve">Nombre</w:t>
             </w:r>
@@ -3960,7 +4916,15 @@
                 <w:rFonts w:ascii="Calibri" w:hAnsi="Calibri" w:cs="Calibri"/>
                 <w:b/>
                 <w:bCs/>
-                <w:color w:val="2e74b5"/>
+                <w:color w:val="000000" w:themeColor="text1"/>
+              </w:rPr>
+            </w:r>
+            <w:r>
+              <w:rPr>
+                <w:rFonts w:ascii="Calibri" w:hAnsi="Calibri" w:cs="Calibri"/>
+                <w:b/>
+                <w:bCs/>
+                <w:color w:val="000000" w:themeColor="text1"/>
               </w:rPr>
             </w:r>
           </w:p>
@@ -3987,7 +4951,7 @@
                 <w:rFonts w:ascii="Calibri" w:hAnsi="Calibri" w:cs="Calibri"/>
                 <w:b/>
                 <w:bCs/>
-                <w:color w:val="2e74b5"/>
+                <w:color w:val="000000" w:themeColor="text1"/>
               </w:rPr>
             </w:pPr>
             <w:r>
@@ -3995,7 +4959,7 @@
                 <w:rFonts w:ascii="Calibri" w:hAnsi="Calibri" w:cs="Calibri"/>
                 <w:b/>
                 <w:bCs/>
-                <w:color w:val="2e74b5"/>
+                <w:color w:val="000000" w:themeColor="text1"/>
               </w:rPr>
               <w:t xml:space="preserve">Técnica de Toma de Requerimiento</w:t>
             </w:r>
@@ -4004,7 +4968,15 @@
                 <w:rFonts w:ascii="Calibri" w:hAnsi="Calibri" w:cs="Calibri"/>
                 <w:b/>
                 <w:bCs/>
-                <w:color w:val="2e74b5"/>
+                <w:color w:val="000000" w:themeColor="text1"/>
+              </w:rPr>
+            </w:r>
+            <w:r>
+              <w:rPr>
+                <w:rFonts w:ascii="Calibri" w:hAnsi="Calibri" w:cs="Calibri"/>
+                <w:b/>
+                <w:bCs/>
+                <w:color w:val="000000" w:themeColor="text1"/>
               </w:rPr>
             </w:r>
           </w:p>
@@ -4035,17 +5007,26 @@
               <w:jc w:val="center"/>
               <w:rPr>
                 <w:rFonts w:ascii="Calibri" w:hAnsi="Calibri" w:cs="Calibri"/>
+                <w:color w:val="000000" w:themeColor="text1"/>
               </w:rPr>
             </w:pPr>
             <w:r>
               <w:rPr>
                 <w:rFonts w:ascii="Calibri" w:hAnsi="Calibri" w:cs="Calibri"/>
+                <w:color w:val="000000" w:themeColor="text1"/>
               </w:rPr>
               <w:t xml:space="preserve">1</w:t>
             </w:r>
             <w:r>
               <w:rPr>
                 <w:rFonts w:ascii="Calibri" w:hAnsi="Calibri" w:cs="Calibri"/>
+                <w:color w:val="000000" w:themeColor="text1"/>
+              </w:rPr>
+            </w:r>
+            <w:r>
+              <w:rPr>
+                <w:rFonts w:ascii="Calibri" w:hAnsi="Calibri" w:cs="Calibri"/>
+                <w:color w:val="000000" w:themeColor="text1"/>
               </w:rPr>
             </w:r>
           </w:p>
@@ -4070,23 +5051,34 @@
               <w:jc w:val="both"/>
               <w:rPr>
                 <w:rFonts w:ascii="Calibri" w:hAnsi="Calibri" w:eastAsia="MS Mincho" w:cs="Calibri"/>
-                <w:color w:val="000000"/>
-                <w:lang w:eastAsia="ja-JP"/>
+                <w:color w:val="000000" w:themeColor="text1"/>
               </w:rPr>
             </w:pPr>
             <w:r>
               <w:rPr>
                 <w:rFonts w:ascii="Calibri" w:hAnsi="Calibri" w:eastAsia="MS Mincho" w:cs="Calibri"/>
-                <w:color w:val="000000"/>
+                <w:color w:val="000000" w:themeColor="text1"/>
                 <w:lang w:eastAsia="ja-JP"/>
               </w:rPr>
             </w:r>
             <w:r>
               <w:rPr>
                 <w:rFonts w:ascii="Calibri" w:hAnsi="Calibri" w:eastAsia="MS Mincho" w:cs="Calibri"/>
-                <w:color w:val="000000"/>
+                <w:color w:val="000000" w:themeColor="text1"/>
                 <w:lang w:eastAsia="ja-JP"/>
               </w:rPr>
+            </w:r>
+            <w:r>
+              <w:rPr>
+                <w:rFonts w:ascii="Calibri" w:hAnsi="Calibri" w:eastAsia="MS Mincho" w:cs="Calibri"/>
+                <w:color w:val="000000" w:themeColor="text1"/>
+              </w:rPr>
+            </w:r>
+            <w:r>
+              <w:rPr>
+                <w:rFonts w:ascii="Calibri" w:hAnsi="Calibri"/>
+              </w:rPr>
+              <w:t>Empleador (Sofofa)</w:t>
             </w:r>
           </w:p>
         </w:tc>
@@ -4111,17 +5103,32 @@
               <w:jc w:val="center"/>
               <w:rPr>
                 <w:rFonts w:ascii="Calibri" w:hAnsi="Calibri" w:cs="Calibri"/>
+                <w:color w:val="000000" w:themeColor="text1"/>
               </w:rPr>
             </w:pPr>
             <w:r>
               <w:rPr>
                 <w:rFonts w:ascii="Calibri" w:hAnsi="Calibri" w:cs="Calibri"/>
+                <w:color w:val="000000" w:themeColor="text1"/>
               </w:rPr>
             </w:r>
             <w:r>
               <w:rPr>
                 <w:rFonts w:ascii="Calibri" w:hAnsi="Calibri" w:cs="Calibri"/>
-              </w:rPr>
+                <w:color w:val="000000" w:themeColor="text1"/>
+              </w:rPr>
+            </w:r>
+            <w:r>
+              <w:rPr>
+                <w:rFonts w:ascii="Calibri" w:hAnsi="Calibri" w:cs="Calibri"/>
+                <w:color w:val="000000" w:themeColor="text1"/>
+              </w:rPr>
+            </w:r>
+            <w:r>
+              <w:rPr>
+                <w:rFonts w:ascii="Calibri" w:hAnsi="Calibri"/>
+              </w:rPr>
+              <w:t>Entrevista — se conversó la propuesta y viabilidad del proyecto directamente con el entrevistado.</w:t>
             </w:r>
           </w:p>
         </w:tc>
@@ -4151,17 +5158,26 @@
               <w:jc w:val="center"/>
               <w:rPr>
                 <w:rFonts w:ascii="Calibri" w:hAnsi="Calibri" w:cs="Calibri"/>
+                <w:color w:val="000000" w:themeColor="text1"/>
               </w:rPr>
             </w:pPr>
             <w:r>
               <w:rPr>
                 <w:rFonts w:ascii="Calibri" w:hAnsi="Calibri" w:cs="Calibri"/>
+                <w:color w:val="000000" w:themeColor="text1"/>
               </w:rPr>
               <w:t xml:space="preserve">2</w:t>
             </w:r>
             <w:r>
               <w:rPr>
                 <w:rFonts w:ascii="Calibri" w:hAnsi="Calibri" w:cs="Calibri"/>
+                <w:color w:val="000000" w:themeColor="text1"/>
+              </w:rPr>
+            </w:r>
+            <w:r>
+              <w:rPr>
+                <w:rFonts w:ascii="Calibri" w:hAnsi="Calibri" w:cs="Calibri"/>
+                <w:color w:val="000000" w:themeColor="text1"/>
               </w:rPr>
             </w:r>
           </w:p>
@@ -4186,16 +5202,25 @@
               <w:jc w:val="both"/>
               <w:rPr>
                 <w:rFonts w:ascii="Calibri" w:hAnsi="Calibri" w:cs="Calibri"/>
+                <w:color w:val="000000" w:themeColor="text1"/>
               </w:rPr>
             </w:pPr>
             <w:r>
               <w:rPr>
                 <w:rFonts w:ascii="Calibri" w:hAnsi="Calibri" w:cs="Calibri"/>
+                <w:color w:val="000000" w:themeColor="text1"/>
               </w:rPr>
             </w:r>
             <w:r>
               <w:rPr>
                 <w:rFonts w:ascii="Calibri" w:hAnsi="Calibri" w:cs="Calibri"/>
+                <w:color w:val="000000" w:themeColor="text1"/>
+              </w:rPr>
+            </w:r>
+            <w:r>
+              <w:rPr>
+                <w:rFonts w:ascii="Calibri" w:hAnsi="Calibri" w:cs="Calibri"/>
+                <w:color w:val="000000" w:themeColor="text1"/>
               </w:rPr>
             </w:r>
           </w:p>
@@ -4221,16 +5246,25 @@
               <w:jc w:val="center"/>
               <w:rPr>
                 <w:rFonts w:ascii="Calibri" w:hAnsi="Calibri" w:cs="Calibri"/>
+                <w:color w:val="000000" w:themeColor="text1"/>
               </w:rPr>
             </w:pPr>
             <w:r>
               <w:rPr>
                 <w:rFonts w:ascii="Calibri" w:hAnsi="Calibri" w:cs="Calibri"/>
+                <w:color w:val="000000" w:themeColor="text1"/>
               </w:rPr>
             </w:r>
             <w:r>
               <w:rPr>
                 <w:rFonts w:ascii="Calibri" w:hAnsi="Calibri" w:cs="Calibri"/>
+                <w:color w:val="000000" w:themeColor="text1"/>
+              </w:rPr>
+            </w:r>
+            <w:r>
+              <w:rPr>
+                <w:rFonts w:ascii="Calibri" w:hAnsi="Calibri" w:cs="Calibri"/>
+                <w:color w:val="000000" w:themeColor="text1"/>
               </w:rPr>
             </w:r>
           </w:p>
@@ -4261,17 +5295,26 @@
               <w:jc w:val="center"/>
               <w:rPr>
                 <w:rFonts w:ascii="Calibri" w:hAnsi="Calibri" w:cs="Calibri"/>
+                <w:color w:val="000000" w:themeColor="text1"/>
               </w:rPr>
             </w:pPr>
             <w:r>
               <w:rPr>
                 <w:rFonts w:ascii="Calibri" w:hAnsi="Calibri" w:cs="Calibri"/>
+                <w:color w:val="000000" w:themeColor="text1"/>
               </w:rPr>
               <w:t xml:space="preserve">3</w:t>
             </w:r>
             <w:r>
               <w:rPr>
                 <w:rFonts w:ascii="Calibri" w:hAnsi="Calibri" w:cs="Calibri"/>
+                <w:color w:val="000000" w:themeColor="text1"/>
+              </w:rPr>
+            </w:r>
+            <w:r>
+              <w:rPr>
+                <w:rFonts w:ascii="Calibri" w:hAnsi="Calibri" w:cs="Calibri"/>
+                <w:color w:val="000000" w:themeColor="text1"/>
               </w:rPr>
             </w:r>
           </w:p>
@@ -4296,19 +5339,27 @@
               <w:jc w:val="both"/>
               <w:rPr>
                 <w:rFonts w:ascii="Calibri" w:hAnsi="Calibri" w:cs="Calibri"/>
-                <w:lang w:val="es-CL"/>
+                <w:color w:val="000000" w:themeColor="text1"/>
               </w:rPr>
             </w:pPr>
             <w:r>
               <w:rPr>
                 <w:rFonts w:ascii="Calibri" w:hAnsi="Calibri" w:cs="Calibri"/>
+                <w:color w:val="000000" w:themeColor="text1"/>
                 <w:lang w:val="es-CL"/>
               </w:rPr>
             </w:r>
             <w:r>
               <w:rPr>
                 <w:rFonts w:ascii="Calibri" w:hAnsi="Calibri" w:cs="Calibri"/>
+                <w:color w:val="000000" w:themeColor="text1"/>
                 <w:lang w:val="es-CL"/>
+              </w:rPr>
+            </w:r>
+            <w:r>
+              <w:rPr>
+                <w:rFonts w:ascii="Calibri" w:hAnsi="Calibri" w:cs="Calibri"/>
+                <w:color w:val="000000" w:themeColor="text1"/>
               </w:rPr>
             </w:r>
           </w:p>
@@ -4334,16 +5385,25 @@
               <w:jc w:val="center"/>
               <w:rPr>
                 <w:rFonts w:ascii="Calibri" w:hAnsi="Calibri" w:cs="Calibri"/>
+                <w:color w:val="000000" w:themeColor="text1"/>
               </w:rPr>
             </w:pPr>
             <w:r>
               <w:rPr>
                 <w:rFonts w:ascii="Calibri" w:hAnsi="Calibri" w:cs="Calibri"/>
+                <w:color w:val="000000" w:themeColor="text1"/>
               </w:rPr>
             </w:r>
             <w:r>
               <w:rPr>
                 <w:rFonts w:ascii="Calibri" w:hAnsi="Calibri" w:cs="Calibri"/>
+                <w:color w:val="000000" w:themeColor="text1"/>
+              </w:rPr>
+            </w:r>
+            <w:r>
+              <w:rPr>
+                <w:rFonts w:ascii="Calibri" w:hAnsi="Calibri" w:cs="Calibri"/>
+                <w:color w:val="000000" w:themeColor="text1"/>
               </w:rPr>
             </w:r>
           </w:p>
@@ -4374,17 +5434,26 @@
               <w:jc w:val="center"/>
               <w:rPr>
                 <w:rFonts w:ascii="Calibri" w:hAnsi="Calibri" w:cs="Calibri"/>
+                <w:color w:val="000000" w:themeColor="text1"/>
               </w:rPr>
             </w:pPr>
             <w:r>
               <w:rPr>
                 <w:rFonts w:ascii="Calibri" w:hAnsi="Calibri" w:cs="Calibri"/>
+                <w:color w:val="000000" w:themeColor="text1"/>
               </w:rPr>
               <w:t xml:space="preserve">4</w:t>
             </w:r>
             <w:r>
               <w:rPr>
                 <w:rFonts w:ascii="Calibri" w:hAnsi="Calibri" w:cs="Calibri"/>
+                <w:color w:val="000000" w:themeColor="text1"/>
+              </w:rPr>
+            </w:r>
+            <w:r>
+              <w:rPr>
+                <w:rFonts w:ascii="Calibri" w:hAnsi="Calibri" w:cs="Calibri"/>
+                <w:color w:val="000000" w:themeColor="text1"/>
               </w:rPr>
             </w:r>
           </w:p>
@@ -4409,19 +5478,27 @@
               <w:jc w:val="both"/>
               <w:rPr>
                 <w:rFonts w:ascii="Calibri" w:hAnsi="Calibri" w:cs="Calibri"/>
-                <w:lang w:val="es-CL"/>
+                <w:color w:val="000000" w:themeColor="text1"/>
               </w:rPr>
             </w:pPr>
             <w:r>
               <w:rPr>
                 <w:rFonts w:ascii="Calibri" w:hAnsi="Calibri" w:cs="Calibri"/>
+                <w:color w:val="000000" w:themeColor="text1"/>
                 <w:lang w:val="es-CL"/>
               </w:rPr>
             </w:r>
             <w:r>
               <w:rPr>
                 <w:rFonts w:ascii="Calibri" w:hAnsi="Calibri" w:cs="Calibri"/>
+                <w:color w:val="000000" w:themeColor="text1"/>
                 <w:lang w:val="es-CL"/>
+              </w:rPr>
+            </w:r>
+            <w:r>
+              <w:rPr>
+                <w:rFonts w:ascii="Calibri" w:hAnsi="Calibri" w:cs="Calibri"/>
+                <w:color w:val="000000" w:themeColor="text1"/>
               </w:rPr>
             </w:r>
           </w:p>
@@ -4447,16 +5524,25 @@
               <w:jc w:val="center"/>
               <w:rPr>
                 <w:rFonts w:ascii="Calibri" w:hAnsi="Calibri" w:cs="Calibri"/>
+                <w:color w:val="000000" w:themeColor="text1"/>
               </w:rPr>
             </w:pPr>
             <w:r>
               <w:rPr>
                 <w:rFonts w:ascii="Calibri" w:hAnsi="Calibri" w:cs="Calibri"/>
+                <w:color w:val="000000" w:themeColor="text1"/>
               </w:rPr>
             </w:r>
             <w:r>
               <w:rPr>
                 <w:rFonts w:ascii="Calibri" w:hAnsi="Calibri" w:cs="Calibri"/>
+                <w:color w:val="000000" w:themeColor="text1"/>
+              </w:rPr>
+            </w:r>
+            <w:r>
+              <w:rPr>
+                <w:rFonts w:ascii="Calibri" w:hAnsi="Calibri" w:cs="Calibri"/>
+                <w:color w:val="000000" w:themeColor="text1"/>
               </w:rPr>
             </w:r>
           </w:p>
@@ -4487,17 +5573,26 @@
               <w:jc w:val="center"/>
               <w:rPr>
                 <w:rFonts w:ascii="Calibri" w:hAnsi="Calibri" w:cs="Calibri"/>
+                <w:color w:val="000000" w:themeColor="text1"/>
               </w:rPr>
             </w:pPr>
             <w:r>
               <w:rPr>
                 <w:rFonts w:ascii="Calibri" w:hAnsi="Calibri" w:cs="Calibri"/>
+                <w:color w:val="000000" w:themeColor="text1"/>
               </w:rPr>
               <w:t xml:space="preserve">5</w:t>
             </w:r>
             <w:r>
               <w:rPr>
                 <w:rFonts w:ascii="Calibri" w:hAnsi="Calibri" w:cs="Calibri"/>
+                <w:color w:val="000000" w:themeColor="text1"/>
+              </w:rPr>
+            </w:r>
+            <w:r>
+              <w:rPr>
+                <w:rFonts w:ascii="Calibri" w:hAnsi="Calibri" w:cs="Calibri"/>
+                <w:color w:val="000000" w:themeColor="text1"/>
               </w:rPr>
             </w:r>
           </w:p>
@@ -4522,19 +5617,27 @@
               <w:jc w:val="both"/>
               <w:rPr>
                 <w:rFonts w:ascii="Calibri" w:hAnsi="Calibri" w:cs="Calibri"/>
-                <w:lang w:val="es-CL"/>
+                <w:color w:val="000000" w:themeColor="text1"/>
               </w:rPr>
             </w:pPr>
             <w:r>
               <w:rPr>
                 <w:rFonts w:ascii="Calibri" w:hAnsi="Calibri" w:cs="Calibri"/>
+                <w:color w:val="000000" w:themeColor="text1"/>
                 <w:lang w:val="es-CL"/>
               </w:rPr>
             </w:r>
             <w:r>
               <w:rPr>
                 <w:rFonts w:ascii="Calibri" w:hAnsi="Calibri" w:cs="Calibri"/>
+                <w:color w:val="000000" w:themeColor="text1"/>
                 <w:lang w:val="es-CL"/>
+              </w:rPr>
+            </w:r>
+            <w:r>
+              <w:rPr>
+                <w:rFonts w:ascii="Calibri" w:hAnsi="Calibri" w:cs="Calibri"/>
+                <w:color w:val="000000" w:themeColor="text1"/>
               </w:rPr>
             </w:r>
           </w:p>
@@ -4560,16 +5663,25 @@
               <w:jc w:val="center"/>
               <w:rPr>
                 <w:rFonts w:ascii="Calibri" w:hAnsi="Calibri" w:cs="Calibri"/>
+                <w:color w:val="000000" w:themeColor="text1"/>
               </w:rPr>
             </w:pPr>
             <w:r>
               <w:rPr>
                 <w:rFonts w:ascii="Calibri" w:hAnsi="Calibri" w:cs="Calibri"/>
+                <w:color w:val="000000" w:themeColor="text1"/>
               </w:rPr>
             </w:r>
             <w:r>
               <w:rPr>
                 <w:rFonts w:ascii="Calibri" w:hAnsi="Calibri" w:cs="Calibri"/>
+                <w:color w:val="000000" w:themeColor="text1"/>
+              </w:rPr>
+            </w:r>
+            <w:r>
+              <w:rPr>
+                <w:rFonts w:ascii="Calibri" w:hAnsi="Calibri" w:cs="Calibri"/>
+                <w:color w:val="000000" w:themeColor="text1"/>
               </w:rPr>
             </w:r>
           </w:p>
@@ -4600,17 +5712,26 @@
               <w:jc w:val="center"/>
               <w:rPr>
                 <w:rFonts w:ascii="Calibri" w:hAnsi="Calibri" w:cs="Calibri"/>
+                <w:color w:val="000000" w:themeColor="text1"/>
               </w:rPr>
             </w:pPr>
             <w:r>
               <w:rPr>
                 <w:rFonts w:ascii="Calibri" w:hAnsi="Calibri" w:cs="Calibri"/>
+                <w:color w:val="000000" w:themeColor="text1"/>
               </w:rPr>
               <w:t xml:space="preserve">6</w:t>
             </w:r>
             <w:r>
               <w:rPr>
                 <w:rFonts w:ascii="Calibri" w:hAnsi="Calibri" w:cs="Calibri"/>
+                <w:color w:val="000000" w:themeColor="text1"/>
+              </w:rPr>
+            </w:r>
+            <w:r>
+              <w:rPr>
+                <w:rFonts w:ascii="Calibri" w:hAnsi="Calibri" w:cs="Calibri"/>
+                <w:color w:val="000000" w:themeColor="text1"/>
               </w:rPr>
             </w:r>
           </w:p>
@@ -4635,19 +5756,27 @@
               <w:jc w:val="both"/>
               <w:rPr>
                 <w:rFonts w:ascii="Calibri" w:hAnsi="Calibri" w:cs="Calibri"/>
-                <w:lang w:val="es-CL"/>
+                <w:color w:val="000000" w:themeColor="text1"/>
               </w:rPr>
             </w:pPr>
             <w:r>
               <w:rPr>
                 <w:rFonts w:ascii="Calibri" w:hAnsi="Calibri" w:cs="Calibri"/>
+                <w:color w:val="000000" w:themeColor="text1"/>
                 <w:lang w:val="es-CL"/>
               </w:rPr>
             </w:r>
             <w:r>
               <w:rPr>
                 <w:rFonts w:ascii="Calibri" w:hAnsi="Calibri" w:cs="Calibri"/>
+                <w:color w:val="000000" w:themeColor="text1"/>
                 <w:lang w:val="es-CL"/>
+              </w:rPr>
+            </w:r>
+            <w:r>
+              <w:rPr>
+                <w:rFonts w:ascii="Calibri" w:hAnsi="Calibri" w:cs="Calibri"/>
+                <w:color w:val="000000" w:themeColor="text1"/>
               </w:rPr>
             </w:r>
           </w:p>
@@ -4673,16 +5802,25 @@
               <w:jc w:val="center"/>
               <w:rPr>
                 <w:rFonts w:ascii="Calibri" w:hAnsi="Calibri" w:cs="Calibri"/>
+                <w:color w:val="000000" w:themeColor="text1"/>
               </w:rPr>
             </w:pPr>
             <w:r>
               <w:rPr>
                 <w:rFonts w:ascii="Calibri" w:hAnsi="Calibri" w:cs="Calibri"/>
+                <w:color w:val="000000" w:themeColor="text1"/>
               </w:rPr>
             </w:r>
             <w:r>
               <w:rPr>
                 <w:rFonts w:ascii="Calibri" w:hAnsi="Calibri" w:cs="Calibri"/>
+                <w:color w:val="000000" w:themeColor="text1"/>
+              </w:rPr>
+            </w:r>
+            <w:r>
+              <w:rPr>
+                <w:rFonts w:ascii="Calibri" w:hAnsi="Calibri" w:cs="Calibri"/>
+                <w:color w:val="000000" w:themeColor="text1"/>
               </w:rPr>
             </w:r>
           </w:p>
@@ -4713,17 +5851,26 @@
               <w:jc w:val="center"/>
               <w:rPr>
                 <w:rFonts w:ascii="Calibri" w:hAnsi="Calibri" w:cs="Calibri"/>
+                <w:color w:val="000000" w:themeColor="text1"/>
               </w:rPr>
             </w:pPr>
             <w:r>
               <w:rPr>
                 <w:rFonts w:ascii="Calibri" w:hAnsi="Calibri" w:cs="Calibri"/>
+                <w:color w:val="000000" w:themeColor="text1"/>
               </w:rPr>
               <w:t xml:space="preserve">7</w:t>
             </w:r>
             <w:r>
               <w:rPr>
                 <w:rFonts w:ascii="Calibri" w:hAnsi="Calibri" w:cs="Calibri"/>
+                <w:color w:val="000000" w:themeColor="text1"/>
+              </w:rPr>
+            </w:r>
+            <w:r>
+              <w:rPr>
+                <w:rFonts w:ascii="Calibri" w:hAnsi="Calibri" w:cs="Calibri"/>
+                <w:color w:val="000000" w:themeColor="text1"/>
               </w:rPr>
             </w:r>
           </w:p>
@@ -4748,19 +5895,27 @@
               <w:jc w:val="both"/>
               <w:rPr>
                 <w:rFonts w:ascii="Calibri" w:hAnsi="Calibri" w:cs="Calibri"/>
-                <w:lang w:val="es-CL"/>
+                <w:color w:val="000000" w:themeColor="text1"/>
               </w:rPr>
             </w:pPr>
             <w:r>
               <w:rPr>
                 <w:rFonts w:ascii="Calibri" w:hAnsi="Calibri" w:cs="Calibri"/>
+                <w:color w:val="000000" w:themeColor="text1"/>
                 <w:lang w:val="es-CL"/>
               </w:rPr>
             </w:r>
             <w:r>
               <w:rPr>
                 <w:rFonts w:ascii="Calibri" w:hAnsi="Calibri" w:cs="Calibri"/>
+                <w:color w:val="000000" w:themeColor="text1"/>
                 <w:lang w:val="es-CL"/>
+              </w:rPr>
+            </w:r>
+            <w:r>
+              <w:rPr>
+                <w:rFonts w:ascii="Calibri" w:hAnsi="Calibri" w:cs="Calibri"/>
+                <w:color w:val="000000" w:themeColor="text1"/>
               </w:rPr>
             </w:r>
           </w:p>
@@ -4786,16 +5941,25 @@
               <w:jc w:val="center"/>
               <w:rPr>
                 <w:rFonts w:ascii="Calibri" w:hAnsi="Calibri" w:cs="Calibri"/>
+                <w:color w:val="000000" w:themeColor="text1"/>
               </w:rPr>
             </w:pPr>
             <w:r>
               <w:rPr>
                 <w:rFonts w:ascii="Calibri" w:hAnsi="Calibri" w:cs="Calibri"/>
+                <w:color w:val="000000" w:themeColor="text1"/>
               </w:rPr>
             </w:r>
             <w:r>
               <w:rPr>
                 <w:rFonts w:ascii="Calibri" w:hAnsi="Calibri" w:cs="Calibri"/>
+                <w:color w:val="000000" w:themeColor="text1"/>
+              </w:rPr>
+            </w:r>
+            <w:r>
+              <w:rPr>
+                <w:rFonts w:ascii="Calibri" w:hAnsi="Calibri" w:cs="Calibri"/>
+                <w:color w:val="000000" w:themeColor="text1"/>
               </w:rPr>
             </w:r>
           </w:p>
@@ -4810,16 +5974,25 @@
         <w:jc w:val="both"/>
         <w:rPr>
           <w:rFonts w:ascii="Calibri" w:hAnsi="Calibri" w:cs="Calibri"/>
+          <w:color w:val="000000" w:themeColor="text1"/>
         </w:rPr>
       </w:pPr>
       <w:r>
         <w:rPr>
           <w:rFonts w:ascii="Calibri" w:hAnsi="Calibri" w:cs="Calibri"/>
+          <w:color w:val="000000" w:themeColor="text1"/>
         </w:rPr>
       </w:r>
       <w:r>
         <w:rPr>
           <w:rFonts w:ascii="Calibri" w:hAnsi="Calibri" w:cs="Calibri"/>
+          <w:color w:val="000000" w:themeColor="text1"/>
+        </w:rPr>
+      </w:r>
+      <w:r>
+        <w:rPr>
+          <w:rFonts w:ascii="Calibri" w:hAnsi="Calibri" w:cs="Calibri"/>
+          <w:color w:val="000000" w:themeColor="text1"/>
         </w:rPr>
       </w:r>
     </w:p>
@@ -4875,7 +6048,7 @@
 <w:ftr xmlns:wpc="http://schemas.microsoft.com/office/word/2010/wordprocessingCanvas" xmlns:mc="http://schemas.openxmlformats.org/markup-compatibility/2006" xmlns:o="urn:schemas-microsoft-com:office:office" xmlns:r="http://schemas.openxmlformats.org/officeDocument/2006/relationships" xmlns:m="http://schemas.openxmlformats.org/officeDocument/2006/math" xmlns:v="urn:schemas-microsoft-com:vml" xmlns:wp14="http://schemas.microsoft.com/office/word/2010/wordprocessingDrawing" xmlns:wp="http://schemas.openxmlformats.org/drawingml/2006/wordprocessingDrawing" xmlns:w10="urn:schemas-microsoft-com:office:word" xmlns:w="http://schemas.openxmlformats.org/wordprocessingml/2006/main" xmlns:w14="http://schemas.microsoft.com/office/word/2010/wordml" xmlns:w15="http://schemas.microsoft.com/office/word/2012/wordml" xmlns:wpg="http://schemas.microsoft.com/office/word/2010/wordprocessingGroup" xmlns:wpi="http://schemas.microsoft.com/office/word/2010/wordprocessingInk" xmlns:wne="http://schemas.microsoft.com/office/word/2006/wordml" xmlns:a="http://schemas.openxmlformats.org/drawingml/2006/main" xmlns:wps="http://schemas.microsoft.com/office/word/2010/wordprocessingShape" mc:Ignorable="w14 w15 wp14">
   <w:p>
     <w:pPr>
-      <w:pStyle w:val="819"/>
+      <w:pStyle w:val="1004"/>
       <w:pBdr/>
       <w:spacing/>
       <w:ind w:right="360"/>
@@ -5007,6 +6180,15 @@
         <w:szCs w:val="16"/>
       </w:rPr>
       <w:fldChar w:fldCharType="end"/>
+    </w:r>
+    <w:r>
+      <w:rPr>
+        <w:rFonts w:ascii="Arial" w:hAnsi="Arial" w:cs="Arial"/>
+        <w:b/>
+        <w:bCs/>
+        <w:sz w:val="16"/>
+        <w:szCs w:val="16"/>
+      </w:rPr>
     </w:r>
     <w:r>
       <w:rPr>
@@ -5025,42 +6207,47 @@
 <w:ftr xmlns:wpc="http://schemas.microsoft.com/office/word/2010/wordprocessingCanvas" xmlns:mc="http://schemas.openxmlformats.org/markup-compatibility/2006" xmlns:o="urn:schemas-microsoft-com:office:office" xmlns:r="http://schemas.openxmlformats.org/officeDocument/2006/relationships" xmlns:m="http://schemas.openxmlformats.org/officeDocument/2006/math" xmlns:v="urn:schemas-microsoft-com:vml" xmlns:wp14="http://schemas.microsoft.com/office/word/2010/wordprocessingDrawing" xmlns:wp="http://schemas.openxmlformats.org/drawingml/2006/wordprocessingDrawing" xmlns:w10="urn:schemas-microsoft-com:office:word" xmlns:w="http://schemas.openxmlformats.org/wordprocessingml/2006/main" xmlns:w14="http://schemas.microsoft.com/office/word/2010/wordml" xmlns:w15="http://schemas.microsoft.com/office/word/2012/wordml" xmlns:wpg="http://schemas.microsoft.com/office/word/2010/wordprocessingGroup" xmlns:wpi="http://schemas.microsoft.com/office/word/2010/wordprocessingInk" xmlns:wne="http://schemas.microsoft.com/office/word/2006/wordml" xmlns:a="http://schemas.openxmlformats.org/drawingml/2006/main" xmlns:wps="http://schemas.microsoft.com/office/word/2010/wordprocessingShape" mc:Ignorable="w14 w15 wp14">
   <w:p>
     <w:pPr>
-      <w:pStyle w:val="819"/>
+      <w:pStyle w:val="1004"/>
       <w:framePr w:hAnchor="margin" w:vAnchor="text" w:wrap="around" w:xAlign="right" w:y="1"/>
       <w:pBdr/>
       <w:spacing/>
       <w:ind/>
       <w:rPr>
-        <w:rStyle w:val="820"/>
+        <w:rStyle w:val="1005"/>
       </w:rPr>
     </w:pPr>
     <w:r>
       <w:rPr>
-        <w:rStyle w:val="820"/>
+        <w:rStyle w:val="1005"/>
       </w:rPr>
       <w:fldChar w:fldCharType="begin"/>
     </w:r>
     <w:r>
       <w:rPr>
-        <w:rStyle w:val="820"/>
+        <w:rStyle w:val="1005"/>
       </w:rPr>
       <w:instrText xml:space="preserve">PAGE  </w:instrText>
     </w:r>
     <w:r>
       <w:rPr>
-        <w:rStyle w:val="820"/>
+        <w:rStyle w:val="1005"/>
       </w:rPr>
       <w:fldChar w:fldCharType="end"/>
     </w:r>
     <w:r>
       <w:rPr>
-        <w:rStyle w:val="820"/>
+        <w:rStyle w:val="1005"/>
+      </w:rPr>
+    </w:r>
+    <w:r>
+      <w:rPr>
+        <w:rStyle w:val="1005"/>
       </w:rPr>
     </w:r>
   </w:p>
   <w:p>
     <w:pPr>
-      <w:pStyle w:val="819"/>
+      <w:pStyle w:val="1004"/>
       <w:pBdr/>
       <w:spacing/>
       <w:ind w:right="360"/>
@@ -5109,7 +6296,7 @@
 <w:hdr xmlns:wpc="http://schemas.microsoft.com/office/word/2010/wordprocessingCanvas" xmlns:mc="http://schemas.openxmlformats.org/markup-compatibility/2006" xmlns:o="urn:schemas-microsoft-com:office:office" xmlns:r="http://schemas.openxmlformats.org/officeDocument/2006/relationships" xmlns:m="http://schemas.openxmlformats.org/officeDocument/2006/math" xmlns:v="urn:schemas-microsoft-com:vml" xmlns:wp14="http://schemas.microsoft.com/office/word/2010/wordprocessingDrawing" xmlns:wp="http://schemas.openxmlformats.org/drawingml/2006/wordprocessingDrawing" xmlns:w10="urn:schemas-microsoft-com:office:word" xmlns:w="http://schemas.openxmlformats.org/wordprocessingml/2006/main" xmlns:w14="http://schemas.microsoft.com/office/word/2010/wordml" xmlns:w15="http://schemas.microsoft.com/office/word/2012/wordml" xmlns:wpg="http://schemas.microsoft.com/office/word/2010/wordprocessingGroup" xmlns:wpi="http://schemas.microsoft.com/office/word/2010/wordprocessingInk" xmlns:wne="http://schemas.microsoft.com/office/word/2006/wordml" xmlns:a="http://schemas.openxmlformats.org/drawingml/2006/main" xmlns:wps="http://schemas.microsoft.com/office/word/2010/wordprocessingShape" mc:Ignorable="w14 w15 wp14">
   <w:p>
     <w:pPr>
-      <w:pStyle w:val="818"/>
+      <w:pStyle w:val="1003"/>
       <w:pBdr/>
       <w:spacing/>
       <w:ind/>
@@ -5292,7 +6479,7 @@
   </w:p>
   <w:p>
     <w:pPr>
-      <w:pStyle w:val="818"/>
+      <w:pStyle w:val="1003"/>
       <w:pBdr/>
       <w:spacing/>
       <w:ind/>
@@ -8262,9 +9449,9 @@
     <w:lsdException w:name="Bibliography" w:uiPriority="37"/>
     <w:lsdException w:name="TOC Heading" w:uiPriority="39" w:qFormat="1"/>
   </w:latentStyles>
-  <w:style w:type="table" w:styleId="13">
+  <w:style w:type="table" w:styleId="819">
     <w:name w:val="Table Grid Light"/>
-    <w:basedOn w:val="816"/>
+    <w:basedOn w:val="1001"/>
     <w:uiPriority w:val="59"/>
     <w:pPr>
       <w:pBdr/>
@@ -8461,9 +9648,9 @@
       </w:tcPr>
     </w:tblStylePr>
   </w:style>
-  <w:style w:type="table" w:styleId="14">
+  <w:style w:type="table" w:styleId="820">
     <w:name w:val="Plain Table 1"/>
-    <w:basedOn w:val="816"/>
+    <w:basedOn w:val="1001"/>
     <w:uiPriority w:val="59"/>
     <w:pPr>
       <w:pBdr/>
@@ -8686,9 +9873,9 @@
       </w:tcPr>
     </w:tblStylePr>
   </w:style>
-  <w:style w:type="table" w:styleId="15">
+  <w:style w:type="table" w:styleId="821">
     <w:name w:val="Plain Table 2"/>
-    <w:basedOn w:val="816"/>
+    <w:basedOn w:val="1001"/>
     <w:uiPriority w:val="59"/>
     <w:pPr>
       <w:pBdr/>
@@ -8919,9 +10106,9 @@
       </w:tcPr>
     </w:tblStylePr>
   </w:style>
-  <w:style w:type="table" w:styleId="16">
+  <w:style w:type="table" w:styleId="822">
     <w:name w:val="Plain Table 3"/>
-    <w:basedOn w:val="816"/>
+    <w:basedOn w:val="1001"/>
     <w:uiPriority w:val="99"/>
     <w:pPr>
       <w:pBdr/>
@@ -9149,9 +10336,9 @@
       </w:tcPr>
     </w:tblStylePr>
   </w:style>
-  <w:style w:type="table" w:styleId="17">
+  <w:style w:type="table" w:styleId="823">
     <w:name w:val="Plain Table 4"/>
-    <w:basedOn w:val="816"/>
+    <w:basedOn w:val="1001"/>
     <w:uiPriority w:val="99"/>
     <w:pPr>
       <w:pBdr/>
@@ -9365,9 +10552,9 @@
       </w:tcPr>
     </w:tblStylePr>
   </w:style>
-  <w:style w:type="table" w:styleId="18">
+  <w:style w:type="table" w:styleId="824">
     <w:name w:val="Plain Table 5"/>
-    <w:basedOn w:val="816"/>
+    <w:basedOn w:val="1001"/>
     <w:uiPriority w:val="99"/>
     <w:pPr>
       <w:pBdr/>
@@ -9598,9 +10785,9 @@
       </w:tcPr>
     </w:tblStylePr>
   </w:style>
-  <w:style w:type="table" w:styleId="19">
+  <w:style w:type="table" w:styleId="825">
     <w:name w:val="Grid Table 1 Light"/>
-    <w:basedOn w:val="816"/>
+    <w:basedOn w:val="1001"/>
     <w:uiPriority w:val="99"/>
     <w:pPr>
       <w:pBdr/>
@@ -9821,9 +11008,9 @@
       </w:tcPr>
     </w:tblStylePr>
   </w:style>
-  <w:style w:type="table" w:styleId="20">
+  <w:style w:type="table" w:styleId="826">
     <w:name w:val="Grid Table 1 Light - Accent 1"/>
-    <w:basedOn w:val="816"/>
+    <w:basedOn w:val="1001"/>
     <w:uiPriority w:val="99"/>
     <w:pPr>
       <w:pBdr/>
@@ -10044,9 +11231,9 @@
       </w:tcPr>
     </w:tblStylePr>
   </w:style>
-  <w:style w:type="table" w:styleId="21">
+  <w:style w:type="table" w:styleId="827">
     <w:name w:val="Grid Table 1 Light - Accent 2"/>
-    <w:basedOn w:val="816"/>
+    <w:basedOn w:val="1001"/>
     <w:uiPriority w:val="99"/>
     <w:pPr>
       <w:pBdr/>
@@ -10267,9 +11454,9 @@
       </w:tcPr>
     </w:tblStylePr>
   </w:style>
-  <w:style w:type="table" w:styleId="22">
+  <w:style w:type="table" w:styleId="828">
     <w:name w:val="Grid Table 1 Light - Accent 3"/>
-    <w:basedOn w:val="816"/>
+    <w:basedOn w:val="1001"/>
     <w:uiPriority w:val="99"/>
     <w:pPr>
       <w:pBdr/>
@@ -10490,9 +11677,9 @@
       </w:tcPr>
     </w:tblStylePr>
   </w:style>
-  <w:style w:type="table" w:styleId="23">
+  <w:style w:type="table" w:styleId="829">
     <w:name w:val="Grid Table 1 Light - Accent 4"/>
-    <w:basedOn w:val="816"/>
+    <w:basedOn w:val="1001"/>
     <w:uiPriority w:val="99"/>
     <w:pPr>
       <w:pBdr/>
@@ -10713,9 +11900,9 @@
       </w:tcPr>
     </w:tblStylePr>
   </w:style>
-  <w:style w:type="table" w:styleId="24">
+  <w:style w:type="table" w:styleId="830">
     <w:name w:val="Grid Table 1 Light - Accent 5"/>
-    <w:basedOn w:val="816"/>
+    <w:basedOn w:val="1001"/>
     <w:uiPriority w:val="99"/>
     <w:pPr>
       <w:pBdr/>
@@ -10936,9 +12123,9 @@
       </w:tcPr>
     </w:tblStylePr>
   </w:style>
-  <w:style w:type="table" w:styleId="25">
+  <w:style w:type="table" w:styleId="831">
     <w:name w:val="Grid Table 1 Light - Accent 6"/>
-    <w:basedOn w:val="816"/>
+    <w:basedOn w:val="1001"/>
     <w:uiPriority w:val="99"/>
     <w:pPr>
       <w:pBdr/>
@@ -11159,9 +12346,9 @@
       </w:tcPr>
     </w:tblStylePr>
   </w:style>
-  <w:style w:type="table" w:styleId="26">
+  <w:style w:type="table" w:styleId="832">
     <w:name w:val="Grid Table 2"/>
-    <w:basedOn w:val="816"/>
+    <w:basedOn w:val="1001"/>
     <w:uiPriority w:val="99"/>
     <w:pPr>
       <w:pBdr/>
@@ -11391,9 +12578,9 @@
       </w:tcPr>
     </w:tblStylePr>
   </w:style>
-  <w:style w:type="table" w:styleId="27">
+  <w:style w:type="table" w:styleId="833">
     <w:name w:val="Grid Table 2 - Accent 1"/>
-    <w:basedOn w:val="816"/>
+    <w:basedOn w:val="1001"/>
     <w:uiPriority w:val="99"/>
     <w:pPr>
       <w:pBdr/>
@@ -11623,9 +12810,9 @@
       </w:tcPr>
     </w:tblStylePr>
   </w:style>
-  <w:style w:type="table" w:styleId="28">
+  <w:style w:type="table" w:styleId="834">
     <w:name w:val="Grid Table 2 - Accent 2"/>
-    <w:basedOn w:val="816"/>
+    <w:basedOn w:val="1001"/>
     <w:uiPriority w:val="99"/>
     <w:pPr>
       <w:pBdr/>
@@ -11855,9 +13042,9 @@
       </w:tcPr>
     </w:tblStylePr>
   </w:style>
-  <w:style w:type="table" w:styleId="29">
+  <w:style w:type="table" w:styleId="835">
     <w:name w:val="Grid Table 2 - Accent 3"/>
-    <w:basedOn w:val="816"/>
+    <w:basedOn w:val="1001"/>
     <w:uiPriority w:val="99"/>
     <w:pPr>
       <w:pBdr/>
@@ -12087,9 +13274,9 @@
       </w:tcPr>
     </w:tblStylePr>
   </w:style>
-  <w:style w:type="table" w:styleId="30">
+  <w:style w:type="table" w:styleId="836">
     <w:name w:val="Grid Table 2 - Accent 4"/>
-    <w:basedOn w:val="816"/>
+    <w:basedOn w:val="1001"/>
     <w:uiPriority w:val="99"/>
     <w:pPr>
       <w:pBdr/>
@@ -12319,9 +13506,9 @@
       </w:tcPr>
     </w:tblStylePr>
   </w:style>
-  <w:style w:type="table" w:styleId="31">
+  <w:style w:type="table" w:styleId="837">
     <w:name w:val="Grid Table 2 - Accent 5"/>
-    <w:basedOn w:val="816"/>
+    <w:basedOn w:val="1001"/>
     <w:uiPriority w:val="99"/>
     <w:pPr>
       <w:pBdr/>
@@ -12551,9 +13738,9 @@
       </w:tcPr>
     </w:tblStylePr>
   </w:style>
-  <w:style w:type="table" w:styleId="32">
+  <w:style w:type="table" w:styleId="838">
     <w:name w:val="Grid Table 2 - Accent 6"/>
-    <w:basedOn w:val="816"/>
+    <w:basedOn w:val="1001"/>
     <w:uiPriority w:val="99"/>
     <w:pPr>
       <w:pBdr/>
@@ -12783,9 +13970,9 @@
       </w:tcPr>
     </w:tblStylePr>
   </w:style>
-  <w:style w:type="table" w:styleId="33">
+  <w:style w:type="table" w:styleId="839">
     <w:name w:val="Grid Table 3"/>
-    <w:basedOn w:val="816"/>
+    <w:basedOn w:val="1001"/>
     <w:uiPriority w:val="99"/>
     <w:pPr>
       <w:pBdr/>
@@ -12884,29 +14071,6 @@
         <w:tblBorders/>
       </w:tblPr>
       <w:tcPr>
-        <w:shd w:color="ffffff"/>
-        <w:tcBorders>
-          <w:top w:val="none" w:color="000000" w:sz="4" w:space="0"/>
-          <w:left w:val="none" w:color="000000" w:sz="4" w:space="0"/>
-          <w:bottom w:val="none" w:color="000000" w:sz="4" w:space="0"/>
-          <w:right w:val="none" w:color="000000" w:sz="4" w:space="0"/>
-        </w:tcBorders>
-      </w:tcPr>
-    </w:tblStylePr>
-    <w:tblStylePr w:type="firstRow">
-      <w:rPr>
-        <w:b/>
-        <w:color w:val="404040"/>
-      </w:rPr>
-      <w:pPr>
-        <w:pBdr/>
-        <w:spacing/>
-        <w:ind/>
-      </w:pPr>
-      <w:tblPr>
-        <w:tblBorders/>
-      </w:tblPr>
-      <w:tcPr>
         <w:shd w:val="clear" w:color="ffffff"/>
         <w:tcBorders>
           <w:top w:val="none" w:color="000000" w:sz="4" w:space="0"/>
@@ -12916,30 +14080,7 @@
         </w:tcBorders>
       </w:tcPr>
     </w:tblStylePr>
-    <w:tblStylePr w:type="lastCol">
-      <w:rPr>
-        <w:i/>
-        <w:color w:val="404040"/>
-      </w:rPr>
-      <w:pPr>
-        <w:pBdr/>
-        <w:spacing/>
-        <w:ind/>
-      </w:pPr>
-      <w:tblPr>
-        <w:tblBorders/>
-      </w:tblPr>
-      <w:tcPr>
-        <w:shd w:color="ffffff"/>
-        <w:tcBorders>
-          <w:top w:val="none" w:color="000000" w:sz="4" w:space="0"/>
-          <w:left w:val="none" w:color="000000" w:sz="4" w:space="0"/>
-          <w:bottom w:val="none" w:color="000000" w:sz="4" w:space="0"/>
-          <w:right w:val="none" w:color="000000" w:sz="4" w:space="0"/>
-        </w:tcBorders>
-      </w:tcPr>
-    </w:tblStylePr>
-    <w:tblStylePr w:type="lastRow">
+    <w:tblStylePr w:type="firstRow">
       <w:rPr>
         <w:b/>
         <w:color w:val="404040"/>
@@ -12962,6 +14103,52 @@
         </w:tcBorders>
       </w:tcPr>
     </w:tblStylePr>
+    <w:tblStylePr w:type="lastCol">
+      <w:rPr>
+        <w:i/>
+        <w:color w:val="404040"/>
+      </w:rPr>
+      <w:pPr>
+        <w:pBdr/>
+        <w:spacing/>
+        <w:ind/>
+      </w:pPr>
+      <w:tblPr>
+        <w:tblBorders/>
+      </w:tblPr>
+      <w:tcPr>
+        <w:shd w:val="clear" w:color="ffffff"/>
+        <w:tcBorders>
+          <w:top w:val="none" w:color="000000" w:sz="4" w:space="0"/>
+          <w:left w:val="none" w:color="000000" w:sz="4" w:space="0"/>
+          <w:bottom w:val="none" w:color="000000" w:sz="4" w:space="0"/>
+          <w:right w:val="none" w:color="000000" w:sz="4" w:space="0"/>
+        </w:tcBorders>
+      </w:tcPr>
+    </w:tblStylePr>
+    <w:tblStylePr w:type="lastRow">
+      <w:rPr>
+        <w:b/>
+        <w:color w:val="404040"/>
+      </w:rPr>
+      <w:pPr>
+        <w:pBdr/>
+        <w:spacing/>
+        <w:ind/>
+      </w:pPr>
+      <w:tblPr>
+        <w:tblBorders/>
+      </w:tblPr>
+      <w:tcPr>
+        <w:shd w:val="clear" w:color="ffffff"/>
+        <w:tcBorders>
+          <w:top w:val="none" w:color="000000" w:sz="4" w:space="0"/>
+          <w:left w:val="none" w:color="000000" w:sz="4" w:space="0"/>
+          <w:bottom w:val="none" w:color="000000" w:sz="4" w:space="0"/>
+          <w:right w:val="none" w:color="000000" w:sz="4" w:space="0"/>
+        </w:tcBorders>
+      </w:tcPr>
+    </w:tblStylePr>
     <w:tblStylePr w:type="nwCell">
       <w:pPr>
         <w:pBdr/>
@@ -13028,9 +14215,9 @@
       </w:tcPr>
     </w:tblStylePr>
   </w:style>
-  <w:style w:type="table" w:styleId="34">
+  <w:style w:type="table" w:styleId="840">
     <w:name w:val="Grid Table 3 - Accent 1"/>
-    <w:basedOn w:val="816"/>
+    <w:basedOn w:val="1001"/>
     <w:uiPriority w:val="99"/>
     <w:pPr>
       <w:pBdr/>
@@ -13129,29 +14316,6 @@
         <w:tblBorders/>
       </w:tblPr>
       <w:tcPr>
-        <w:shd w:color="ffffff"/>
-        <w:tcBorders>
-          <w:top w:val="none" w:color="000000" w:sz="4" w:space="0"/>
-          <w:left w:val="none" w:color="000000" w:sz="4" w:space="0"/>
-          <w:bottom w:val="none" w:color="000000" w:sz="4" w:space="0"/>
-          <w:right w:val="none" w:color="000000" w:sz="4" w:space="0"/>
-        </w:tcBorders>
-      </w:tcPr>
-    </w:tblStylePr>
-    <w:tblStylePr w:type="firstRow">
-      <w:rPr>
-        <w:b/>
-        <w:color w:val="404040"/>
-      </w:rPr>
-      <w:pPr>
-        <w:pBdr/>
-        <w:spacing/>
-        <w:ind/>
-      </w:pPr>
-      <w:tblPr>
-        <w:tblBorders/>
-      </w:tblPr>
-      <w:tcPr>
         <w:shd w:val="clear" w:color="ffffff"/>
         <w:tcBorders>
           <w:top w:val="none" w:color="000000" w:sz="4" w:space="0"/>
@@ -13161,30 +14325,7 @@
         </w:tcBorders>
       </w:tcPr>
     </w:tblStylePr>
-    <w:tblStylePr w:type="lastCol">
-      <w:rPr>
-        <w:i/>
-        <w:color w:val="404040"/>
-      </w:rPr>
-      <w:pPr>
-        <w:pBdr/>
-        <w:spacing/>
-        <w:ind/>
-      </w:pPr>
-      <w:tblPr>
-        <w:tblBorders/>
-      </w:tblPr>
-      <w:tcPr>
-        <w:shd w:color="ffffff"/>
-        <w:tcBorders>
-          <w:top w:val="none" w:color="000000" w:sz="4" w:space="0"/>
-          <w:left w:val="none" w:color="000000" w:sz="4" w:space="0"/>
-          <w:bottom w:val="none" w:color="000000" w:sz="4" w:space="0"/>
-          <w:right w:val="none" w:color="000000" w:sz="4" w:space="0"/>
-        </w:tcBorders>
-      </w:tcPr>
-    </w:tblStylePr>
-    <w:tblStylePr w:type="lastRow">
+    <w:tblStylePr w:type="firstRow">
       <w:rPr>
         <w:b/>
         <w:color w:val="404040"/>
@@ -13207,6 +14348,52 @@
         </w:tcBorders>
       </w:tcPr>
     </w:tblStylePr>
+    <w:tblStylePr w:type="lastCol">
+      <w:rPr>
+        <w:i/>
+        <w:color w:val="404040"/>
+      </w:rPr>
+      <w:pPr>
+        <w:pBdr/>
+        <w:spacing/>
+        <w:ind/>
+      </w:pPr>
+      <w:tblPr>
+        <w:tblBorders/>
+      </w:tblPr>
+      <w:tcPr>
+        <w:shd w:val="clear" w:color="ffffff"/>
+        <w:tcBorders>
+          <w:top w:val="none" w:color="000000" w:sz="4" w:space="0"/>
+          <w:left w:val="none" w:color="000000" w:sz="4" w:space="0"/>
+          <w:bottom w:val="none" w:color="000000" w:sz="4" w:space="0"/>
+          <w:right w:val="none" w:color="000000" w:sz="4" w:space="0"/>
+        </w:tcBorders>
+      </w:tcPr>
+    </w:tblStylePr>
+    <w:tblStylePr w:type="lastRow">
+      <w:rPr>
+        <w:b/>
+        <w:color w:val="404040"/>
+      </w:rPr>
+      <w:pPr>
+        <w:pBdr/>
+        <w:spacing/>
+        <w:ind/>
+      </w:pPr>
+      <w:tblPr>
+        <w:tblBorders/>
+      </w:tblPr>
+      <w:tcPr>
+        <w:shd w:val="clear" w:color="ffffff"/>
+        <w:tcBorders>
+          <w:top w:val="none" w:color="000000" w:sz="4" w:space="0"/>
+          <w:left w:val="none" w:color="000000" w:sz="4" w:space="0"/>
+          <w:bottom w:val="none" w:color="000000" w:sz="4" w:space="0"/>
+          <w:right w:val="none" w:color="000000" w:sz="4" w:space="0"/>
+        </w:tcBorders>
+      </w:tcPr>
+    </w:tblStylePr>
     <w:tblStylePr w:type="nwCell">
       <w:pPr>
         <w:pBdr/>
@@ -13273,9 +14460,9 @@
       </w:tcPr>
     </w:tblStylePr>
   </w:style>
-  <w:style w:type="table" w:styleId="35">
+  <w:style w:type="table" w:styleId="841">
     <w:name w:val="Grid Table 3 - Accent 2"/>
-    <w:basedOn w:val="816"/>
+    <w:basedOn w:val="1001"/>
     <w:uiPriority w:val="99"/>
     <w:pPr>
       <w:pBdr/>
@@ -13374,29 +14561,6 @@
         <w:tblBorders/>
       </w:tblPr>
       <w:tcPr>
-        <w:shd w:color="ffffff"/>
-        <w:tcBorders>
-          <w:top w:val="none" w:color="000000" w:sz="4" w:space="0"/>
-          <w:left w:val="none" w:color="000000" w:sz="4" w:space="0"/>
-          <w:bottom w:val="none" w:color="000000" w:sz="4" w:space="0"/>
-          <w:right w:val="none" w:color="000000" w:sz="4" w:space="0"/>
-        </w:tcBorders>
-      </w:tcPr>
-    </w:tblStylePr>
-    <w:tblStylePr w:type="firstRow">
-      <w:rPr>
-        <w:b/>
-        <w:color w:val="404040"/>
-      </w:rPr>
-      <w:pPr>
-        <w:pBdr/>
-        <w:spacing/>
-        <w:ind/>
-      </w:pPr>
-      <w:tblPr>
-        <w:tblBorders/>
-      </w:tblPr>
-      <w:tcPr>
         <w:shd w:val="clear" w:color="ffffff"/>
         <w:tcBorders>
           <w:top w:val="none" w:color="000000" w:sz="4" w:space="0"/>
@@ -13406,30 +14570,7 @@
         </w:tcBorders>
       </w:tcPr>
     </w:tblStylePr>
-    <w:tblStylePr w:type="lastCol">
-      <w:rPr>
-        <w:i/>
-        <w:color w:val="404040"/>
-      </w:rPr>
-      <w:pPr>
-        <w:pBdr/>
-        <w:spacing/>
-        <w:ind/>
-      </w:pPr>
-      <w:tblPr>
-        <w:tblBorders/>
-      </w:tblPr>
-      <w:tcPr>
-        <w:shd w:color="ffffff"/>
-        <w:tcBorders>
-          <w:top w:val="none" w:color="000000" w:sz="4" w:space="0"/>
-          <w:left w:val="none" w:color="000000" w:sz="4" w:space="0"/>
-          <w:bottom w:val="none" w:color="000000" w:sz="4" w:space="0"/>
-          <w:right w:val="none" w:color="000000" w:sz="4" w:space="0"/>
-        </w:tcBorders>
-      </w:tcPr>
-    </w:tblStylePr>
-    <w:tblStylePr w:type="lastRow">
+    <w:tblStylePr w:type="firstRow">
       <w:rPr>
         <w:b/>
         <w:color w:val="404040"/>
@@ -13452,6 +14593,52 @@
         </w:tcBorders>
       </w:tcPr>
     </w:tblStylePr>
+    <w:tblStylePr w:type="lastCol">
+      <w:rPr>
+        <w:i/>
+        <w:color w:val="404040"/>
+      </w:rPr>
+      <w:pPr>
+        <w:pBdr/>
+        <w:spacing/>
+        <w:ind/>
+      </w:pPr>
+      <w:tblPr>
+        <w:tblBorders/>
+      </w:tblPr>
+      <w:tcPr>
+        <w:shd w:val="clear" w:color="ffffff"/>
+        <w:tcBorders>
+          <w:top w:val="none" w:color="000000" w:sz="4" w:space="0"/>
+          <w:left w:val="none" w:color="000000" w:sz="4" w:space="0"/>
+          <w:bottom w:val="none" w:color="000000" w:sz="4" w:space="0"/>
+          <w:right w:val="none" w:color="000000" w:sz="4" w:space="0"/>
+        </w:tcBorders>
+      </w:tcPr>
+    </w:tblStylePr>
+    <w:tblStylePr w:type="lastRow">
+      <w:rPr>
+        <w:b/>
+        <w:color w:val="404040"/>
+      </w:rPr>
+      <w:pPr>
+        <w:pBdr/>
+        <w:spacing/>
+        <w:ind/>
+      </w:pPr>
+      <w:tblPr>
+        <w:tblBorders/>
+      </w:tblPr>
+      <w:tcPr>
+        <w:shd w:val="clear" w:color="ffffff"/>
+        <w:tcBorders>
+          <w:top w:val="none" w:color="000000" w:sz="4" w:space="0"/>
+          <w:left w:val="none" w:color="000000" w:sz="4" w:space="0"/>
+          <w:bottom w:val="none" w:color="000000" w:sz="4" w:space="0"/>
+          <w:right w:val="none" w:color="000000" w:sz="4" w:space="0"/>
+        </w:tcBorders>
+      </w:tcPr>
+    </w:tblStylePr>
     <w:tblStylePr w:type="nwCell">
       <w:pPr>
         <w:pBdr/>
@@ -13518,9 +14705,9 @@
       </w:tcPr>
     </w:tblStylePr>
   </w:style>
-  <w:style w:type="table" w:styleId="36">
+  <w:style w:type="table" w:styleId="842">
     <w:name w:val="Grid Table 3 - Accent 3"/>
-    <w:basedOn w:val="816"/>
+    <w:basedOn w:val="1001"/>
     <w:uiPriority w:val="99"/>
     <w:pPr>
       <w:pBdr/>
@@ -13619,29 +14806,6 @@
         <w:tblBorders/>
       </w:tblPr>
       <w:tcPr>
-        <w:shd w:color="ffffff"/>
-        <w:tcBorders>
-          <w:top w:val="none" w:color="000000" w:sz="4" w:space="0"/>
-          <w:left w:val="none" w:color="000000" w:sz="4" w:space="0"/>
-          <w:bottom w:val="none" w:color="000000" w:sz="4" w:space="0"/>
-          <w:right w:val="none" w:color="000000" w:sz="4" w:space="0"/>
-        </w:tcBorders>
-      </w:tcPr>
-    </w:tblStylePr>
-    <w:tblStylePr w:type="firstRow">
-      <w:rPr>
-        <w:b/>
-        <w:color w:val="404040"/>
-      </w:rPr>
-      <w:pPr>
-        <w:pBdr/>
-        <w:spacing/>
-        <w:ind/>
-      </w:pPr>
-      <w:tblPr>
-        <w:tblBorders/>
-      </w:tblPr>
-      <w:tcPr>
         <w:shd w:val="clear" w:color="ffffff"/>
         <w:tcBorders>
           <w:top w:val="none" w:color="000000" w:sz="4" w:space="0"/>
@@ -13651,30 +14815,7 @@
         </w:tcBorders>
       </w:tcPr>
     </w:tblStylePr>
-    <w:tblStylePr w:type="lastCol">
-      <w:rPr>
-        <w:i/>
-        <w:color w:val="404040"/>
-      </w:rPr>
-      <w:pPr>
-        <w:pBdr/>
-        <w:spacing/>
-        <w:ind/>
-      </w:pPr>
-      <w:tblPr>
-        <w:tblBorders/>
-      </w:tblPr>
-      <w:tcPr>
-        <w:shd w:color="ffffff"/>
-        <w:tcBorders>
-          <w:top w:val="none" w:color="000000" w:sz="4" w:space="0"/>
-          <w:left w:val="none" w:color="000000" w:sz="4" w:space="0"/>
-          <w:bottom w:val="none" w:color="000000" w:sz="4" w:space="0"/>
-          <w:right w:val="none" w:color="000000" w:sz="4" w:space="0"/>
-        </w:tcBorders>
-      </w:tcPr>
-    </w:tblStylePr>
-    <w:tblStylePr w:type="lastRow">
+    <w:tblStylePr w:type="firstRow">
       <w:rPr>
         <w:b/>
         <w:color w:val="404040"/>
@@ -13697,6 +14838,52 @@
         </w:tcBorders>
       </w:tcPr>
     </w:tblStylePr>
+    <w:tblStylePr w:type="lastCol">
+      <w:rPr>
+        <w:i/>
+        <w:color w:val="404040"/>
+      </w:rPr>
+      <w:pPr>
+        <w:pBdr/>
+        <w:spacing/>
+        <w:ind/>
+      </w:pPr>
+      <w:tblPr>
+        <w:tblBorders/>
+      </w:tblPr>
+      <w:tcPr>
+        <w:shd w:val="clear" w:color="ffffff"/>
+        <w:tcBorders>
+          <w:top w:val="none" w:color="000000" w:sz="4" w:space="0"/>
+          <w:left w:val="none" w:color="000000" w:sz="4" w:space="0"/>
+          <w:bottom w:val="none" w:color="000000" w:sz="4" w:space="0"/>
+          <w:right w:val="none" w:color="000000" w:sz="4" w:space="0"/>
+        </w:tcBorders>
+      </w:tcPr>
+    </w:tblStylePr>
+    <w:tblStylePr w:type="lastRow">
+      <w:rPr>
+        <w:b/>
+        <w:color w:val="404040"/>
+      </w:rPr>
+      <w:pPr>
+        <w:pBdr/>
+        <w:spacing/>
+        <w:ind/>
+      </w:pPr>
+      <w:tblPr>
+        <w:tblBorders/>
+      </w:tblPr>
+      <w:tcPr>
+        <w:shd w:val="clear" w:color="ffffff"/>
+        <w:tcBorders>
+          <w:top w:val="none" w:color="000000" w:sz="4" w:space="0"/>
+          <w:left w:val="none" w:color="000000" w:sz="4" w:space="0"/>
+          <w:bottom w:val="none" w:color="000000" w:sz="4" w:space="0"/>
+          <w:right w:val="none" w:color="000000" w:sz="4" w:space="0"/>
+        </w:tcBorders>
+      </w:tcPr>
+    </w:tblStylePr>
     <w:tblStylePr w:type="nwCell">
       <w:pPr>
         <w:pBdr/>
@@ -13763,9 +14950,9 @@
       </w:tcPr>
     </w:tblStylePr>
   </w:style>
-  <w:style w:type="table" w:styleId="37">
+  <w:style w:type="table" w:styleId="843">
     <w:name w:val="Grid Table 3 - Accent 4"/>
-    <w:basedOn w:val="816"/>
+    <w:basedOn w:val="1001"/>
     <w:uiPriority w:val="99"/>
     <w:pPr>
       <w:pBdr/>
@@ -13864,29 +15051,6 @@
         <w:tblBorders/>
       </w:tblPr>
       <w:tcPr>
-        <w:shd w:color="ffffff"/>
-        <w:tcBorders>
-          <w:top w:val="none" w:color="000000" w:sz="4" w:space="0"/>
-          <w:left w:val="none" w:color="000000" w:sz="4" w:space="0"/>
-          <w:bottom w:val="none" w:color="000000" w:sz="4" w:space="0"/>
-          <w:right w:val="none" w:color="000000" w:sz="4" w:space="0"/>
-        </w:tcBorders>
-      </w:tcPr>
-    </w:tblStylePr>
-    <w:tblStylePr w:type="firstRow">
-      <w:rPr>
-        <w:b/>
-        <w:color w:val="404040"/>
-      </w:rPr>
-      <w:pPr>
-        <w:pBdr/>
-        <w:spacing/>
-        <w:ind/>
-      </w:pPr>
-      <w:tblPr>
-        <w:tblBorders/>
-      </w:tblPr>
-      <w:tcPr>
         <w:shd w:val="clear" w:color="ffffff"/>
         <w:tcBorders>
           <w:top w:val="none" w:color="000000" w:sz="4" w:space="0"/>
@@ -13896,30 +15060,7 @@
         </w:tcBorders>
       </w:tcPr>
     </w:tblStylePr>
-    <w:tblStylePr w:type="lastCol">
-      <w:rPr>
-        <w:i/>
-        <w:color w:val="404040"/>
-      </w:rPr>
-      <w:pPr>
-        <w:pBdr/>
-        <w:spacing/>
-        <w:ind/>
-      </w:pPr>
-      <w:tblPr>
-        <w:tblBorders/>
-      </w:tblPr>
-      <w:tcPr>
-        <w:shd w:color="ffffff"/>
-        <w:tcBorders>
-          <w:top w:val="none" w:color="000000" w:sz="4" w:space="0"/>
-          <w:left w:val="none" w:color="000000" w:sz="4" w:space="0"/>
-          <w:bottom w:val="none" w:color="000000" w:sz="4" w:space="0"/>
-          <w:right w:val="none" w:color="000000" w:sz="4" w:space="0"/>
-        </w:tcBorders>
-      </w:tcPr>
-    </w:tblStylePr>
-    <w:tblStylePr w:type="lastRow">
+    <w:tblStylePr w:type="firstRow">
       <w:rPr>
         <w:b/>
         <w:color w:val="404040"/>
@@ -13942,6 +15083,52 @@
         </w:tcBorders>
       </w:tcPr>
     </w:tblStylePr>
+    <w:tblStylePr w:type="lastCol">
+      <w:rPr>
+        <w:i/>
+        <w:color w:val="404040"/>
+      </w:rPr>
+      <w:pPr>
+        <w:pBdr/>
+        <w:spacing/>
+        <w:ind/>
+      </w:pPr>
+      <w:tblPr>
+        <w:tblBorders/>
+      </w:tblPr>
+      <w:tcPr>
+        <w:shd w:val="clear" w:color="ffffff"/>
+        <w:tcBorders>
+          <w:top w:val="none" w:color="000000" w:sz="4" w:space="0"/>
+          <w:left w:val="none" w:color="000000" w:sz="4" w:space="0"/>
+          <w:bottom w:val="none" w:color="000000" w:sz="4" w:space="0"/>
+          <w:right w:val="none" w:color="000000" w:sz="4" w:space="0"/>
+        </w:tcBorders>
+      </w:tcPr>
+    </w:tblStylePr>
+    <w:tblStylePr w:type="lastRow">
+      <w:rPr>
+        <w:b/>
+        <w:color w:val="404040"/>
+      </w:rPr>
+      <w:pPr>
+        <w:pBdr/>
+        <w:spacing/>
+        <w:ind/>
+      </w:pPr>
+      <w:tblPr>
+        <w:tblBorders/>
+      </w:tblPr>
+      <w:tcPr>
+        <w:shd w:val="clear" w:color="ffffff"/>
+        <w:tcBorders>
+          <w:top w:val="none" w:color="000000" w:sz="4" w:space="0"/>
+          <w:left w:val="none" w:color="000000" w:sz="4" w:space="0"/>
+          <w:bottom w:val="none" w:color="000000" w:sz="4" w:space="0"/>
+          <w:right w:val="none" w:color="000000" w:sz="4" w:space="0"/>
+        </w:tcBorders>
+      </w:tcPr>
+    </w:tblStylePr>
     <w:tblStylePr w:type="nwCell">
       <w:pPr>
         <w:pBdr/>
@@ -14008,9 +15195,9 @@
       </w:tcPr>
     </w:tblStylePr>
   </w:style>
-  <w:style w:type="table" w:styleId="38">
+  <w:style w:type="table" w:styleId="844">
     <w:name w:val="Grid Table 3 - Accent 5"/>
-    <w:basedOn w:val="816"/>
+    <w:basedOn w:val="1001"/>
     <w:uiPriority w:val="99"/>
     <w:pPr>
       <w:pBdr/>
@@ -14109,29 +15296,6 @@
         <w:tblBorders/>
       </w:tblPr>
       <w:tcPr>
-        <w:shd w:color="ffffff"/>
-        <w:tcBorders>
-          <w:top w:val="none" w:color="000000" w:sz="4" w:space="0"/>
-          <w:left w:val="none" w:color="000000" w:sz="4" w:space="0"/>
-          <w:bottom w:val="none" w:color="000000" w:sz="4" w:space="0"/>
-          <w:right w:val="none" w:color="000000" w:sz="4" w:space="0"/>
-        </w:tcBorders>
-      </w:tcPr>
-    </w:tblStylePr>
-    <w:tblStylePr w:type="firstRow">
-      <w:rPr>
-        <w:b/>
-        <w:color w:val="404040"/>
-      </w:rPr>
-      <w:pPr>
-        <w:pBdr/>
-        <w:spacing/>
-        <w:ind/>
-      </w:pPr>
-      <w:tblPr>
-        <w:tblBorders/>
-      </w:tblPr>
-      <w:tcPr>
         <w:shd w:val="clear" w:color="ffffff"/>
         <w:tcBorders>
           <w:top w:val="none" w:color="000000" w:sz="4" w:space="0"/>
@@ -14141,30 +15305,7 @@
         </w:tcBorders>
       </w:tcPr>
     </w:tblStylePr>
-    <w:tblStylePr w:type="lastCol">
-      <w:rPr>
-        <w:i/>
-        <w:color w:val="404040"/>
-      </w:rPr>
-      <w:pPr>
-        <w:pBdr/>
-        <w:spacing/>
-        <w:ind/>
-      </w:pPr>
-      <w:tblPr>
-        <w:tblBorders/>
-      </w:tblPr>
-      <w:tcPr>
-        <w:shd w:color="ffffff"/>
-        <w:tcBorders>
-          <w:top w:val="none" w:color="000000" w:sz="4" w:space="0"/>
-          <w:left w:val="none" w:color="000000" w:sz="4" w:space="0"/>
-          <w:bottom w:val="none" w:color="000000" w:sz="4" w:space="0"/>
-          <w:right w:val="none" w:color="000000" w:sz="4" w:space="0"/>
-        </w:tcBorders>
-      </w:tcPr>
-    </w:tblStylePr>
-    <w:tblStylePr w:type="lastRow">
+    <w:tblStylePr w:type="firstRow">
       <w:rPr>
         <w:b/>
         <w:color w:val="404040"/>
@@ -14187,6 +15328,52 @@
         </w:tcBorders>
       </w:tcPr>
     </w:tblStylePr>
+    <w:tblStylePr w:type="lastCol">
+      <w:rPr>
+        <w:i/>
+        <w:color w:val="404040"/>
+      </w:rPr>
+      <w:pPr>
+        <w:pBdr/>
+        <w:spacing/>
+        <w:ind/>
+      </w:pPr>
+      <w:tblPr>
+        <w:tblBorders/>
+      </w:tblPr>
+      <w:tcPr>
+        <w:shd w:val="clear" w:color="ffffff"/>
+        <w:tcBorders>
+          <w:top w:val="none" w:color="000000" w:sz="4" w:space="0"/>
+          <w:left w:val="none" w:color="000000" w:sz="4" w:space="0"/>
+          <w:bottom w:val="none" w:color="000000" w:sz="4" w:space="0"/>
+          <w:right w:val="none" w:color="000000" w:sz="4" w:space="0"/>
+        </w:tcBorders>
+      </w:tcPr>
+    </w:tblStylePr>
+    <w:tblStylePr w:type="lastRow">
+      <w:rPr>
+        <w:b/>
+        <w:color w:val="404040"/>
+      </w:rPr>
+      <w:pPr>
+        <w:pBdr/>
+        <w:spacing/>
+        <w:ind/>
+      </w:pPr>
+      <w:tblPr>
+        <w:tblBorders/>
+      </w:tblPr>
+      <w:tcPr>
+        <w:shd w:val="clear" w:color="ffffff"/>
+        <w:tcBorders>
+          <w:top w:val="none" w:color="000000" w:sz="4" w:space="0"/>
+          <w:left w:val="none" w:color="000000" w:sz="4" w:space="0"/>
+          <w:bottom w:val="none" w:color="000000" w:sz="4" w:space="0"/>
+          <w:right w:val="none" w:color="000000" w:sz="4" w:space="0"/>
+        </w:tcBorders>
+      </w:tcPr>
+    </w:tblStylePr>
     <w:tblStylePr w:type="nwCell">
       <w:pPr>
         <w:pBdr/>
@@ -14253,9 +15440,9 @@
       </w:tcPr>
     </w:tblStylePr>
   </w:style>
-  <w:style w:type="table" w:styleId="39">
+  <w:style w:type="table" w:styleId="845">
     <w:name w:val="Grid Table 3 - Accent 6"/>
-    <w:basedOn w:val="816"/>
+    <w:basedOn w:val="1001"/>
     <w:uiPriority w:val="99"/>
     <w:pPr>
       <w:pBdr/>
@@ -14354,29 +15541,6 @@
         <w:tblBorders/>
       </w:tblPr>
       <w:tcPr>
-        <w:shd w:color="ffffff"/>
-        <w:tcBorders>
-          <w:top w:val="none" w:color="000000" w:sz="4" w:space="0"/>
-          <w:left w:val="none" w:color="000000" w:sz="4" w:space="0"/>
-          <w:bottom w:val="none" w:color="000000" w:sz="4" w:space="0"/>
-          <w:right w:val="none" w:color="000000" w:sz="4" w:space="0"/>
-        </w:tcBorders>
-      </w:tcPr>
-    </w:tblStylePr>
-    <w:tblStylePr w:type="firstRow">
-      <w:rPr>
-        <w:b/>
-        <w:color w:val="404040"/>
-      </w:rPr>
-      <w:pPr>
-        <w:pBdr/>
-        <w:spacing/>
-        <w:ind/>
-      </w:pPr>
-      <w:tblPr>
-        <w:tblBorders/>
-      </w:tblPr>
-      <w:tcPr>
         <w:shd w:val="clear" w:color="ffffff"/>
         <w:tcBorders>
           <w:top w:val="none" w:color="000000" w:sz="4" w:space="0"/>
@@ -14386,30 +15550,7 @@
         </w:tcBorders>
       </w:tcPr>
     </w:tblStylePr>
-    <w:tblStylePr w:type="lastCol">
-      <w:rPr>
-        <w:i/>
-        <w:color w:val="404040"/>
-      </w:rPr>
-      <w:pPr>
-        <w:pBdr/>
-        <w:spacing/>
-        <w:ind/>
-      </w:pPr>
-      <w:tblPr>
-        <w:tblBorders/>
-      </w:tblPr>
-      <w:tcPr>
-        <w:shd w:color="ffffff"/>
-        <w:tcBorders>
-          <w:top w:val="none" w:color="000000" w:sz="4" w:space="0"/>
-          <w:left w:val="none" w:color="000000" w:sz="4" w:space="0"/>
-          <w:bottom w:val="none" w:color="000000" w:sz="4" w:space="0"/>
-          <w:right w:val="none" w:color="000000" w:sz="4" w:space="0"/>
-        </w:tcBorders>
-      </w:tcPr>
-    </w:tblStylePr>
-    <w:tblStylePr w:type="lastRow">
+    <w:tblStylePr w:type="firstRow">
       <w:rPr>
         <w:b/>
         <w:color w:val="404040"/>
@@ -14432,6 +15573,52 @@
         </w:tcBorders>
       </w:tcPr>
     </w:tblStylePr>
+    <w:tblStylePr w:type="lastCol">
+      <w:rPr>
+        <w:i/>
+        <w:color w:val="404040"/>
+      </w:rPr>
+      <w:pPr>
+        <w:pBdr/>
+        <w:spacing/>
+        <w:ind/>
+      </w:pPr>
+      <w:tblPr>
+        <w:tblBorders/>
+      </w:tblPr>
+      <w:tcPr>
+        <w:shd w:val="clear" w:color="ffffff"/>
+        <w:tcBorders>
+          <w:top w:val="none" w:color="000000" w:sz="4" w:space="0"/>
+          <w:left w:val="none" w:color="000000" w:sz="4" w:space="0"/>
+          <w:bottom w:val="none" w:color="000000" w:sz="4" w:space="0"/>
+          <w:right w:val="none" w:color="000000" w:sz="4" w:space="0"/>
+        </w:tcBorders>
+      </w:tcPr>
+    </w:tblStylePr>
+    <w:tblStylePr w:type="lastRow">
+      <w:rPr>
+        <w:b/>
+        <w:color w:val="404040"/>
+      </w:rPr>
+      <w:pPr>
+        <w:pBdr/>
+        <w:spacing/>
+        <w:ind/>
+      </w:pPr>
+      <w:tblPr>
+        <w:tblBorders/>
+      </w:tblPr>
+      <w:tcPr>
+        <w:shd w:val="clear" w:color="ffffff"/>
+        <w:tcBorders>
+          <w:top w:val="none" w:color="000000" w:sz="4" w:space="0"/>
+          <w:left w:val="none" w:color="000000" w:sz="4" w:space="0"/>
+          <w:bottom w:val="none" w:color="000000" w:sz="4" w:space="0"/>
+          <w:right w:val="none" w:color="000000" w:sz="4" w:space="0"/>
+        </w:tcBorders>
+      </w:tcPr>
+    </w:tblStylePr>
     <w:tblStylePr w:type="nwCell">
       <w:pPr>
         <w:pBdr/>
@@ -14498,9 +15685,9 @@
       </w:tcPr>
     </w:tblStylePr>
   </w:style>
-  <w:style w:type="table" w:styleId="40">
+  <w:style w:type="table" w:styleId="846">
     <w:name w:val="Grid Table 4"/>
-    <w:basedOn w:val="816"/>
+    <w:basedOn w:val="1001"/>
     <w:uiPriority w:val="59"/>
     <w:pPr>
       <w:pBdr/>
@@ -14731,9 +15918,9 @@
       </w:tcPr>
     </w:tblStylePr>
   </w:style>
-  <w:style w:type="table" w:styleId="41">
+  <w:style w:type="table" w:styleId="847">
     <w:name w:val="Grid Table 4 - Accent 1"/>
-    <w:basedOn w:val="816"/>
+    <w:basedOn w:val="1001"/>
     <w:uiPriority w:val="59"/>
     <w:pPr>
       <w:pBdr/>
@@ -14964,9 +16151,9 @@
       </w:tcPr>
     </w:tblStylePr>
   </w:style>
-  <w:style w:type="table" w:styleId="42">
+  <w:style w:type="table" w:styleId="848">
     <w:name w:val="Grid Table 4 - Accent 2"/>
-    <w:basedOn w:val="816"/>
+    <w:basedOn w:val="1001"/>
     <w:uiPriority w:val="59"/>
     <w:pPr>
       <w:pBdr/>
@@ -15197,9 +16384,9 @@
       </w:tcPr>
     </w:tblStylePr>
   </w:style>
-  <w:style w:type="table" w:styleId="43">
+  <w:style w:type="table" w:styleId="849">
     <w:name w:val="Grid Table 4 - Accent 3"/>
-    <w:basedOn w:val="816"/>
+    <w:basedOn w:val="1001"/>
     <w:uiPriority w:val="59"/>
     <w:pPr>
       <w:pBdr/>
@@ -15430,9 +16617,9 @@
       </w:tcPr>
     </w:tblStylePr>
   </w:style>
-  <w:style w:type="table" w:styleId="44">
+  <w:style w:type="table" w:styleId="850">
     <w:name w:val="Grid Table 4 - Accent 4"/>
-    <w:basedOn w:val="816"/>
+    <w:basedOn w:val="1001"/>
     <w:uiPriority w:val="59"/>
     <w:pPr>
       <w:pBdr/>
@@ -15663,9 +16850,9 @@
       </w:tcPr>
     </w:tblStylePr>
   </w:style>
-  <w:style w:type="table" w:styleId="45">
+  <w:style w:type="table" w:styleId="851">
     <w:name w:val="Grid Table 4 - Accent 5"/>
-    <w:basedOn w:val="816"/>
+    <w:basedOn w:val="1001"/>
     <w:uiPriority w:val="59"/>
     <w:pPr>
       <w:pBdr/>
@@ -15896,9 +17083,9 @@
       </w:tcPr>
     </w:tblStylePr>
   </w:style>
-  <w:style w:type="table" w:styleId="46">
+  <w:style w:type="table" w:styleId="852">
     <w:name w:val="Grid Table 4 - Accent 6"/>
-    <w:basedOn w:val="816"/>
+    <w:basedOn w:val="1001"/>
     <w:uiPriority w:val="59"/>
     <w:pPr>
       <w:pBdr/>
@@ -16129,9 +17316,9 @@
       </w:tcPr>
     </w:tblStylePr>
   </w:style>
-  <w:style w:type="table" w:styleId="47">
+  <w:style w:type="table" w:styleId="853">
     <w:name w:val="Grid Table 5 Dark"/>
-    <w:basedOn w:val="816"/>
+    <w:basedOn w:val="1001"/>
     <w:uiPriority w:val="99"/>
     <w:pPr>
       <w:pBdr/>
@@ -16357,9 +17544,9 @@
       </w:tcPr>
     </w:tblStylePr>
   </w:style>
-  <w:style w:type="table" w:styleId="48">
+  <w:style w:type="table" w:styleId="854">
     <w:name w:val="Grid Table 5 Dark- Accent 1"/>
-    <w:basedOn w:val="816"/>
+    <w:basedOn w:val="1001"/>
     <w:uiPriority w:val="99"/>
     <w:pPr>
       <w:pBdr/>
@@ -16585,9 +17772,9 @@
       </w:tcPr>
     </w:tblStylePr>
   </w:style>
-  <w:style w:type="table" w:styleId="49">
+  <w:style w:type="table" w:styleId="855">
     <w:name w:val="Grid Table 5 Dark - Accent 2"/>
-    <w:basedOn w:val="816"/>
+    <w:basedOn w:val="1001"/>
     <w:uiPriority w:val="99"/>
     <w:pPr>
       <w:pBdr/>
@@ -16813,9 +18000,9 @@
       </w:tcPr>
     </w:tblStylePr>
   </w:style>
-  <w:style w:type="table" w:styleId="50">
+  <w:style w:type="table" w:styleId="856">
     <w:name w:val="Grid Table 5 Dark - Accent 3"/>
-    <w:basedOn w:val="816"/>
+    <w:basedOn w:val="1001"/>
     <w:uiPriority w:val="99"/>
     <w:pPr>
       <w:pBdr/>
@@ -17041,9 +18228,9 @@
       </w:tcPr>
     </w:tblStylePr>
   </w:style>
-  <w:style w:type="table" w:styleId="51">
+  <w:style w:type="table" w:styleId="857">
     <w:name w:val="Grid Table 5 Dark- Accent 4"/>
-    <w:basedOn w:val="816"/>
+    <w:basedOn w:val="1001"/>
     <w:uiPriority w:val="99"/>
     <w:pPr>
       <w:pBdr/>
@@ -17269,9 +18456,9 @@
       </w:tcPr>
     </w:tblStylePr>
   </w:style>
-  <w:style w:type="table" w:styleId="52">
+  <w:style w:type="table" w:styleId="858">
     <w:name w:val="Grid Table 5 Dark - Accent 5"/>
-    <w:basedOn w:val="816"/>
+    <w:basedOn w:val="1001"/>
     <w:uiPriority w:val="99"/>
     <w:pPr>
       <w:pBdr/>
@@ -17497,9 +18684,9 @@
       </w:tcPr>
     </w:tblStylePr>
   </w:style>
-  <w:style w:type="table" w:styleId="53">
+  <w:style w:type="table" w:styleId="859">
     <w:name w:val="Grid Table 5 Dark - Accent 6"/>
-    <w:basedOn w:val="816"/>
+    <w:basedOn w:val="1001"/>
     <w:uiPriority w:val="99"/>
     <w:pPr>
       <w:pBdr/>
@@ -17725,9 +18912,9 @@
       </w:tcPr>
     </w:tblStylePr>
   </w:style>
-  <w:style w:type="table" w:styleId="54">
+  <w:style w:type="table" w:styleId="860">
     <w:name w:val="Grid Table 6 Colorful"/>
-    <w:basedOn w:val="816"/>
+    <w:basedOn w:val="1001"/>
     <w:uiPriority w:val="99"/>
     <w:pPr>
       <w:pBdr/>
@@ -17955,9 +19142,9 @@
       </w:tcPr>
     </w:tblStylePr>
   </w:style>
-  <w:style w:type="table" w:styleId="55">
+  <w:style w:type="table" w:styleId="861">
     <w:name w:val="Grid Table 6 Colorful - Accent 1"/>
-    <w:basedOn w:val="816"/>
+    <w:basedOn w:val="1001"/>
     <w:uiPriority w:val="99"/>
     <w:pPr>
       <w:pBdr/>
@@ -18185,9 +19372,9 @@
       </w:tcPr>
     </w:tblStylePr>
   </w:style>
-  <w:style w:type="table" w:styleId="56">
+  <w:style w:type="table" w:styleId="862">
     <w:name w:val="Grid Table 6 Colorful - Accent 2"/>
-    <w:basedOn w:val="816"/>
+    <w:basedOn w:val="1001"/>
     <w:uiPriority w:val="99"/>
     <w:pPr>
       <w:pBdr/>
@@ -18415,9 +19602,9 @@
       </w:tcPr>
     </w:tblStylePr>
   </w:style>
-  <w:style w:type="table" w:styleId="57">
+  <w:style w:type="table" w:styleId="863">
     <w:name w:val="Grid Table 6 Colorful - Accent 3"/>
-    <w:basedOn w:val="816"/>
+    <w:basedOn w:val="1001"/>
     <w:uiPriority w:val="99"/>
     <w:pPr>
       <w:pBdr/>
@@ -18645,9 +19832,9 @@
       </w:tcPr>
     </w:tblStylePr>
   </w:style>
-  <w:style w:type="table" w:styleId="58">
+  <w:style w:type="table" w:styleId="864">
     <w:name w:val="Grid Table 6 Colorful - Accent 4"/>
-    <w:basedOn w:val="816"/>
+    <w:basedOn w:val="1001"/>
     <w:uiPriority w:val="99"/>
     <w:pPr>
       <w:pBdr/>
@@ -18875,9 +20062,9 @@
       </w:tcPr>
     </w:tblStylePr>
   </w:style>
-  <w:style w:type="table" w:styleId="59">
+  <w:style w:type="table" w:styleId="865">
     <w:name w:val="Grid Table 6 Colorful - Accent 5"/>
-    <w:basedOn w:val="816"/>
+    <w:basedOn w:val="1001"/>
     <w:uiPriority w:val="99"/>
     <w:pPr>
       <w:pBdr/>
@@ -19105,9 +20292,9 @@
       </w:tcPr>
     </w:tblStylePr>
   </w:style>
-  <w:style w:type="table" w:styleId="60">
+  <w:style w:type="table" w:styleId="866">
     <w:name w:val="Grid Table 6 Colorful - Accent 6"/>
-    <w:basedOn w:val="816"/>
+    <w:basedOn w:val="1001"/>
     <w:uiPriority w:val="99"/>
     <w:pPr>
       <w:pBdr/>
@@ -19335,9 +20522,9 @@
       </w:tcPr>
     </w:tblStylePr>
   </w:style>
-  <w:style w:type="table" w:styleId="61">
+  <w:style w:type="table" w:styleId="867">
     <w:name w:val="Grid Table 7 Colorful"/>
-    <w:basedOn w:val="816"/>
+    <w:basedOn w:val="1001"/>
     <w:uiPriority w:val="99"/>
     <w:pPr>
       <w:pBdr/>
@@ -19439,11 +20626,11 @@
         <w:tblBorders/>
       </w:tblPr>
       <w:tcPr>
-        <w:shd w:color="ffffff"/>
+        <w:shd w:val="clear" w:color="ffffff"/>
         <w:tcBorders>
-          <w:top w:val="none"/>
-          <w:left w:val="none"/>
-          <w:bottom w:val="none"/>
+          <w:top w:val="none" w:color="000000" w:sz="4" w:space="0"/>
+          <w:left w:val="none" w:color="000000" w:sz="4" w:space="0"/>
+          <w:bottom w:val="none" w:color="000000" w:sz="4" w:space="0"/>
           <w:right w:val="single" w:color="000000" w:themeColor="text1" w:themeTint="80" w:sz="4" w:space="0"/>
         </w:tcBorders>
       </w:tcPr>
@@ -19466,10 +20653,10 @@
       <w:tcPr>
         <w:shd w:val="clear" w:color="ffffff" w:themeColor="light1" w:fill="ffffff" w:themeFill="light1"/>
         <w:tcBorders>
-          <w:top w:val="none"/>
-          <w:left w:val="none"/>
+          <w:top w:val="none" w:color="000000" w:sz="4" w:space="0"/>
+          <w:left w:val="none" w:color="000000" w:sz="4" w:space="0"/>
           <w:bottom w:val="single" w:color="000000" w:themeColor="text1" w:themeTint="80" w:sz="4" w:space="0"/>
-          <w:right w:val="none"/>
+          <w:right w:val="none" w:color="000000" w:sz="4" w:space="0"/>
         </w:tcBorders>
       </w:tcPr>
     </w:tblStylePr>
@@ -19489,12 +20676,12 @@
         <w:tblBorders/>
       </w:tblPr>
       <w:tcPr>
-        <w:shd w:color="ffffff"/>
+        <w:shd w:val="clear" w:color="ffffff"/>
         <w:tcBorders>
-          <w:top w:val="none"/>
+          <w:top w:val="none" w:color="000000" w:sz="4" w:space="0"/>
           <w:left w:val="single" w:color="000000" w:themeColor="text1" w:themeTint="80" w:sz="4" w:space="0"/>
-          <w:bottom w:val="none"/>
-          <w:right w:val="none"/>
+          <w:bottom w:val="none" w:color="000000" w:sz="4" w:space="0"/>
+          <w:right w:val="none" w:color="000000" w:sz="4" w:space="0"/>
         </w:tcBorders>
       </w:tcPr>
     </w:tblStylePr>
@@ -19517,9 +20704,9 @@
         <w:shd w:val="clear" w:color="ffffff" w:themeColor="light1" w:fill="ffffff" w:themeFill="light1"/>
         <w:tcBorders>
           <w:top w:val="single" w:color="000000" w:themeColor="text1" w:themeTint="80" w:sz="4" w:space="0"/>
-          <w:left w:val="none"/>
-          <w:bottom w:val="none"/>
-          <w:right w:val="none"/>
+          <w:left w:val="none" w:color="000000" w:sz="4" w:space="0"/>
+          <w:bottom w:val="none" w:color="000000" w:sz="4" w:space="0"/>
+          <w:right w:val="none" w:color="000000" w:sz="4" w:space="0"/>
         </w:tcBorders>
       </w:tcPr>
     </w:tblStylePr>
@@ -19589,9 +20776,9 @@
       </w:tcPr>
     </w:tblStylePr>
   </w:style>
-  <w:style w:type="table" w:styleId="62">
+  <w:style w:type="table" w:styleId="868">
     <w:name w:val="Grid Table 7 Colorful - Accent 1"/>
-    <w:basedOn w:val="816"/>
+    <w:basedOn w:val="1001"/>
     <w:uiPriority w:val="99"/>
     <w:pPr>
       <w:pBdr/>
@@ -19693,11 +20880,11 @@
         <w:tblBorders/>
       </w:tblPr>
       <w:tcPr>
-        <w:shd w:color="ffffff"/>
+        <w:shd w:val="clear" w:color="ffffff"/>
         <w:tcBorders>
-          <w:top w:val="none"/>
-          <w:left w:val="none"/>
-          <w:bottom w:val="none"/>
+          <w:top w:val="none" w:color="000000" w:sz="4" w:space="0"/>
+          <w:left w:val="none" w:color="000000" w:sz="4" w:space="0"/>
+          <w:bottom w:val="none" w:color="000000" w:sz="4" w:space="0"/>
           <w:right w:val="single" w:color="000000" w:themeColor="accent1" w:themeTint="80" w:sz="4" w:space="0"/>
         </w:tcBorders>
       </w:tcPr>
@@ -19720,10 +20907,10 @@
       <w:tcPr>
         <w:shd w:val="clear" w:color="ffffff" w:themeColor="light1" w:fill="ffffff" w:themeFill="light1"/>
         <w:tcBorders>
-          <w:top w:val="none"/>
-          <w:left w:val="none"/>
+          <w:top w:val="none" w:color="000000" w:sz="4" w:space="0"/>
+          <w:left w:val="none" w:color="000000" w:sz="4" w:space="0"/>
           <w:bottom w:val="single" w:color="000000" w:themeColor="accent1" w:themeTint="80" w:sz="4" w:space="0"/>
-          <w:right w:val="none"/>
+          <w:right w:val="none" w:color="000000" w:sz="4" w:space="0"/>
         </w:tcBorders>
       </w:tcPr>
     </w:tblStylePr>
@@ -19743,12 +20930,12 @@
         <w:tblBorders/>
       </w:tblPr>
       <w:tcPr>
-        <w:shd w:color="ffffff"/>
+        <w:shd w:val="clear" w:color="ffffff"/>
         <w:tcBorders>
-          <w:top w:val="none"/>
+          <w:top w:val="none" w:color="000000" w:sz="4" w:space="0"/>
           <w:left w:val="single" w:color="000000" w:themeColor="accent1" w:themeTint="80" w:sz="4" w:space="0"/>
-          <w:bottom w:val="none"/>
-          <w:right w:val="none"/>
+          <w:bottom w:val="none" w:color="000000" w:sz="4" w:space="0"/>
+          <w:right w:val="none" w:color="000000" w:sz="4" w:space="0"/>
         </w:tcBorders>
       </w:tcPr>
     </w:tblStylePr>
@@ -19771,9 +20958,9 @@
         <w:shd w:val="clear" w:color="ffffff" w:themeColor="light1" w:fill="ffffff" w:themeFill="light1"/>
         <w:tcBorders>
           <w:top w:val="single" w:color="000000" w:themeColor="accent1" w:themeTint="80" w:sz="4" w:space="0"/>
-          <w:left w:val="none"/>
-          <w:bottom w:val="none"/>
-          <w:right w:val="none"/>
+          <w:left w:val="none" w:color="000000" w:sz="4" w:space="0"/>
+          <w:bottom w:val="none" w:color="000000" w:sz="4" w:space="0"/>
+          <w:right w:val="none" w:color="000000" w:sz="4" w:space="0"/>
         </w:tcBorders>
       </w:tcPr>
     </w:tblStylePr>
@@ -19843,9 +21030,9 @@
       </w:tcPr>
     </w:tblStylePr>
   </w:style>
-  <w:style w:type="table" w:styleId="63">
+  <w:style w:type="table" w:styleId="869">
     <w:name w:val="Grid Table 7 Colorful - Accent 2"/>
-    <w:basedOn w:val="816"/>
+    <w:basedOn w:val="1001"/>
     <w:uiPriority w:val="99"/>
     <w:pPr>
       <w:pBdr/>
@@ -19947,11 +21134,11 @@
         <w:tblBorders/>
       </w:tblPr>
       <w:tcPr>
-        <w:shd w:color="ffffff"/>
+        <w:shd w:val="clear" w:color="ffffff"/>
         <w:tcBorders>
-          <w:top w:val="none"/>
-          <w:left w:val="none"/>
-          <w:bottom w:val="none"/>
+          <w:top w:val="none" w:color="000000" w:sz="4" w:space="0"/>
+          <w:left w:val="none" w:color="000000" w:sz="4" w:space="0"/>
+          <w:bottom w:val="none" w:color="000000" w:sz="4" w:space="0"/>
           <w:right w:val="single" w:color="000000" w:themeColor="accent2" w:themeTint="97" w:sz="4" w:space="0"/>
         </w:tcBorders>
       </w:tcPr>
@@ -19974,10 +21161,10 @@
       <w:tcPr>
         <w:shd w:val="clear" w:color="ffffff" w:themeColor="light1" w:fill="ffffff" w:themeFill="light1"/>
         <w:tcBorders>
-          <w:top w:val="none"/>
-          <w:left w:val="none"/>
+          <w:top w:val="none" w:color="000000" w:sz="4" w:space="0"/>
+          <w:left w:val="none" w:color="000000" w:sz="4" w:space="0"/>
           <w:bottom w:val="single" w:color="000000" w:themeColor="accent2" w:themeTint="97" w:sz="4" w:space="0"/>
-          <w:right w:val="none"/>
+          <w:right w:val="none" w:color="000000" w:sz="4" w:space="0"/>
         </w:tcBorders>
       </w:tcPr>
     </w:tblStylePr>
@@ -19997,12 +21184,12 @@
         <w:tblBorders/>
       </w:tblPr>
       <w:tcPr>
-        <w:shd w:color="ffffff"/>
+        <w:shd w:val="clear" w:color="ffffff"/>
         <w:tcBorders>
-          <w:top w:val="none"/>
+          <w:top w:val="none" w:color="000000" w:sz="4" w:space="0"/>
           <w:left w:val="single" w:color="000000" w:themeColor="accent2" w:themeTint="97" w:sz="4" w:space="0"/>
-          <w:bottom w:val="none"/>
-          <w:right w:val="none"/>
+          <w:bottom w:val="none" w:color="000000" w:sz="4" w:space="0"/>
+          <w:right w:val="none" w:color="000000" w:sz="4" w:space="0"/>
         </w:tcBorders>
       </w:tcPr>
     </w:tblStylePr>
@@ -20025,9 +21212,9 @@
         <w:shd w:val="clear" w:color="ffffff" w:themeColor="light1" w:fill="ffffff" w:themeFill="light1"/>
         <w:tcBorders>
           <w:top w:val="single" w:color="000000" w:themeColor="accent2" w:themeTint="97" w:sz="4" w:space="0"/>
-          <w:left w:val="none"/>
-          <w:bottom w:val="none"/>
-          <w:right w:val="none"/>
+          <w:left w:val="none" w:color="000000" w:sz="4" w:space="0"/>
+          <w:bottom w:val="none" w:color="000000" w:sz="4" w:space="0"/>
+          <w:right w:val="none" w:color="000000" w:sz="4" w:space="0"/>
         </w:tcBorders>
       </w:tcPr>
     </w:tblStylePr>
@@ -20097,9 +21284,9 @@
       </w:tcPr>
     </w:tblStylePr>
   </w:style>
-  <w:style w:type="table" w:styleId="64">
+  <w:style w:type="table" w:styleId="870">
     <w:name w:val="Grid Table 7 Colorful - Accent 3"/>
-    <w:basedOn w:val="816"/>
+    <w:basedOn w:val="1001"/>
     <w:uiPriority w:val="99"/>
     <w:pPr>
       <w:pBdr/>
@@ -20201,11 +21388,11 @@
         <w:tblBorders/>
       </w:tblPr>
       <w:tcPr>
-        <w:shd w:color="ffffff"/>
+        <w:shd w:val="clear" w:color="ffffff"/>
         <w:tcBorders>
-          <w:top w:val="none"/>
-          <w:left w:val="none"/>
-          <w:bottom w:val="none"/>
+          <w:top w:val="none" w:color="000000" w:sz="4" w:space="0"/>
+          <w:left w:val="none" w:color="000000" w:sz="4" w:space="0"/>
+          <w:bottom w:val="none" w:color="000000" w:sz="4" w:space="0"/>
           <w:right w:val="single" w:color="000000" w:themeColor="accent3" w:themeTint="FE" w:sz="4" w:space="0"/>
         </w:tcBorders>
       </w:tcPr>
@@ -20228,10 +21415,10 @@
       <w:tcPr>
         <w:shd w:val="clear" w:color="ffffff" w:themeColor="light1" w:fill="ffffff" w:themeFill="light1"/>
         <w:tcBorders>
-          <w:top w:val="none"/>
-          <w:left w:val="none"/>
+          <w:top w:val="none" w:color="000000" w:sz="4" w:space="0"/>
+          <w:left w:val="none" w:color="000000" w:sz="4" w:space="0"/>
           <w:bottom w:val="single" w:color="000000" w:themeColor="accent3" w:themeTint="FE" w:sz="4" w:space="0"/>
-          <w:right w:val="none"/>
+          <w:right w:val="none" w:color="000000" w:sz="4" w:space="0"/>
         </w:tcBorders>
       </w:tcPr>
     </w:tblStylePr>
@@ -20251,12 +21438,12 @@
         <w:tblBorders/>
       </w:tblPr>
       <w:tcPr>
-        <w:shd w:color="ffffff"/>
+        <w:shd w:val="clear" w:color="ffffff"/>
         <w:tcBorders>
-          <w:top w:val="none"/>
+          <w:top w:val="none" w:color="000000" w:sz="4" w:space="0"/>
           <w:left w:val="single" w:color="000000" w:themeColor="accent3" w:themeTint="FE" w:sz="4" w:space="0"/>
-          <w:bottom w:val="none"/>
-          <w:right w:val="none"/>
+          <w:bottom w:val="none" w:color="000000" w:sz="4" w:space="0"/>
+          <w:right w:val="none" w:color="000000" w:sz="4" w:space="0"/>
         </w:tcBorders>
       </w:tcPr>
     </w:tblStylePr>
@@ -20279,9 +21466,9 @@
         <w:shd w:val="clear" w:color="ffffff" w:themeColor="light1" w:fill="ffffff" w:themeFill="light1"/>
         <w:tcBorders>
           <w:top w:val="single" w:color="000000" w:themeColor="accent3" w:themeTint="FE" w:sz="4" w:space="0"/>
-          <w:left w:val="none"/>
-          <w:bottom w:val="none"/>
-          <w:right w:val="none"/>
+          <w:left w:val="none" w:color="000000" w:sz="4" w:space="0"/>
+          <w:bottom w:val="none" w:color="000000" w:sz="4" w:space="0"/>
+          <w:right w:val="none" w:color="000000" w:sz="4" w:space="0"/>
         </w:tcBorders>
       </w:tcPr>
     </w:tblStylePr>
@@ -20351,9 +21538,9 @@
       </w:tcPr>
     </w:tblStylePr>
   </w:style>
-  <w:style w:type="table" w:styleId="65">
+  <w:style w:type="table" w:styleId="871">
     <w:name w:val="Grid Table 7 Colorful - Accent 4"/>
-    <w:basedOn w:val="816"/>
+    <w:basedOn w:val="1001"/>
     <w:uiPriority w:val="99"/>
     <w:pPr>
       <w:pBdr/>
@@ -20455,11 +21642,11 @@
         <w:tblBorders/>
       </w:tblPr>
       <w:tcPr>
-        <w:shd w:color="ffffff"/>
+        <w:shd w:val="clear" w:color="ffffff"/>
         <w:tcBorders>
-          <w:top w:val="none"/>
-          <w:left w:val="none"/>
-          <w:bottom w:val="none"/>
+          <w:top w:val="none" w:color="000000" w:sz="4" w:space="0"/>
+          <w:left w:val="none" w:color="000000" w:sz="4" w:space="0"/>
+          <w:bottom w:val="none" w:color="000000" w:sz="4" w:space="0"/>
           <w:right w:val="single" w:color="000000" w:themeColor="accent4" w:themeTint="9A" w:sz="4" w:space="0"/>
         </w:tcBorders>
       </w:tcPr>
@@ -20482,10 +21669,10 @@
       <w:tcPr>
         <w:shd w:val="clear" w:color="ffffff" w:themeColor="light1" w:fill="ffffff" w:themeFill="light1"/>
         <w:tcBorders>
-          <w:top w:val="none"/>
-          <w:left w:val="none"/>
+          <w:top w:val="none" w:color="000000" w:sz="4" w:space="0"/>
+          <w:left w:val="none" w:color="000000" w:sz="4" w:space="0"/>
           <w:bottom w:val="single" w:color="000000" w:themeColor="accent4" w:themeTint="9A" w:sz="4" w:space="0"/>
-          <w:right w:val="none"/>
+          <w:right w:val="none" w:color="000000" w:sz="4" w:space="0"/>
         </w:tcBorders>
       </w:tcPr>
     </w:tblStylePr>
@@ -20505,12 +21692,12 @@
         <w:tblBorders/>
       </w:tblPr>
       <w:tcPr>
-        <w:shd w:color="ffffff"/>
+        <w:shd w:val="clear" w:color="ffffff"/>
         <w:tcBorders>
-          <w:top w:val="none"/>
+          <w:top w:val="none" w:color="000000" w:sz="4" w:space="0"/>
           <w:left w:val="single" w:color="000000" w:themeColor="accent4" w:themeTint="9A" w:sz="4" w:space="0"/>
-          <w:bottom w:val="none"/>
-          <w:right w:val="none"/>
+          <w:bottom w:val="none" w:color="000000" w:sz="4" w:space="0"/>
+          <w:right w:val="none" w:color="000000" w:sz="4" w:space="0"/>
         </w:tcBorders>
       </w:tcPr>
     </w:tblStylePr>
@@ -20533,9 +21720,9 @@
         <w:shd w:val="clear" w:color="ffffff" w:themeColor="light1" w:fill="ffffff" w:themeFill="light1"/>
         <w:tcBorders>
           <w:top w:val="single" w:color="000000" w:themeColor="accent4" w:themeTint="9A" w:sz="4" w:space="0"/>
-          <w:left w:val="none"/>
-          <w:bottom w:val="none"/>
-          <w:right w:val="none"/>
+          <w:left w:val="none" w:color="000000" w:sz="4" w:space="0"/>
+          <w:bottom w:val="none" w:color="000000" w:sz="4" w:space="0"/>
+          <w:right w:val="none" w:color="000000" w:sz="4" w:space="0"/>
         </w:tcBorders>
       </w:tcPr>
     </w:tblStylePr>
@@ -20605,9 +21792,9 @@
       </w:tcPr>
     </w:tblStylePr>
   </w:style>
-  <w:style w:type="table" w:styleId="66">
+  <w:style w:type="table" w:styleId="872">
     <w:name w:val="Grid Table 7 Colorful - Accent 5"/>
-    <w:basedOn w:val="816"/>
+    <w:basedOn w:val="1001"/>
     <w:uiPriority w:val="99"/>
     <w:pPr>
       <w:pBdr/>
@@ -20709,11 +21896,11 @@
         <w:tblBorders/>
       </w:tblPr>
       <w:tcPr>
-        <w:shd w:color="ffffff"/>
+        <w:shd w:val="clear" w:color="ffffff"/>
         <w:tcBorders>
-          <w:top w:val="none"/>
-          <w:left w:val="none"/>
-          <w:bottom w:val="none"/>
+          <w:top w:val="none" w:color="000000" w:sz="4" w:space="0"/>
+          <w:left w:val="none" w:color="000000" w:sz="4" w:space="0"/>
+          <w:bottom w:val="none" w:color="000000" w:sz="4" w:space="0"/>
           <w:right w:val="single" w:color="000000" w:themeColor="accent5" w:themeTint="90" w:sz="4" w:space="0"/>
         </w:tcBorders>
       </w:tcPr>
@@ -20736,10 +21923,10 @@
       <w:tcPr>
         <w:shd w:val="clear" w:color="ffffff" w:themeColor="light1" w:fill="ffffff" w:themeFill="light1"/>
         <w:tcBorders>
-          <w:top w:val="none"/>
-          <w:left w:val="none"/>
+          <w:top w:val="none" w:color="000000" w:sz="4" w:space="0"/>
+          <w:left w:val="none" w:color="000000" w:sz="4" w:space="0"/>
           <w:bottom w:val="single" w:color="000000" w:themeColor="accent5" w:themeTint="90" w:sz="4" w:space="0"/>
-          <w:right w:val="none"/>
+          <w:right w:val="none" w:color="000000" w:sz="4" w:space="0"/>
         </w:tcBorders>
       </w:tcPr>
     </w:tblStylePr>
@@ -20759,12 +21946,12 @@
         <w:tblBorders/>
       </w:tblPr>
       <w:tcPr>
-        <w:shd w:color="ffffff"/>
+        <w:shd w:val="clear" w:color="ffffff"/>
         <w:tcBorders>
-          <w:top w:val="none"/>
+          <w:top w:val="none" w:color="000000" w:sz="4" w:space="0"/>
           <w:left w:val="single" w:color="000000" w:themeColor="accent5" w:themeTint="90" w:sz="4" w:space="0"/>
-          <w:bottom w:val="none"/>
-          <w:right w:val="none"/>
+          <w:bottom w:val="none" w:color="000000" w:sz="4" w:space="0"/>
+          <w:right w:val="none" w:color="000000" w:sz="4" w:space="0"/>
         </w:tcBorders>
       </w:tcPr>
     </w:tblStylePr>
@@ -20787,9 +21974,9 @@
         <w:shd w:val="clear" w:color="ffffff" w:themeColor="light1" w:fill="ffffff" w:themeFill="light1"/>
         <w:tcBorders>
           <w:top w:val="single" w:color="000000" w:themeColor="accent5" w:themeTint="90" w:sz="4" w:space="0"/>
-          <w:left w:val="none"/>
-          <w:bottom w:val="none"/>
-          <w:right w:val="none"/>
+          <w:left w:val="none" w:color="000000" w:sz="4" w:space="0"/>
+          <w:bottom w:val="none" w:color="000000" w:sz="4" w:space="0"/>
+          <w:right w:val="none" w:color="000000" w:sz="4" w:space="0"/>
         </w:tcBorders>
       </w:tcPr>
     </w:tblStylePr>
@@ -20859,9 +22046,9 @@
       </w:tcPr>
     </w:tblStylePr>
   </w:style>
-  <w:style w:type="table" w:styleId="67">
+  <w:style w:type="table" w:styleId="873">
     <w:name w:val="Grid Table 7 Colorful - Accent 6"/>
-    <w:basedOn w:val="816"/>
+    <w:basedOn w:val="1001"/>
     <w:uiPriority w:val="99"/>
     <w:pPr>
       <w:pBdr/>
@@ -20963,11 +22150,11 @@
         <w:tblBorders/>
       </w:tblPr>
       <w:tcPr>
-        <w:shd w:color="ffffff"/>
+        <w:shd w:val="clear" w:color="ffffff"/>
         <w:tcBorders>
-          <w:top w:val="none"/>
-          <w:left w:val="none"/>
-          <w:bottom w:val="none"/>
+          <w:top w:val="none" w:color="000000" w:sz="4" w:space="0"/>
+          <w:left w:val="none" w:color="000000" w:sz="4" w:space="0"/>
+          <w:bottom w:val="none" w:color="000000" w:sz="4" w:space="0"/>
           <w:right w:val="single" w:color="000000" w:themeColor="accent6" w:themeTint="90" w:sz="4" w:space="0"/>
         </w:tcBorders>
       </w:tcPr>
@@ -20990,10 +22177,10 @@
       <w:tcPr>
         <w:shd w:val="clear" w:color="ffffff" w:themeColor="light1" w:fill="ffffff" w:themeFill="light1"/>
         <w:tcBorders>
-          <w:top w:val="none"/>
-          <w:left w:val="none"/>
+          <w:top w:val="none" w:color="000000" w:sz="4" w:space="0"/>
+          <w:left w:val="none" w:color="000000" w:sz="4" w:space="0"/>
           <w:bottom w:val="single" w:color="000000" w:themeColor="accent6" w:themeTint="90" w:sz="4" w:space="0"/>
-          <w:right w:val="none"/>
+          <w:right w:val="none" w:color="000000" w:sz="4" w:space="0"/>
         </w:tcBorders>
       </w:tcPr>
     </w:tblStylePr>
@@ -21013,12 +22200,12 @@
         <w:tblBorders/>
       </w:tblPr>
       <w:tcPr>
-        <w:shd w:color="ffffff"/>
+        <w:shd w:val="clear" w:color="ffffff"/>
         <w:tcBorders>
-          <w:top w:val="none"/>
+          <w:top w:val="none" w:color="000000" w:sz="4" w:space="0"/>
           <w:left w:val="single" w:color="000000" w:themeColor="accent6" w:themeTint="90" w:sz="4" w:space="0"/>
-          <w:bottom w:val="none"/>
-          <w:right w:val="none"/>
+          <w:bottom w:val="none" w:color="000000" w:sz="4" w:space="0"/>
+          <w:right w:val="none" w:color="000000" w:sz="4" w:space="0"/>
         </w:tcBorders>
       </w:tcPr>
     </w:tblStylePr>
@@ -21041,9 +22228,9 @@
         <w:shd w:val="clear" w:color="ffffff" w:themeColor="light1" w:fill="ffffff" w:themeFill="light1"/>
         <w:tcBorders>
           <w:top w:val="single" w:color="000000" w:themeColor="accent6" w:themeTint="90" w:sz="4" w:space="0"/>
-          <w:left w:val="none"/>
-          <w:bottom w:val="none"/>
-          <w:right w:val="none"/>
+          <w:left w:val="none" w:color="000000" w:sz="4" w:space="0"/>
+          <w:bottom w:val="none" w:color="000000" w:sz="4" w:space="0"/>
+          <w:right w:val="none" w:color="000000" w:sz="4" w:space="0"/>
         </w:tcBorders>
       </w:tcPr>
     </w:tblStylePr>
@@ -21113,9 +22300,9 @@
       </w:tcPr>
     </w:tblStylePr>
   </w:style>
-  <w:style w:type="table" w:styleId="68">
+  <w:style w:type="table" w:styleId="874">
     <w:name w:val="List Table 1 Light"/>
-    <w:basedOn w:val="816"/>
+    <w:basedOn w:val="1001"/>
     <w:uiPriority w:val="99"/>
     <w:pPr>
       <w:pBdr/>
@@ -21329,9 +22516,9 @@
       </w:tcPr>
     </w:tblStylePr>
   </w:style>
-  <w:style w:type="table" w:styleId="69">
+  <w:style w:type="table" w:styleId="875">
     <w:name w:val="List Table 1 Light - Accent 1"/>
-    <w:basedOn w:val="816"/>
+    <w:basedOn w:val="1001"/>
     <w:uiPriority w:val="99"/>
     <w:pPr>
       <w:pBdr/>
@@ -21545,9 +22732,9 @@
       </w:tcPr>
     </w:tblStylePr>
   </w:style>
-  <w:style w:type="table" w:styleId="70">
+  <w:style w:type="table" w:styleId="876">
     <w:name w:val="List Table 1 Light - Accent 2"/>
-    <w:basedOn w:val="816"/>
+    <w:basedOn w:val="1001"/>
     <w:uiPriority w:val="99"/>
     <w:pPr>
       <w:pBdr/>
@@ -21761,9 +22948,9 @@
       </w:tcPr>
     </w:tblStylePr>
   </w:style>
-  <w:style w:type="table" w:styleId="71">
+  <w:style w:type="table" w:styleId="877">
     <w:name w:val="List Table 1 Light - Accent 3"/>
-    <w:basedOn w:val="816"/>
+    <w:basedOn w:val="1001"/>
     <w:uiPriority w:val="99"/>
     <w:pPr>
       <w:pBdr/>
@@ -21977,9 +23164,9 @@
       </w:tcPr>
     </w:tblStylePr>
   </w:style>
-  <w:style w:type="table" w:styleId="72">
+  <w:style w:type="table" w:styleId="878">
     <w:name w:val="List Table 1 Light - Accent 4"/>
-    <w:basedOn w:val="816"/>
+    <w:basedOn w:val="1001"/>
     <w:uiPriority w:val="99"/>
     <w:pPr>
       <w:pBdr/>
@@ -22193,9 +23380,9 @@
       </w:tcPr>
     </w:tblStylePr>
   </w:style>
-  <w:style w:type="table" w:styleId="73">
+  <w:style w:type="table" w:styleId="879">
     <w:name w:val="List Table 1 Light - Accent 5"/>
-    <w:basedOn w:val="816"/>
+    <w:basedOn w:val="1001"/>
     <w:uiPriority w:val="99"/>
     <w:pPr>
       <w:pBdr/>
@@ -22409,9 +23596,9 @@
       </w:tcPr>
     </w:tblStylePr>
   </w:style>
-  <w:style w:type="table" w:styleId="74">
+  <w:style w:type="table" w:styleId="880">
     <w:name w:val="List Table 1 Light - Accent 6"/>
-    <w:basedOn w:val="816"/>
+    <w:basedOn w:val="1001"/>
     <w:uiPriority w:val="99"/>
     <w:pPr>
       <w:pBdr/>
@@ -22625,9 +23812,9 @@
       </w:tcPr>
     </w:tblStylePr>
   </w:style>
-  <w:style w:type="table" w:styleId="75">
+  <w:style w:type="table" w:styleId="881">
     <w:name w:val="List Table 2"/>
-    <w:basedOn w:val="816"/>
+    <w:basedOn w:val="1001"/>
     <w:uiPriority w:val="99"/>
     <w:pPr>
       <w:pBdr/>
@@ -22863,9 +24050,9 @@
       </w:tcPr>
     </w:tblStylePr>
   </w:style>
-  <w:style w:type="table" w:styleId="76">
+  <w:style w:type="table" w:styleId="882">
     <w:name w:val="List Table 2 - Accent 1"/>
-    <w:basedOn w:val="816"/>
+    <w:basedOn w:val="1001"/>
     <w:uiPriority w:val="99"/>
     <w:pPr>
       <w:pBdr/>
@@ -23101,9 +24288,9 @@
       </w:tcPr>
     </w:tblStylePr>
   </w:style>
-  <w:style w:type="table" w:styleId="77">
+  <w:style w:type="table" w:styleId="883">
     <w:name w:val="List Table 2 - Accent 2"/>
-    <w:basedOn w:val="816"/>
+    <w:basedOn w:val="1001"/>
     <w:uiPriority w:val="99"/>
     <w:pPr>
       <w:pBdr/>
@@ -23339,9 +24526,9 @@
       </w:tcPr>
     </w:tblStylePr>
   </w:style>
-  <w:style w:type="table" w:styleId="78">
+  <w:style w:type="table" w:styleId="884">
     <w:name w:val="List Table 2 - Accent 3"/>
-    <w:basedOn w:val="816"/>
+    <w:basedOn w:val="1001"/>
     <w:uiPriority w:val="99"/>
     <w:pPr>
       <w:pBdr/>
@@ -23577,9 +24764,9 @@
       </w:tcPr>
     </w:tblStylePr>
   </w:style>
-  <w:style w:type="table" w:styleId="79">
+  <w:style w:type="table" w:styleId="885">
     <w:name w:val="List Table 2 - Accent 4"/>
-    <w:basedOn w:val="816"/>
+    <w:basedOn w:val="1001"/>
     <w:uiPriority w:val="99"/>
     <w:pPr>
       <w:pBdr/>
@@ -23815,9 +25002,9 @@
       </w:tcPr>
     </w:tblStylePr>
   </w:style>
-  <w:style w:type="table" w:styleId="80">
+  <w:style w:type="table" w:styleId="886">
     <w:name w:val="List Table 2 - Accent 5"/>
-    <w:basedOn w:val="816"/>
+    <w:basedOn w:val="1001"/>
     <w:uiPriority w:val="99"/>
     <w:pPr>
       <w:pBdr/>
@@ -24053,9 +25240,9 @@
       </w:tcPr>
     </w:tblStylePr>
   </w:style>
-  <w:style w:type="table" w:styleId="81">
+  <w:style w:type="table" w:styleId="887">
     <w:name w:val="List Table 2 - Accent 6"/>
-    <w:basedOn w:val="816"/>
+    <w:basedOn w:val="1001"/>
     <w:uiPriority w:val="99"/>
     <w:pPr>
       <w:pBdr/>
@@ -24291,9 +25478,9 @@
       </w:tcPr>
     </w:tblStylePr>
   </w:style>
-  <w:style w:type="table" w:styleId="82">
+  <w:style w:type="table" w:styleId="888">
     <w:name w:val="List Table 3"/>
-    <w:basedOn w:val="816"/>
+    <w:basedOn w:val="1001"/>
     <w:uiPriority w:val="99"/>
     <w:pPr>
       <w:pBdr/>
@@ -24519,9 +25706,9 @@
       </w:tcPr>
     </w:tblStylePr>
   </w:style>
-  <w:style w:type="table" w:styleId="83">
+  <w:style w:type="table" w:styleId="889">
     <w:name w:val="List Table 3 - Accent 1"/>
-    <w:basedOn w:val="816"/>
+    <w:basedOn w:val="1001"/>
     <w:uiPriority w:val="99"/>
     <w:pPr>
       <w:pBdr/>
@@ -24747,9 +25934,9 @@
       </w:tcPr>
     </w:tblStylePr>
   </w:style>
-  <w:style w:type="table" w:styleId="84">
+  <w:style w:type="table" w:styleId="890">
     <w:name w:val="List Table 3 - Accent 2"/>
-    <w:basedOn w:val="816"/>
+    <w:basedOn w:val="1001"/>
     <w:uiPriority w:val="99"/>
     <w:pPr>
       <w:pBdr/>
@@ -24975,9 +26162,9 @@
       </w:tcPr>
     </w:tblStylePr>
   </w:style>
-  <w:style w:type="table" w:styleId="85">
+  <w:style w:type="table" w:styleId="891">
     <w:name w:val="List Table 3 - Accent 3"/>
-    <w:basedOn w:val="816"/>
+    <w:basedOn w:val="1001"/>
     <w:uiPriority w:val="99"/>
     <w:pPr>
       <w:pBdr/>
@@ -25203,9 +26390,9 @@
       </w:tcPr>
     </w:tblStylePr>
   </w:style>
-  <w:style w:type="table" w:styleId="86">
+  <w:style w:type="table" w:styleId="892">
     <w:name w:val="List Table 3 - Accent 4"/>
-    <w:basedOn w:val="816"/>
+    <w:basedOn w:val="1001"/>
     <w:uiPriority w:val="99"/>
     <w:pPr>
       <w:pBdr/>
@@ -25431,9 +26618,9 @@
       </w:tcPr>
     </w:tblStylePr>
   </w:style>
-  <w:style w:type="table" w:styleId="87">
+  <w:style w:type="table" w:styleId="893">
     <w:name w:val="List Table 3 - Accent 5"/>
-    <w:basedOn w:val="816"/>
+    <w:basedOn w:val="1001"/>
     <w:uiPriority w:val="99"/>
     <w:pPr>
       <w:pBdr/>
@@ -25659,9 +26846,9 @@
       </w:tcPr>
     </w:tblStylePr>
   </w:style>
-  <w:style w:type="table" w:styleId="88">
+  <w:style w:type="table" w:styleId="894">
     <w:name w:val="List Table 3 - Accent 6"/>
-    <w:basedOn w:val="816"/>
+    <w:basedOn w:val="1001"/>
     <w:uiPriority w:val="99"/>
     <w:pPr>
       <w:pBdr/>
@@ -25887,9 +27074,9 @@
       </w:tcPr>
     </w:tblStylePr>
   </w:style>
-  <w:style w:type="table" w:styleId="89">
+  <w:style w:type="table" w:styleId="895">
     <w:name w:val="List Table 4"/>
-    <w:basedOn w:val="816"/>
+    <w:basedOn w:val="1001"/>
     <w:uiPriority w:val="99"/>
     <w:pPr>
       <w:pBdr/>
@@ -26112,9 +27299,9 @@
       </w:tcPr>
     </w:tblStylePr>
   </w:style>
-  <w:style w:type="table" w:styleId="90">
+  <w:style w:type="table" w:styleId="896">
     <w:name w:val="List Table 4 - Accent 1"/>
-    <w:basedOn w:val="816"/>
+    <w:basedOn w:val="1001"/>
     <w:uiPriority w:val="99"/>
     <w:pPr>
       <w:pBdr/>
@@ -26337,9 +27524,9 @@
       </w:tcPr>
     </w:tblStylePr>
   </w:style>
-  <w:style w:type="table" w:styleId="91">
+  <w:style w:type="table" w:styleId="897">
     <w:name w:val="List Table 4 - Accent 2"/>
-    <w:basedOn w:val="816"/>
+    <w:basedOn w:val="1001"/>
     <w:uiPriority w:val="99"/>
     <w:pPr>
       <w:pBdr/>
@@ -26562,9 +27749,9 @@
       </w:tcPr>
     </w:tblStylePr>
   </w:style>
-  <w:style w:type="table" w:styleId="92">
+  <w:style w:type="table" w:styleId="898">
     <w:name w:val="List Table 4 - Accent 3"/>
-    <w:basedOn w:val="816"/>
+    <w:basedOn w:val="1001"/>
     <w:uiPriority w:val="99"/>
     <w:pPr>
       <w:pBdr/>
@@ -26787,9 +27974,9 @@
       </w:tcPr>
     </w:tblStylePr>
   </w:style>
-  <w:style w:type="table" w:styleId="93">
+  <w:style w:type="table" w:styleId="899">
     <w:name w:val="List Table 4 - Accent 4"/>
-    <w:basedOn w:val="816"/>
+    <w:basedOn w:val="1001"/>
     <w:uiPriority w:val="99"/>
     <w:pPr>
       <w:pBdr/>
@@ -27012,9 +28199,9 @@
       </w:tcPr>
     </w:tblStylePr>
   </w:style>
-  <w:style w:type="table" w:styleId="94">
+  <w:style w:type="table" w:styleId="900">
     <w:name w:val="List Table 4 - Accent 5"/>
-    <w:basedOn w:val="816"/>
+    <w:basedOn w:val="1001"/>
     <w:uiPriority w:val="99"/>
     <w:pPr>
       <w:pBdr/>
@@ -27237,9 +28424,9 @@
       </w:tcPr>
     </w:tblStylePr>
   </w:style>
-  <w:style w:type="table" w:styleId="95">
+  <w:style w:type="table" w:styleId="901">
     <w:name w:val="List Table 4 - Accent 6"/>
-    <w:basedOn w:val="816"/>
+    <w:basedOn w:val="1001"/>
     <w:uiPriority w:val="99"/>
     <w:pPr>
       <w:pBdr/>
@@ -27462,9 +28649,9 @@
       </w:tcPr>
     </w:tblStylePr>
   </w:style>
-  <w:style w:type="table" w:styleId="96">
+  <w:style w:type="table" w:styleId="902">
     <w:name w:val="List Table 5 Dark"/>
-    <w:basedOn w:val="816"/>
+    <w:basedOn w:val="1001"/>
     <w:uiPriority w:val="99"/>
     <w:pPr>
       <w:pBdr/>
@@ -27704,9 +28891,9 @@
       </w:tcPr>
     </w:tblStylePr>
   </w:style>
-  <w:style w:type="table" w:styleId="97">
+  <w:style w:type="table" w:styleId="903">
     <w:name w:val="List Table 5 Dark - Accent 1"/>
-    <w:basedOn w:val="816"/>
+    <w:basedOn w:val="1001"/>
     <w:uiPriority w:val="99"/>
     <w:pPr>
       <w:pBdr/>
@@ -27946,9 +29133,9 @@
       </w:tcPr>
     </w:tblStylePr>
   </w:style>
-  <w:style w:type="table" w:styleId="98">
+  <w:style w:type="table" w:styleId="904">
     <w:name w:val="List Table 5 Dark - Accent 2"/>
-    <w:basedOn w:val="816"/>
+    <w:basedOn w:val="1001"/>
     <w:uiPriority w:val="99"/>
     <w:pPr>
       <w:pBdr/>
@@ -28188,9 +29375,9 @@
       </w:tcPr>
     </w:tblStylePr>
   </w:style>
-  <w:style w:type="table" w:styleId="99">
+  <w:style w:type="table" w:styleId="905">
     <w:name w:val="List Table 5 Dark - Accent 3"/>
-    <w:basedOn w:val="816"/>
+    <w:basedOn w:val="1001"/>
     <w:uiPriority w:val="99"/>
     <w:pPr>
       <w:pBdr/>
@@ -28430,9 +29617,9 @@
       </w:tcPr>
     </w:tblStylePr>
   </w:style>
-  <w:style w:type="table" w:styleId="100">
+  <w:style w:type="table" w:styleId="906">
     <w:name w:val="List Table 5 Dark - Accent 4"/>
-    <w:basedOn w:val="816"/>
+    <w:basedOn w:val="1001"/>
     <w:uiPriority w:val="99"/>
     <w:pPr>
       <w:pBdr/>
@@ -28672,9 +29859,9 @@
       </w:tcPr>
     </w:tblStylePr>
   </w:style>
-  <w:style w:type="table" w:styleId="101">
+  <w:style w:type="table" w:styleId="907">
     <w:name w:val="List Table 5 Dark - Accent 5"/>
-    <w:basedOn w:val="816"/>
+    <w:basedOn w:val="1001"/>
     <w:uiPriority w:val="99"/>
     <w:pPr>
       <w:pBdr/>
@@ -28914,9 +30101,9 @@
       </w:tcPr>
     </w:tblStylePr>
   </w:style>
-  <w:style w:type="table" w:styleId="102">
+  <w:style w:type="table" w:styleId="908">
     <w:name w:val="List Table 5 Dark - Accent 6"/>
-    <w:basedOn w:val="816"/>
+    <w:basedOn w:val="1001"/>
     <w:uiPriority w:val="99"/>
     <w:pPr>
       <w:pBdr/>
@@ -29156,9 +30343,9 @@
       </w:tcPr>
     </w:tblStylePr>
   </w:style>
-  <w:style w:type="table" w:styleId="103">
+  <w:style w:type="table" w:styleId="909">
     <w:name w:val="List Table 6 Colorful"/>
-    <w:basedOn w:val="816"/>
+    <w:basedOn w:val="1001"/>
     <w:uiPriority w:val="99"/>
     <w:pPr>
       <w:pBdr/>
@@ -29379,9 +30566,9 @@
       </w:tcPr>
     </w:tblStylePr>
   </w:style>
-  <w:style w:type="table" w:styleId="104">
+  <w:style w:type="table" w:styleId="910">
     <w:name w:val="List Table 6 Colorful - Accent 1"/>
-    <w:basedOn w:val="816"/>
+    <w:basedOn w:val="1001"/>
     <w:uiPriority w:val="99"/>
     <w:pPr>
       <w:pBdr/>
@@ -29602,9 +30789,9 @@
       </w:tcPr>
     </w:tblStylePr>
   </w:style>
-  <w:style w:type="table" w:styleId="105">
+  <w:style w:type="table" w:styleId="911">
     <w:name w:val="List Table 6 Colorful - Accent 2"/>
-    <w:basedOn w:val="816"/>
+    <w:basedOn w:val="1001"/>
     <w:uiPriority w:val="99"/>
     <w:pPr>
       <w:pBdr/>
@@ -29825,9 +31012,9 @@
       </w:tcPr>
     </w:tblStylePr>
   </w:style>
-  <w:style w:type="table" w:styleId="106">
+  <w:style w:type="table" w:styleId="912">
     <w:name w:val="List Table 6 Colorful - Accent 3"/>
-    <w:basedOn w:val="816"/>
+    <w:basedOn w:val="1001"/>
     <w:uiPriority w:val="99"/>
     <w:pPr>
       <w:pBdr/>
@@ -30048,9 +31235,9 @@
       </w:tcPr>
     </w:tblStylePr>
   </w:style>
-  <w:style w:type="table" w:styleId="107">
+  <w:style w:type="table" w:styleId="913">
     <w:name w:val="List Table 6 Colorful - Accent 4"/>
-    <w:basedOn w:val="816"/>
+    <w:basedOn w:val="1001"/>
     <w:uiPriority w:val="99"/>
     <w:pPr>
       <w:pBdr/>
@@ -30271,9 +31458,9 @@
       </w:tcPr>
     </w:tblStylePr>
   </w:style>
-  <w:style w:type="table" w:styleId="108">
+  <w:style w:type="table" w:styleId="914">
     <w:name w:val="List Table 6 Colorful - Accent 5"/>
-    <w:basedOn w:val="816"/>
+    <w:basedOn w:val="1001"/>
     <w:uiPriority w:val="99"/>
     <w:pPr>
       <w:pBdr/>
@@ -30494,9 +31681,9 @@
       </w:tcPr>
     </w:tblStylePr>
   </w:style>
-  <w:style w:type="table" w:styleId="109">
+  <w:style w:type="table" w:styleId="915">
     <w:name w:val="List Table 6 Colorful - Accent 6"/>
-    <w:basedOn w:val="816"/>
+    <w:basedOn w:val="1001"/>
     <w:uiPriority w:val="99"/>
     <w:pPr>
       <w:pBdr/>
@@ -30717,9 +31904,9 @@
       </w:tcPr>
     </w:tblStylePr>
   </w:style>
-  <w:style w:type="table" w:styleId="110">
+  <w:style w:type="table" w:styleId="916">
     <w:name w:val="List Table 7 Colorful"/>
-    <w:basedOn w:val="816"/>
+    <w:basedOn w:val="1001"/>
     <w:uiPriority w:val="99"/>
     <w:pPr>
       <w:pBdr/>
@@ -30818,11 +32005,11 @@
         <w:tblBorders/>
       </w:tblPr>
       <w:tcPr>
-        <w:shd w:color="ffffff"/>
+        <w:shd w:val="clear" w:color="ffffff"/>
         <w:tcBorders>
-          <w:top w:val="none"/>
-          <w:left w:val="none"/>
-          <w:bottom w:val="none"/>
+          <w:top w:val="none" w:color="000000" w:sz="4" w:space="0"/>
+          <w:left w:val="none" w:color="000000" w:sz="4" w:space="0"/>
+          <w:bottom w:val="none" w:color="000000" w:sz="4" w:space="0"/>
           <w:right w:val="single" w:color="000000" w:themeColor="text1" w:themeTint="80" w:sz="4" w:space="0"/>
         </w:tcBorders>
       </w:tcPr>
@@ -30845,10 +32032,10 @@
       <w:tcPr>
         <w:shd w:val="clear" w:color="ffffff" w:themeColor="light1" w:fill="ffffff" w:themeFill="light1"/>
         <w:tcBorders>
-          <w:top w:val="none"/>
-          <w:left w:val="none"/>
+          <w:top w:val="none" w:color="000000" w:sz="4" w:space="0"/>
+          <w:left w:val="none" w:color="000000" w:sz="4" w:space="0"/>
           <w:bottom w:val="single" w:color="000000" w:themeColor="text1" w:themeTint="80" w:sz="4" w:space="0"/>
-          <w:right w:val="none"/>
+          <w:right w:val="none" w:color="000000" w:sz="4" w:space="0"/>
         </w:tcBorders>
       </w:tcPr>
     </w:tblStylePr>
@@ -30868,12 +32055,12 @@
         <w:tblBorders/>
       </w:tblPr>
       <w:tcPr>
-        <w:shd w:color="ffffff"/>
+        <w:shd w:val="clear" w:color="ffffff"/>
         <w:tcBorders>
-          <w:top w:val="none"/>
+          <w:top w:val="none" w:color="000000" w:sz="4" w:space="0"/>
           <w:left w:val="single" w:color="000000" w:themeColor="text1" w:themeTint="80" w:sz="4" w:space="0"/>
-          <w:bottom w:val="none"/>
-          <w:right w:val="none"/>
+          <w:bottom w:val="none" w:color="000000" w:sz="4" w:space="0"/>
+          <w:right w:val="none" w:color="000000" w:sz="4" w:space="0"/>
         </w:tcBorders>
       </w:tcPr>
     </w:tblStylePr>
@@ -30896,9 +32083,9 @@
         <w:shd w:val="clear" w:color="ffffff" w:themeColor="light1" w:fill="ffffff" w:themeFill="light1"/>
         <w:tcBorders>
           <w:top w:val="single" w:color="000000" w:themeColor="text1" w:themeTint="80" w:sz="4" w:space="0"/>
-          <w:left w:val="none"/>
-          <w:bottom w:val="none"/>
-          <w:right w:val="none"/>
+          <w:left w:val="none" w:color="000000" w:sz="4" w:space="0"/>
+          <w:bottom w:val="none" w:color="000000" w:sz="4" w:space="0"/>
+          <w:right w:val="none" w:color="000000" w:sz="4" w:space="0"/>
         </w:tcBorders>
       </w:tcPr>
     </w:tblStylePr>
@@ -30973,9 +32160,9 @@
       </w:tcPr>
     </w:tblStylePr>
   </w:style>
-  <w:style w:type="table" w:styleId="111">
+  <w:style w:type="table" w:styleId="917">
     <w:name w:val="List Table 7 Colorful - Accent 1"/>
-    <w:basedOn w:val="816"/>
+    <w:basedOn w:val="1001"/>
     <w:uiPriority w:val="99"/>
     <w:pPr>
       <w:pBdr/>
@@ -31074,11 +32261,11 @@
         <w:tblBorders/>
       </w:tblPr>
       <w:tcPr>
-        <w:shd w:color="ffffff"/>
+        <w:shd w:val="clear" w:color="ffffff"/>
         <w:tcBorders>
-          <w:top w:val="none"/>
-          <w:left w:val="none"/>
-          <w:bottom w:val="none"/>
+          <w:top w:val="none" w:color="000000" w:sz="4" w:space="0"/>
+          <w:left w:val="none" w:color="000000" w:sz="4" w:space="0"/>
+          <w:bottom w:val="none" w:color="000000" w:sz="4" w:space="0"/>
           <w:right w:val="single" w:color="000000" w:themeColor="accent1" w:sz="4" w:space="0"/>
         </w:tcBorders>
       </w:tcPr>
@@ -31101,10 +32288,10 @@
       <w:tcPr>
         <w:shd w:val="clear" w:color="ffffff" w:themeColor="light1" w:fill="ffffff" w:themeFill="light1"/>
         <w:tcBorders>
-          <w:top w:val="none"/>
-          <w:left w:val="none"/>
+          <w:top w:val="none" w:color="000000" w:sz="4" w:space="0"/>
+          <w:left w:val="none" w:color="000000" w:sz="4" w:space="0"/>
           <w:bottom w:val="single" w:color="000000" w:themeColor="accent1" w:sz="4" w:space="0"/>
-          <w:right w:val="none"/>
+          <w:right w:val="none" w:color="000000" w:sz="4" w:space="0"/>
         </w:tcBorders>
       </w:tcPr>
     </w:tblStylePr>
@@ -31124,12 +32311,12 @@
         <w:tblBorders/>
       </w:tblPr>
       <w:tcPr>
-        <w:shd w:color="ffffff"/>
+        <w:shd w:val="clear" w:color="ffffff"/>
         <w:tcBorders>
-          <w:top w:val="none"/>
+          <w:top w:val="none" w:color="000000" w:sz="4" w:space="0"/>
           <w:left w:val="single" w:color="000000" w:themeColor="accent1" w:sz="4" w:space="0"/>
-          <w:bottom w:val="none"/>
-          <w:right w:val="none"/>
+          <w:bottom w:val="none" w:color="000000" w:sz="4" w:space="0"/>
+          <w:right w:val="none" w:color="000000" w:sz="4" w:space="0"/>
         </w:tcBorders>
       </w:tcPr>
     </w:tblStylePr>
@@ -31152,9 +32339,9 @@
         <w:shd w:val="clear" w:color="ffffff" w:themeColor="light1" w:fill="ffffff" w:themeFill="light1"/>
         <w:tcBorders>
           <w:top w:val="single" w:color="000000" w:themeColor="accent1" w:sz="4" w:space="0"/>
-          <w:left w:val="none"/>
-          <w:bottom w:val="none"/>
-          <w:right w:val="none"/>
+          <w:left w:val="none" w:color="000000" w:sz="4" w:space="0"/>
+          <w:bottom w:val="none" w:color="000000" w:sz="4" w:space="0"/>
+          <w:right w:val="none" w:color="000000" w:sz="4" w:space="0"/>
         </w:tcBorders>
       </w:tcPr>
     </w:tblStylePr>
@@ -31229,9 +32416,9 @@
       </w:tcPr>
     </w:tblStylePr>
   </w:style>
-  <w:style w:type="table" w:styleId="112">
+  <w:style w:type="table" w:styleId="918">
     <w:name w:val="List Table 7 Colorful - Accent 2"/>
-    <w:basedOn w:val="816"/>
+    <w:basedOn w:val="1001"/>
     <w:uiPriority w:val="99"/>
     <w:pPr>
       <w:pBdr/>
@@ -31330,11 +32517,11 @@
         <w:tblBorders/>
       </w:tblPr>
       <w:tcPr>
-        <w:shd w:color="ffffff"/>
+        <w:shd w:val="clear" w:color="ffffff"/>
         <w:tcBorders>
-          <w:top w:val="none"/>
-          <w:left w:val="none"/>
-          <w:bottom w:val="none"/>
+          <w:top w:val="none" w:color="000000" w:sz="4" w:space="0"/>
+          <w:left w:val="none" w:color="000000" w:sz="4" w:space="0"/>
+          <w:bottom w:val="none" w:color="000000" w:sz="4" w:space="0"/>
           <w:right w:val="single" w:color="000000" w:themeColor="accent2" w:themeTint="97" w:sz="4" w:space="0"/>
         </w:tcBorders>
       </w:tcPr>
@@ -31357,10 +32544,10 @@
       <w:tcPr>
         <w:shd w:val="clear" w:color="ffffff" w:themeColor="light1" w:fill="ffffff" w:themeFill="light1"/>
         <w:tcBorders>
-          <w:top w:val="none"/>
-          <w:left w:val="none"/>
+          <w:top w:val="none" w:color="000000" w:sz="4" w:space="0"/>
+          <w:left w:val="none" w:color="000000" w:sz="4" w:space="0"/>
           <w:bottom w:val="single" w:color="000000" w:themeColor="accent2" w:themeTint="97" w:sz="4" w:space="0"/>
-          <w:right w:val="none"/>
+          <w:right w:val="none" w:color="000000" w:sz="4" w:space="0"/>
         </w:tcBorders>
       </w:tcPr>
     </w:tblStylePr>
@@ -31380,12 +32567,12 @@
         <w:tblBorders/>
       </w:tblPr>
       <w:tcPr>
-        <w:shd w:color="ffffff"/>
+        <w:shd w:val="clear" w:color="ffffff"/>
         <w:tcBorders>
-          <w:top w:val="none"/>
+          <w:top w:val="none" w:color="000000" w:sz="4" w:space="0"/>
           <w:left w:val="single" w:color="000000" w:themeColor="accent2" w:themeTint="97" w:sz="4" w:space="0"/>
-          <w:bottom w:val="none"/>
-          <w:right w:val="none"/>
+          <w:bottom w:val="none" w:color="000000" w:sz="4" w:space="0"/>
+          <w:right w:val="none" w:color="000000" w:sz="4" w:space="0"/>
         </w:tcBorders>
       </w:tcPr>
     </w:tblStylePr>
@@ -31408,9 +32595,9 @@
         <w:shd w:val="clear" w:color="ffffff" w:themeColor="light1" w:fill="ffffff" w:themeFill="light1"/>
         <w:tcBorders>
           <w:top w:val="single" w:color="000000" w:themeColor="accent2" w:themeTint="97" w:sz="4" w:space="0"/>
-          <w:left w:val="none"/>
-          <w:bottom w:val="none"/>
-          <w:right w:val="none"/>
+          <w:left w:val="none" w:color="000000" w:sz="4" w:space="0"/>
+          <w:bottom w:val="none" w:color="000000" w:sz="4" w:space="0"/>
+          <w:right w:val="none" w:color="000000" w:sz="4" w:space="0"/>
         </w:tcBorders>
       </w:tcPr>
     </w:tblStylePr>
@@ -31485,9 +32672,9 @@
       </w:tcPr>
     </w:tblStylePr>
   </w:style>
-  <w:style w:type="table" w:styleId="113">
+  <w:style w:type="table" w:styleId="919">
     <w:name w:val="List Table 7 Colorful - Accent 3"/>
-    <w:basedOn w:val="816"/>
+    <w:basedOn w:val="1001"/>
     <w:uiPriority w:val="99"/>
     <w:pPr>
       <w:pBdr/>
@@ -31586,11 +32773,11 @@
         <w:tblBorders/>
       </w:tblPr>
       <w:tcPr>
-        <w:shd w:color="ffffff"/>
+        <w:shd w:val="clear" w:color="ffffff"/>
         <w:tcBorders>
-          <w:top w:val="none"/>
-          <w:left w:val="none"/>
-          <w:bottom w:val="none"/>
+          <w:top w:val="none" w:color="000000" w:sz="4" w:space="0"/>
+          <w:left w:val="none" w:color="000000" w:sz="4" w:space="0"/>
+          <w:bottom w:val="none" w:color="000000" w:sz="4" w:space="0"/>
           <w:right w:val="single" w:color="000000" w:themeColor="accent3" w:themeTint="98" w:sz="4" w:space="0"/>
         </w:tcBorders>
       </w:tcPr>
@@ -31613,10 +32800,10 @@
       <w:tcPr>
         <w:shd w:val="clear" w:color="ffffff" w:themeColor="light1" w:fill="ffffff" w:themeFill="light1"/>
         <w:tcBorders>
-          <w:top w:val="none"/>
-          <w:left w:val="none"/>
+          <w:top w:val="none" w:color="000000" w:sz="4" w:space="0"/>
+          <w:left w:val="none" w:color="000000" w:sz="4" w:space="0"/>
           <w:bottom w:val="single" w:color="000000" w:themeColor="accent3" w:themeTint="98" w:sz="4" w:space="0"/>
-          <w:right w:val="none"/>
+          <w:right w:val="none" w:color="000000" w:sz="4" w:space="0"/>
         </w:tcBorders>
       </w:tcPr>
     </w:tblStylePr>
@@ -31636,12 +32823,12 @@
         <w:tblBorders/>
       </w:tblPr>
       <w:tcPr>
-        <w:shd w:color="ffffff"/>
+        <w:shd w:val="clear" w:color="ffffff"/>
         <w:tcBorders>
-          <w:top w:val="none"/>
+          <w:top w:val="none" w:color="000000" w:sz="4" w:space="0"/>
           <w:left w:val="single" w:color="000000" w:themeColor="accent3" w:themeTint="98" w:sz="4" w:space="0"/>
-          <w:bottom w:val="none"/>
-          <w:right w:val="none"/>
+          <w:bottom w:val="none" w:color="000000" w:sz="4" w:space="0"/>
+          <w:right w:val="none" w:color="000000" w:sz="4" w:space="0"/>
         </w:tcBorders>
       </w:tcPr>
     </w:tblStylePr>
@@ -31664,9 +32851,9 @@
         <w:shd w:val="clear" w:color="ffffff" w:themeColor="light1" w:fill="ffffff" w:themeFill="light1"/>
         <w:tcBorders>
           <w:top w:val="single" w:color="000000" w:themeColor="accent3" w:themeTint="98" w:sz="4" w:space="0"/>
-          <w:left w:val="none"/>
-          <w:bottom w:val="none"/>
-          <w:right w:val="none"/>
+          <w:left w:val="none" w:color="000000" w:sz="4" w:space="0"/>
+          <w:bottom w:val="none" w:color="000000" w:sz="4" w:space="0"/>
+          <w:right w:val="none" w:color="000000" w:sz="4" w:space="0"/>
         </w:tcBorders>
       </w:tcPr>
     </w:tblStylePr>
@@ -31741,9 +32928,9 @@
       </w:tcPr>
     </w:tblStylePr>
   </w:style>
-  <w:style w:type="table" w:styleId="114">
+  <w:style w:type="table" w:styleId="920">
     <w:name w:val="List Table 7 Colorful - Accent 4"/>
-    <w:basedOn w:val="816"/>
+    <w:basedOn w:val="1001"/>
     <w:uiPriority w:val="99"/>
     <w:pPr>
       <w:pBdr/>
@@ -31842,11 +33029,11 @@
         <w:tblBorders/>
       </w:tblPr>
       <w:tcPr>
-        <w:shd w:color="ffffff"/>
+        <w:shd w:val="clear" w:color="ffffff"/>
         <w:tcBorders>
-          <w:top w:val="none"/>
-          <w:left w:val="none"/>
-          <w:bottom w:val="none"/>
+          <w:top w:val="none" w:color="000000" w:sz="4" w:space="0"/>
+          <w:left w:val="none" w:color="000000" w:sz="4" w:space="0"/>
+          <w:bottom w:val="none" w:color="000000" w:sz="4" w:space="0"/>
           <w:right w:val="single" w:color="000000" w:themeColor="accent4" w:themeTint="9A" w:sz="4" w:space="0"/>
         </w:tcBorders>
       </w:tcPr>
@@ -31869,10 +33056,10 @@
       <w:tcPr>
         <w:shd w:val="clear" w:color="ffffff" w:themeColor="light1" w:fill="ffffff" w:themeFill="light1"/>
         <w:tcBorders>
-          <w:top w:val="none"/>
-          <w:left w:val="none"/>
+          <w:top w:val="none" w:color="000000" w:sz="4" w:space="0"/>
+          <w:left w:val="none" w:color="000000" w:sz="4" w:space="0"/>
           <w:bottom w:val="single" w:color="000000" w:themeColor="accent4" w:themeTint="9A" w:sz="4" w:space="0"/>
-          <w:right w:val="none"/>
+          <w:right w:val="none" w:color="000000" w:sz="4" w:space="0"/>
         </w:tcBorders>
       </w:tcPr>
     </w:tblStylePr>
@@ -31892,12 +33079,12 @@
         <w:tblBorders/>
       </w:tblPr>
       <w:tcPr>
-        <w:shd w:color="ffffff"/>
+        <w:shd w:val="clear" w:color="ffffff"/>
         <w:tcBorders>
-          <w:top w:val="none"/>
+          <w:top w:val="none" w:color="000000" w:sz="4" w:space="0"/>
           <w:left w:val="single" w:color="000000" w:themeColor="accent4" w:themeTint="9A" w:sz="4" w:space="0"/>
-          <w:bottom w:val="none"/>
-          <w:right w:val="none"/>
+          <w:bottom w:val="none" w:color="000000" w:sz="4" w:space="0"/>
+          <w:right w:val="none" w:color="000000" w:sz="4" w:space="0"/>
         </w:tcBorders>
       </w:tcPr>
     </w:tblStylePr>
@@ -31920,9 +33107,9 @@
         <w:shd w:val="clear" w:color="ffffff" w:themeColor="light1" w:fill="ffffff" w:themeFill="light1"/>
         <w:tcBorders>
           <w:top w:val="single" w:color="000000" w:themeColor="accent4" w:themeTint="9A" w:sz="4" w:space="0"/>
-          <w:left w:val="none"/>
-          <w:bottom w:val="none"/>
-          <w:right w:val="none"/>
+          <w:left w:val="none" w:color="000000" w:sz="4" w:space="0"/>
+          <w:bottom w:val="none" w:color="000000" w:sz="4" w:space="0"/>
+          <w:right w:val="none" w:color="000000" w:sz="4" w:space="0"/>
         </w:tcBorders>
       </w:tcPr>
     </w:tblStylePr>
@@ -31997,9 +33184,9 @@
       </w:tcPr>
     </w:tblStylePr>
   </w:style>
-  <w:style w:type="table" w:styleId="115">
+  <w:style w:type="table" w:styleId="921">
     <w:name w:val="List Table 7 Colorful - Accent 5"/>
-    <w:basedOn w:val="816"/>
+    <w:basedOn w:val="1001"/>
     <w:uiPriority w:val="99"/>
     <w:pPr>
       <w:pBdr/>
@@ -32098,11 +33285,11 @@
         <w:tblBorders/>
       </w:tblPr>
       <w:tcPr>
-        <w:shd w:color="ffffff"/>
+        <w:shd w:val="clear" w:color="ffffff"/>
         <w:tcBorders>
-          <w:top w:val="none"/>
-          <w:left w:val="none"/>
-          <w:bottom w:val="none"/>
+          <w:top w:val="none" w:color="000000" w:sz="4" w:space="0"/>
+          <w:left w:val="none" w:color="000000" w:sz="4" w:space="0"/>
+          <w:bottom w:val="none" w:color="000000" w:sz="4" w:space="0"/>
           <w:right w:val="single" w:color="000000" w:themeColor="accent5" w:themeTint="9A" w:sz="4" w:space="0"/>
         </w:tcBorders>
       </w:tcPr>
@@ -32125,10 +33312,10 @@
       <w:tcPr>
         <w:shd w:val="clear" w:color="ffffff" w:themeColor="light1" w:fill="ffffff" w:themeFill="light1"/>
         <w:tcBorders>
-          <w:top w:val="none"/>
-          <w:left w:val="none"/>
+          <w:top w:val="none" w:color="000000" w:sz="4" w:space="0"/>
+          <w:left w:val="none" w:color="000000" w:sz="4" w:space="0"/>
           <w:bottom w:val="single" w:color="000000" w:themeColor="accent5" w:themeTint="9A" w:sz="4" w:space="0"/>
-          <w:right w:val="none"/>
+          <w:right w:val="none" w:color="000000" w:sz="4" w:space="0"/>
         </w:tcBorders>
       </w:tcPr>
     </w:tblStylePr>
@@ -32148,12 +33335,12 @@
         <w:tblBorders/>
       </w:tblPr>
       <w:tcPr>
-        <w:shd w:color="ffffff"/>
+        <w:shd w:val="clear" w:color="ffffff"/>
         <w:tcBorders>
-          <w:top w:val="none"/>
+          <w:top w:val="none" w:color="000000" w:sz="4" w:space="0"/>
           <w:left w:val="single" w:color="000000" w:themeColor="accent5" w:themeTint="9A" w:sz="4" w:space="0"/>
-          <w:bottom w:val="none"/>
-          <w:right w:val="none"/>
+          <w:bottom w:val="none" w:color="000000" w:sz="4" w:space="0"/>
+          <w:right w:val="none" w:color="000000" w:sz="4" w:space="0"/>
         </w:tcBorders>
       </w:tcPr>
     </w:tblStylePr>
@@ -32176,9 +33363,9 @@
         <w:shd w:val="clear" w:color="ffffff" w:themeColor="light1" w:fill="ffffff" w:themeFill="light1"/>
         <w:tcBorders>
           <w:top w:val="single" w:color="000000" w:themeColor="accent5" w:themeTint="9A" w:sz="4" w:space="0"/>
-          <w:left w:val="none"/>
-          <w:bottom w:val="none"/>
-          <w:right w:val="none"/>
+          <w:left w:val="none" w:color="000000" w:sz="4" w:space="0"/>
+          <w:bottom w:val="none" w:color="000000" w:sz="4" w:space="0"/>
+          <w:right w:val="none" w:color="000000" w:sz="4" w:space="0"/>
         </w:tcBorders>
       </w:tcPr>
     </w:tblStylePr>
@@ -32253,9 +33440,9 @@
       </w:tcPr>
     </w:tblStylePr>
   </w:style>
-  <w:style w:type="table" w:styleId="116">
+  <w:style w:type="table" w:styleId="922">
     <w:name w:val="List Table 7 Colorful - Accent 6"/>
-    <w:basedOn w:val="816"/>
+    <w:basedOn w:val="1001"/>
     <w:uiPriority w:val="99"/>
     <w:pPr>
       <w:pBdr/>
@@ -32354,11 +33541,11 @@
         <w:tblBorders/>
       </w:tblPr>
       <w:tcPr>
-        <w:shd w:color="ffffff"/>
+        <w:shd w:val="clear" w:color="ffffff"/>
         <w:tcBorders>
-          <w:top w:val="none"/>
-          <w:left w:val="none"/>
-          <w:bottom w:val="none"/>
+          <w:top w:val="none" w:color="000000" w:sz="4" w:space="0"/>
+          <w:left w:val="none" w:color="000000" w:sz="4" w:space="0"/>
+          <w:bottom w:val="none" w:color="000000" w:sz="4" w:space="0"/>
           <w:right w:val="single" w:color="000000" w:themeColor="accent6" w:themeTint="98" w:sz="4" w:space="0"/>
         </w:tcBorders>
       </w:tcPr>
@@ -32381,10 +33568,10 @@
       <w:tcPr>
         <w:shd w:val="clear" w:color="ffffff" w:themeColor="light1" w:fill="ffffff" w:themeFill="light1"/>
         <w:tcBorders>
-          <w:top w:val="none"/>
-          <w:left w:val="none"/>
+          <w:top w:val="none" w:color="000000" w:sz="4" w:space="0"/>
+          <w:left w:val="none" w:color="000000" w:sz="4" w:space="0"/>
           <w:bottom w:val="single" w:color="000000" w:themeColor="accent6" w:themeTint="98" w:sz="4" w:space="0"/>
-          <w:right w:val="none"/>
+          <w:right w:val="none" w:color="000000" w:sz="4" w:space="0"/>
         </w:tcBorders>
       </w:tcPr>
     </w:tblStylePr>
@@ -32404,12 +33591,12 @@
         <w:tblBorders/>
       </w:tblPr>
       <w:tcPr>
-        <w:shd w:color="ffffff"/>
+        <w:shd w:val="clear" w:color="ffffff"/>
         <w:tcBorders>
-          <w:top w:val="none"/>
+          <w:top w:val="none" w:color="000000" w:sz="4" w:space="0"/>
           <w:left w:val="single" w:color="000000" w:themeColor="accent6" w:themeTint="98" w:sz="4" w:space="0"/>
-          <w:bottom w:val="none"/>
-          <w:right w:val="none"/>
+          <w:bottom w:val="none" w:color="000000" w:sz="4" w:space="0"/>
+          <w:right w:val="none" w:color="000000" w:sz="4" w:space="0"/>
         </w:tcBorders>
       </w:tcPr>
     </w:tblStylePr>
@@ -32432,9 +33619,9 @@
         <w:shd w:val="clear" w:color="ffffff" w:themeColor="light1" w:fill="ffffff" w:themeFill="light1"/>
         <w:tcBorders>
           <w:top w:val="single" w:color="000000" w:themeColor="accent6" w:themeTint="98" w:sz="4" w:space="0"/>
-          <w:left w:val="none"/>
-          <w:bottom w:val="none"/>
-          <w:right w:val="none"/>
+          <w:left w:val="none" w:color="000000" w:sz="4" w:space="0"/>
+          <w:bottom w:val="none" w:color="000000" w:sz="4" w:space="0"/>
+          <w:right w:val="none" w:color="000000" w:sz="4" w:space="0"/>
         </w:tcBorders>
       </w:tcPr>
     </w:tblStylePr>
@@ -32509,9 +33696,9 @@
       </w:tcPr>
     </w:tblStylePr>
   </w:style>
-  <w:style w:type="table" w:styleId="117">
+  <w:style w:type="table" w:styleId="923">
     <w:name w:val="Lined - Accent"/>
-    <w:basedOn w:val="816"/>
+    <w:basedOn w:val="1001"/>
     <w:uiPriority w:val="99"/>
     <w:pPr>
       <w:pBdr/>
@@ -32746,9 +33933,9 @@
       </w:tcPr>
     </w:tblStylePr>
   </w:style>
-  <w:style w:type="table" w:styleId="118">
+  <w:style w:type="table" w:styleId="924">
     <w:name w:val="Lined - Accent 1"/>
-    <w:basedOn w:val="816"/>
+    <w:basedOn w:val="1001"/>
     <w:uiPriority w:val="99"/>
     <w:pPr>
       <w:pBdr/>
@@ -32983,9 +34170,9 @@
       </w:tcPr>
     </w:tblStylePr>
   </w:style>
-  <w:style w:type="table" w:styleId="119">
+  <w:style w:type="table" w:styleId="925">
     <w:name w:val="Lined - Accent 2"/>
-    <w:basedOn w:val="816"/>
+    <w:basedOn w:val="1001"/>
     <w:uiPriority w:val="99"/>
     <w:pPr>
       <w:pBdr/>
@@ -33220,9 +34407,9 @@
       </w:tcPr>
     </w:tblStylePr>
   </w:style>
-  <w:style w:type="table" w:styleId="120">
+  <w:style w:type="table" w:styleId="926">
     <w:name w:val="Lined - Accent 3"/>
-    <w:basedOn w:val="816"/>
+    <w:basedOn w:val="1001"/>
     <w:uiPriority w:val="99"/>
     <w:pPr>
       <w:pBdr/>
@@ -33457,9 +34644,9 @@
       </w:tcPr>
     </w:tblStylePr>
   </w:style>
-  <w:style w:type="table" w:styleId="121">
+  <w:style w:type="table" w:styleId="927">
     <w:name w:val="Lined - Accent 4"/>
-    <w:basedOn w:val="816"/>
+    <w:basedOn w:val="1001"/>
     <w:uiPriority w:val="99"/>
     <w:pPr>
       <w:pBdr/>
@@ -33694,9 +34881,9 @@
       </w:tcPr>
     </w:tblStylePr>
   </w:style>
-  <w:style w:type="table" w:styleId="122">
+  <w:style w:type="table" w:styleId="928">
     <w:name w:val="Lined - Accent 5"/>
-    <w:basedOn w:val="816"/>
+    <w:basedOn w:val="1001"/>
     <w:uiPriority w:val="99"/>
     <w:pPr>
       <w:pBdr/>
@@ -33931,9 +35118,9 @@
       </w:tcPr>
     </w:tblStylePr>
   </w:style>
-  <w:style w:type="table" w:styleId="123">
+  <w:style w:type="table" w:styleId="929">
     <w:name w:val="Lined - Accent 6"/>
-    <w:basedOn w:val="816"/>
+    <w:basedOn w:val="1001"/>
     <w:uiPriority w:val="99"/>
     <w:pPr>
       <w:pBdr/>
@@ -34168,9 +35355,9 @@
       </w:tcPr>
     </w:tblStylePr>
   </w:style>
-  <w:style w:type="table" w:styleId="124">
+  <w:style w:type="table" w:styleId="930">
     <w:name w:val="Bordered &amp; Lined - Accent"/>
-    <w:basedOn w:val="816"/>
+    <w:basedOn w:val="1001"/>
     <w:uiPriority w:val="99"/>
     <w:pPr>
       <w:pBdr/>
@@ -34412,9 +35599,9 @@
       </w:tcPr>
     </w:tblStylePr>
   </w:style>
-  <w:style w:type="table" w:styleId="125">
+  <w:style w:type="table" w:styleId="931">
     <w:name w:val="Bordered &amp; Lined - Accent 1"/>
-    <w:basedOn w:val="816"/>
+    <w:basedOn w:val="1001"/>
     <w:uiPriority w:val="99"/>
     <w:pPr>
       <w:pBdr/>
@@ -34656,9 +35843,9 @@
       </w:tcPr>
     </w:tblStylePr>
   </w:style>
-  <w:style w:type="table" w:styleId="126">
+  <w:style w:type="table" w:styleId="932">
     <w:name w:val="Bordered &amp; Lined - Accent 2"/>
-    <w:basedOn w:val="816"/>
+    <w:basedOn w:val="1001"/>
     <w:uiPriority w:val="99"/>
     <w:pPr>
       <w:pBdr/>
@@ -34900,9 +36087,9 @@
       </w:tcPr>
     </w:tblStylePr>
   </w:style>
-  <w:style w:type="table" w:styleId="127">
+  <w:style w:type="table" w:styleId="933">
     <w:name w:val="Bordered &amp; Lined - Accent 3"/>
-    <w:basedOn w:val="816"/>
+    <w:basedOn w:val="1001"/>
     <w:uiPriority w:val="99"/>
     <w:pPr>
       <w:pBdr/>
@@ -35144,9 +36331,9 @@
       </w:tcPr>
     </w:tblStylePr>
   </w:style>
-  <w:style w:type="table" w:styleId="128">
+  <w:style w:type="table" w:styleId="934">
     <w:name w:val="Bordered &amp; Lined - Accent 4"/>
-    <w:basedOn w:val="816"/>
+    <w:basedOn w:val="1001"/>
     <w:uiPriority w:val="99"/>
     <w:pPr>
       <w:pBdr/>
@@ -35388,9 +36575,9 @@
       </w:tcPr>
     </w:tblStylePr>
   </w:style>
-  <w:style w:type="table" w:styleId="129">
+  <w:style w:type="table" w:styleId="935">
     <w:name w:val="Bordered &amp; Lined - Accent 5"/>
-    <w:basedOn w:val="816"/>
+    <w:basedOn w:val="1001"/>
     <w:uiPriority w:val="99"/>
     <w:pPr>
       <w:pBdr/>
@@ -35632,9 +36819,9 @@
       </w:tcPr>
     </w:tblStylePr>
   </w:style>
-  <w:style w:type="table" w:styleId="130">
+  <w:style w:type="table" w:styleId="936">
     <w:name w:val="Bordered &amp; Lined - Accent 6"/>
-    <w:basedOn w:val="816"/>
+    <w:basedOn w:val="1001"/>
     <w:uiPriority w:val="99"/>
     <w:pPr>
       <w:pBdr/>
@@ -35876,9 +37063,9 @@
       </w:tcPr>
     </w:tblStylePr>
   </w:style>
-  <w:style w:type="table" w:styleId="131">
+  <w:style w:type="table" w:styleId="937">
     <w:name w:val="Bordered"/>
-    <w:basedOn w:val="816"/>
+    <w:basedOn w:val="1001"/>
     <w:uiPriority w:val="99"/>
     <w:pPr>
       <w:pBdr/>
@@ -36107,9 +37294,9 @@
       </w:tcPr>
     </w:tblStylePr>
   </w:style>
-  <w:style w:type="table" w:styleId="132">
+  <w:style w:type="table" w:styleId="938">
     <w:name w:val="Bordered - Accent 1"/>
-    <w:basedOn w:val="816"/>
+    <w:basedOn w:val="1001"/>
     <w:uiPriority w:val="99"/>
     <w:pPr>
       <w:pBdr/>
@@ -36338,9 +37525,9 @@
       </w:tcPr>
     </w:tblStylePr>
   </w:style>
-  <w:style w:type="table" w:styleId="133">
+  <w:style w:type="table" w:styleId="939">
     <w:name w:val="Bordered - Accent 2"/>
-    <w:basedOn w:val="816"/>
+    <w:basedOn w:val="1001"/>
     <w:uiPriority w:val="99"/>
     <w:pPr>
       <w:pBdr/>
@@ -36569,9 +37756,9 @@
       </w:tcPr>
     </w:tblStylePr>
   </w:style>
-  <w:style w:type="table" w:styleId="134">
+  <w:style w:type="table" w:styleId="940">
     <w:name w:val="Bordered - Accent 3"/>
-    <w:basedOn w:val="816"/>
+    <w:basedOn w:val="1001"/>
     <w:uiPriority w:val="99"/>
     <w:pPr>
       <w:pBdr/>
@@ -36800,9 +37987,9 @@
       </w:tcPr>
     </w:tblStylePr>
   </w:style>
-  <w:style w:type="table" w:styleId="135">
+  <w:style w:type="table" w:styleId="941">
     <w:name w:val="Bordered - Accent 4"/>
-    <w:basedOn w:val="816"/>
+    <w:basedOn w:val="1001"/>
     <w:uiPriority w:val="99"/>
     <w:pPr>
       <w:pBdr/>
@@ -37031,9 +38218,9 @@
       </w:tcPr>
     </w:tblStylePr>
   </w:style>
-  <w:style w:type="table" w:styleId="136">
+  <w:style w:type="table" w:styleId="942">
     <w:name w:val="Bordered - Accent 5"/>
-    <w:basedOn w:val="816"/>
+    <w:basedOn w:val="1001"/>
     <w:uiPriority w:val="99"/>
     <w:pPr>
       <w:pBdr/>
@@ -37262,9 +38449,9 @@
       </w:tcPr>
     </w:tblStylePr>
   </w:style>
-  <w:style w:type="table" w:styleId="137">
+  <w:style w:type="table" w:styleId="943">
     <w:name w:val="Bordered - Accent 6"/>
-    <w:basedOn w:val="816"/>
+    <w:basedOn w:val="1001"/>
     <w:uiPriority w:val="99"/>
     <w:pPr>
       <w:pBdr/>
@@ -37493,11 +38680,11 @@
       </w:tcPr>
     </w:tblStylePr>
   </w:style>
-  <w:style w:type="paragraph" w:styleId="139">
+  <w:style w:type="paragraph" w:styleId="944">
     <w:name w:val="Heading 1"/>
-    <w:basedOn w:val="814"/>
-    <w:next w:val="814"/>
-    <w:link w:val="150"/>
+    <w:basedOn w:val="999"/>
+    <w:next w:val="999"/>
+    <w:link w:val="953"/>
     <w:uiPriority w:val="9"/>
     <w:qFormat/>
     <w:pPr>
@@ -37515,11 +38702,11 @@
       <w:szCs w:val="40"/>
     </w:rPr>
   </w:style>
-  <w:style w:type="paragraph" w:styleId="140">
+  <w:style w:type="paragraph" w:styleId="945">
     <w:name w:val="Heading 2"/>
-    <w:basedOn w:val="814"/>
-    <w:next w:val="814"/>
-    <w:link w:val="151"/>
+    <w:basedOn w:val="999"/>
+    <w:next w:val="999"/>
+    <w:link w:val="954"/>
     <w:uiPriority w:val="9"/>
     <w:unhideWhenUsed/>
     <w:qFormat/>
@@ -37538,11 +38725,11 @@
       <w:szCs w:val="32"/>
     </w:rPr>
   </w:style>
-  <w:style w:type="paragraph" w:styleId="141">
+  <w:style w:type="paragraph" w:styleId="946">
     <w:name w:val="Heading 3"/>
-    <w:basedOn w:val="814"/>
-    <w:next w:val="814"/>
-    <w:link w:val="152"/>
+    <w:basedOn w:val="999"/>
+    <w:next w:val="999"/>
+    <w:link w:val="955"/>
     <w:uiPriority w:val="9"/>
     <w:unhideWhenUsed/>
     <w:qFormat/>
@@ -37561,11 +38748,11 @@
       <w:szCs w:val="28"/>
     </w:rPr>
   </w:style>
-  <w:style w:type="paragraph" w:styleId="142">
+  <w:style w:type="paragraph" w:styleId="947">
     <w:name w:val="Heading 4"/>
-    <w:basedOn w:val="814"/>
-    <w:next w:val="814"/>
-    <w:link w:val="153"/>
+    <w:basedOn w:val="999"/>
+    <w:next w:val="999"/>
+    <w:link w:val="956"/>
     <w:uiPriority w:val="9"/>
     <w:unhideWhenUsed/>
     <w:qFormat/>
@@ -37584,11 +38771,11 @@
       <w:color w:val="0f4761" w:themeColor="accent1" w:themeShade="BF"/>
     </w:rPr>
   </w:style>
-  <w:style w:type="paragraph" w:styleId="143">
+  <w:style w:type="paragraph" w:styleId="948">
     <w:name w:val="Heading 5"/>
-    <w:basedOn w:val="814"/>
-    <w:next w:val="814"/>
-    <w:link w:val="154"/>
+    <w:basedOn w:val="999"/>
+    <w:next w:val="999"/>
+    <w:link w:val="957"/>
     <w:uiPriority w:val="9"/>
     <w:unhideWhenUsed/>
     <w:qFormat/>
@@ -37605,11 +38792,11 @@
       <w:color w:val="0f4761" w:themeColor="accent1" w:themeShade="BF"/>
     </w:rPr>
   </w:style>
-  <w:style w:type="paragraph" w:styleId="144">
+  <w:style w:type="paragraph" w:styleId="949">
     <w:name w:val="Heading 6"/>
-    <w:basedOn w:val="814"/>
-    <w:next w:val="814"/>
-    <w:link w:val="155"/>
+    <w:basedOn w:val="999"/>
+    <w:next w:val="999"/>
+    <w:link w:val="958"/>
     <w:uiPriority w:val="9"/>
     <w:unhideWhenUsed/>
     <w:qFormat/>
@@ -37628,11 +38815,11 @@
       <w:color w:val="595959" w:themeColor="text1" w:themeTint="A6"/>
     </w:rPr>
   </w:style>
-  <w:style w:type="paragraph" w:styleId="145">
+  <w:style w:type="paragraph" w:styleId="950">
     <w:name w:val="Heading 7"/>
-    <w:basedOn w:val="814"/>
-    <w:next w:val="814"/>
-    <w:link w:val="156"/>
+    <w:basedOn w:val="999"/>
+    <w:next w:val="999"/>
+    <w:link w:val="959"/>
     <w:uiPriority w:val="9"/>
     <w:unhideWhenUsed/>
     <w:qFormat/>
@@ -37649,11 +38836,11 @@
       <w:color w:val="595959" w:themeColor="text1" w:themeTint="A6"/>
     </w:rPr>
   </w:style>
-  <w:style w:type="paragraph" w:styleId="146">
+  <w:style w:type="paragraph" w:styleId="951">
     <w:name w:val="Heading 8"/>
-    <w:basedOn w:val="814"/>
-    <w:next w:val="814"/>
-    <w:link w:val="157"/>
+    <w:basedOn w:val="999"/>
+    <w:next w:val="999"/>
+    <w:link w:val="960"/>
     <w:uiPriority w:val="9"/>
     <w:unhideWhenUsed/>
     <w:qFormat/>
@@ -37672,11 +38859,11 @@
       <w:color w:val="272727" w:themeColor="text1" w:themeTint="D8"/>
     </w:rPr>
   </w:style>
-  <w:style w:type="paragraph" w:styleId="147">
+  <w:style w:type="paragraph" w:styleId="952">
     <w:name w:val="Heading 9"/>
-    <w:basedOn w:val="814"/>
-    <w:next w:val="814"/>
-    <w:link w:val="158"/>
+    <w:basedOn w:val="999"/>
+    <w:next w:val="999"/>
+    <w:link w:val="961"/>
     <w:uiPriority w:val="9"/>
     <w:unhideWhenUsed/>
     <w:qFormat/>
@@ -37695,10 +38882,10 @@
       <w:color w:val="272727" w:themeColor="text1" w:themeTint="D8"/>
     </w:rPr>
   </w:style>
-  <w:style w:type="character" w:styleId="150">
+  <w:style w:type="character" w:styleId="953">
     <w:name w:val="Heading 1 Char"/>
-    <w:basedOn w:val="815"/>
-    <w:link w:val="139"/>
+    <w:basedOn w:val="1000"/>
+    <w:link w:val="944"/>
     <w:uiPriority w:val="9"/>
     <w:pPr>
       <w:pBdr/>
@@ -37712,10 +38899,10 @@
       <w:szCs w:val="40"/>
     </w:rPr>
   </w:style>
-  <w:style w:type="character" w:styleId="151">
+  <w:style w:type="character" w:styleId="954">
     <w:name w:val="Heading 2 Char"/>
-    <w:basedOn w:val="815"/>
-    <w:link w:val="140"/>
+    <w:basedOn w:val="1000"/>
+    <w:link w:val="945"/>
     <w:uiPriority w:val="9"/>
     <w:pPr>
       <w:pBdr/>
@@ -37729,10 +38916,10 @@
       <w:szCs w:val="32"/>
     </w:rPr>
   </w:style>
-  <w:style w:type="character" w:styleId="152">
+  <w:style w:type="character" w:styleId="955">
     <w:name w:val="Heading 3 Char"/>
-    <w:basedOn w:val="815"/>
-    <w:link w:val="141"/>
+    <w:basedOn w:val="1000"/>
+    <w:link w:val="946"/>
     <w:uiPriority w:val="9"/>
     <w:pPr>
       <w:pBdr/>
@@ -37746,10 +38933,10 @@
       <w:szCs w:val="28"/>
     </w:rPr>
   </w:style>
-  <w:style w:type="character" w:styleId="153">
+  <w:style w:type="character" w:styleId="956">
     <w:name w:val="Heading 4 Char"/>
-    <w:basedOn w:val="815"/>
-    <w:link w:val="142"/>
+    <w:basedOn w:val="1000"/>
+    <w:link w:val="947"/>
     <w:uiPriority w:val="9"/>
     <w:pPr>
       <w:pBdr/>
@@ -37763,10 +38950,10 @@
       <w:color w:val="0f4761" w:themeColor="accent1" w:themeShade="BF"/>
     </w:rPr>
   </w:style>
-  <w:style w:type="character" w:styleId="154">
+  <w:style w:type="character" w:styleId="957">
     <w:name w:val="Heading 5 Char"/>
-    <w:basedOn w:val="815"/>
-    <w:link w:val="143"/>
+    <w:basedOn w:val="1000"/>
+    <w:link w:val="948"/>
     <w:uiPriority w:val="9"/>
     <w:pPr>
       <w:pBdr/>
@@ -37778,10 +38965,10 @@
       <w:color w:val="0f4761" w:themeColor="accent1" w:themeShade="BF"/>
     </w:rPr>
   </w:style>
-  <w:style w:type="character" w:styleId="155">
+  <w:style w:type="character" w:styleId="958">
     <w:name w:val="Heading 6 Char"/>
-    <w:basedOn w:val="815"/>
-    <w:link w:val="144"/>
+    <w:basedOn w:val="1000"/>
+    <w:link w:val="949"/>
     <w:uiPriority w:val="9"/>
     <w:pPr>
       <w:pBdr/>
@@ -37795,10 +38982,10 @@
       <w:color w:val="595959" w:themeColor="text1" w:themeTint="A6"/>
     </w:rPr>
   </w:style>
-  <w:style w:type="character" w:styleId="156">
+  <w:style w:type="character" w:styleId="959">
     <w:name w:val="Heading 7 Char"/>
-    <w:basedOn w:val="815"/>
-    <w:link w:val="145"/>
+    <w:basedOn w:val="1000"/>
+    <w:link w:val="950"/>
     <w:uiPriority w:val="9"/>
     <w:pPr>
       <w:pBdr/>
@@ -37810,10 +38997,10 @@
       <w:color w:val="595959" w:themeColor="text1" w:themeTint="A6"/>
     </w:rPr>
   </w:style>
-  <w:style w:type="character" w:styleId="157">
+  <w:style w:type="character" w:styleId="960">
     <w:name w:val="Heading 8 Char"/>
-    <w:basedOn w:val="815"/>
-    <w:link w:val="146"/>
+    <w:basedOn w:val="1000"/>
+    <w:link w:val="951"/>
     <w:uiPriority w:val="9"/>
     <w:pPr>
       <w:pBdr/>
@@ -37827,10 +39014,10 @@
       <w:color w:val="272727" w:themeColor="text1" w:themeTint="D8"/>
     </w:rPr>
   </w:style>
-  <w:style w:type="character" w:styleId="158">
+  <w:style w:type="character" w:styleId="961">
     <w:name w:val="Heading 9 Char"/>
-    <w:basedOn w:val="815"/>
-    <w:link w:val="147"/>
+    <w:basedOn w:val="1000"/>
+    <w:link w:val="952"/>
     <w:uiPriority w:val="9"/>
     <w:pPr>
       <w:pBdr/>
@@ -37844,11 +39031,11 @@
       <w:color w:val="272727" w:themeColor="text1" w:themeTint="D8"/>
     </w:rPr>
   </w:style>
-  <w:style w:type="paragraph" w:styleId="159">
+  <w:style w:type="paragraph" w:styleId="962">
     <w:name w:val="Title"/>
-    <w:basedOn w:val="814"/>
-    <w:next w:val="814"/>
-    <w:link w:val="160"/>
+    <w:basedOn w:val="999"/>
+    <w:next w:val="999"/>
+    <w:link w:val="963"/>
     <w:uiPriority w:val="10"/>
     <w:qFormat/>
     <w:pPr>
@@ -37864,10 +39051,10 @@
       <w:szCs w:val="56"/>
     </w:rPr>
   </w:style>
-  <w:style w:type="character" w:styleId="160">
+  <w:style w:type="character" w:styleId="963">
     <w:name w:val="Title Char"/>
-    <w:basedOn w:val="815"/>
-    <w:link w:val="159"/>
+    <w:basedOn w:val="1000"/>
+    <w:link w:val="962"/>
     <w:uiPriority w:val="10"/>
     <w:pPr>
       <w:pBdr/>
@@ -37881,11 +39068,11 @@
       <w:szCs w:val="56"/>
     </w:rPr>
   </w:style>
-  <w:style w:type="paragraph" w:styleId="161">
+  <w:style w:type="paragraph" w:styleId="964">
     <w:name w:val="Subtitle"/>
-    <w:basedOn w:val="814"/>
-    <w:next w:val="814"/>
-    <w:link w:val="162"/>
+    <w:basedOn w:val="999"/>
+    <w:next w:val="999"/>
+    <w:link w:val="965"/>
     <w:uiPriority w:val="11"/>
     <w:qFormat/>
     <w:pPr>
@@ -37903,10 +39090,10 @@
       <w:szCs w:val="28"/>
     </w:rPr>
   </w:style>
-  <w:style w:type="character" w:styleId="162">
+  <w:style w:type="character" w:styleId="965">
     <w:name w:val="Subtitle Char"/>
-    <w:basedOn w:val="815"/>
-    <w:link w:val="161"/>
+    <w:basedOn w:val="1000"/>
+    <w:link w:val="964"/>
     <w:uiPriority w:val="11"/>
     <w:pPr>
       <w:pBdr/>
@@ -37920,11 +39107,11 @@
       <w:szCs w:val="28"/>
     </w:rPr>
   </w:style>
-  <w:style w:type="paragraph" w:styleId="163">
+  <w:style w:type="paragraph" w:styleId="966">
     <w:name w:val="Quote"/>
-    <w:basedOn w:val="814"/>
-    <w:next w:val="814"/>
-    <w:link w:val="164"/>
+    <w:basedOn w:val="999"/>
+    <w:next w:val="999"/>
+    <w:link w:val="967"/>
     <w:uiPriority w:val="29"/>
     <w:qFormat/>
     <w:pPr>
@@ -37939,10 +39126,10 @@
       <w:color w:val="404040" w:themeColor="text1" w:themeTint="BF"/>
     </w:rPr>
   </w:style>
-  <w:style w:type="character" w:styleId="164">
+  <w:style w:type="character" w:styleId="967">
     <w:name w:val="Quote Char"/>
-    <w:basedOn w:val="815"/>
-    <w:link w:val="163"/>
+    <w:basedOn w:val="1000"/>
+    <w:link w:val="966"/>
     <w:uiPriority w:val="29"/>
     <w:pPr>
       <w:pBdr/>
@@ -37955,9 +39142,9 @@
       <w:color w:val="404040" w:themeColor="text1" w:themeTint="BF"/>
     </w:rPr>
   </w:style>
-  <w:style w:type="character" w:styleId="166">
+  <w:style w:type="character" w:styleId="968">
     <w:name w:val="Intense Emphasis"/>
-    <w:basedOn w:val="815"/>
+    <w:basedOn w:val="1000"/>
     <w:uiPriority w:val="21"/>
     <w:qFormat/>
     <w:pPr>
@@ -37971,11 +39158,11 @@
       <w:color w:val="0f4761" w:themeColor="accent1" w:themeShade="BF"/>
     </w:rPr>
   </w:style>
-  <w:style w:type="paragraph" w:styleId="167">
+  <w:style w:type="paragraph" w:styleId="969">
     <w:name w:val="Intense Quote"/>
-    <w:basedOn w:val="814"/>
-    <w:next w:val="814"/>
-    <w:link w:val="168"/>
+    <w:basedOn w:val="999"/>
+    <w:next w:val="999"/>
+    <w:link w:val="970"/>
     <w:uiPriority w:val="30"/>
     <w:qFormat/>
     <w:pPr>
@@ -37993,10 +39180,10 @@
       <w:color w:val="0f4761" w:themeColor="accent1" w:themeShade="BF"/>
     </w:rPr>
   </w:style>
-  <w:style w:type="character" w:styleId="168">
+  <w:style w:type="character" w:styleId="970">
     <w:name w:val="Intense Quote Char"/>
-    <w:basedOn w:val="815"/>
-    <w:link w:val="167"/>
+    <w:basedOn w:val="1000"/>
+    <w:link w:val="969"/>
     <w:uiPriority w:val="30"/>
     <w:pPr>
       <w:pBdr/>
@@ -38009,9 +39196,9 @@
       <w:color w:val="0f4761" w:themeColor="accent1" w:themeShade="BF"/>
     </w:rPr>
   </w:style>
-  <w:style w:type="character" w:styleId="169">
+  <w:style w:type="character" w:styleId="971">
     <w:name w:val="Intense Reference"/>
-    <w:basedOn w:val="815"/>
+    <w:basedOn w:val="1000"/>
     <w:uiPriority w:val="32"/>
     <w:qFormat/>
     <w:pPr>
@@ -38027,9 +39214,9 @@
       <w:spacing w:val="5"/>
     </w:rPr>
   </w:style>
-  <w:style w:type="paragraph" w:styleId="170">
+  <w:style w:type="paragraph" w:styleId="972">
     <w:name w:val="No Spacing"/>
-    <w:basedOn w:val="814"/>
+    <w:basedOn w:val="999"/>
     <w:uiPriority w:val="1"/>
     <w:qFormat/>
     <w:pPr>
@@ -38038,9 +39225,9 @@
       <w:ind/>
     </w:pPr>
   </w:style>
-  <w:style w:type="character" w:styleId="171">
+  <w:style w:type="character" w:styleId="973">
     <w:name w:val="Subtle Emphasis"/>
-    <w:basedOn w:val="815"/>
+    <w:basedOn w:val="1000"/>
     <w:uiPriority w:val="19"/>
     <w:qFormat/>
     <w:pPr>
@@ -38054,9 +39241,9 @@
       <w:color w:val="404040" w:themeColor="text1" w:themeTint="BF"/>
     </w:rPr>
   </w:style>
-  <w:style w:type="character" w:styleId="172">
+  <w:style w:type="character" w:styleId="974">
     <w:name w:val="Emphasis"/>
-    <w:basedOn w:val="815"/>
+    <w:basedOn w:val="1000"/>
     <w:uiPriority w:val="20"/>
     <w:qFormat/>
     <w:pPr>
@@ -38069,9 +39256,9 @@
       <w:iCs/>
     </w:rPr>
   </w:style>
-  <w:style w:type="character" w:styleId="173">
+  <w:style w:type="character" w:styleId="975">
     <w:name w:val="Strong"/>
-    <w:basedOn w:val="815"/>
+    <w:basedOn w:val="1000"/>
     <w:uiPriority w:val="22"/>
     <w:qFormat/>
     <w:pPr>
@@ -38084,9 +39271,9 @@
       <w:bCs/>
     </w:rPr>
   </w:style>
-  <w:style w:type="character" w:styleId="174">
+  <w:style w:type="character" w:styleId="976">
     <w:name w:val="Subtle Reference"/>
-    <w:basedOn w:val="815"/>
+    <w:basedOn w:val="1000"/>
     <w:uiPriority w:val="31"/>
     <w:qFormat/>
     <w:pPr>
@@ -38099,9 +39286,9 @@
       <w:color w:val="5a5a5a" w:themeColor="text1" w:themeTint="A5"/>
     </w:rPr>
   </w:style>
-  <w:style w:type="character" w:styleId="175">
+  <w:style w:type="character" w:styleId="977">
     <w:name w:val="Book Title"/>
-    <w:basedOn w:val="815"/>
+    <w:basedOn w:val="1000"/>
     <w:uiPriority w:val="33"/>
     <w:qFormat/>
     <w:pPr>
@@ -38117,10 +39304,10 @@
       <w:spacing w:val="5"/>
     </w:rPr>
   </w:style>
-  <w:style w:type="character" w:styleId="177">
+  <w:style w:type="character" w:styleId="978">
     <w:name w:val="Header Char"/>
-    <w:basedOn w:val="815"/>
-    <w:link w:val="818"/>
+    <w:basedOn w:val="1000"/>
+    <w:link w:val="1003"/>
     <w:uiPriority w:val="99"/>
     <w:pPr>
       <w:pBdr/>
@@ -38128,10 +39315,10 @@
       <w:ind/>
     </w:pPr>
   </w:style>
-  <w:style w:type="character" w:styleId="179">
+  <w:style w:type="character" w:styleId="979">
     <w:name w:val="Footer Char"/>
-    <w:basedOn w:val="815"/>
-    <w:link w:val="819"/>
+    <w:basedOn w:val="1000"/>
+    <w:link w:val="1004"/>
     <w:uiPriority w:val="99"/>
     <w:pPr>
       <w:pBdr/>
@@ -38139,10 +39326,10 @@
       <w:ind/>
     </w:pPr>
   </w:style>
-  <w:style w:type="paragraph" w:styleId="180">
+  <w:style w:type="paragraph" w:styleId="980">
     <w:name w:val="Caption"/>
-    <w:basedOn w:val="814"/>
-    <w:next w:val="814"/>
+    <w:basedOn w:val="999"/>
+    <w:next w:val="999"/>
     <w:uiPriority w:val="35"/>
     <w:unhideWhenUsed/>
     <w:qFormat/>
@@ -38159,10 +39346,10 @@
       <w:szCs w:val="18"/>
     </w:rPr>
   </w:style>
-  <w:style w:type="character" w:styleId="182">
+  <w:style w:type="character" w:styleId="981">
     <w:name w:val="Footnote Text Char"/>
-    <w:basedOn w:val="815"/>
-    <w:link w:val="821"/>
+    <w:basedOn w:val="1000"/>
+    <w:link w:val="1006"/>
     <w:uiPriority w:val="99"/>
     <w:semiHidden/>
     <w:pPr>
@@ -38175,10 +39362,10 @@
       <w:szCs w:val="20"/>
     </w:rPr>
   </w:style>
-  <w:style w:type="paragraph" w:styleId="184">
+  <w:style w:type="paragraph" w:styleId="982">
     <w:name w:val="endnote text"/>
-    <w:basedOn w:val="814"/>
-    <w:link w:val="185"/>
+    <w:basedOn w:val="999"/>
+    <w:link w:val="983"/>
     <w:uiPriority w:val="99"/>
     <w:semiHidden/>
     <w:unhideWhenUsed/>
@@ -38192,10 +39379,10 @@
       <w:szCs w:val="20"/>
     </w:rPr>
   </w:style>
-  <w:style w:type="character" w:styleId="185">
+  <w:style w:type="character" w:styleId="983">
     <w:name w:val="Endnote Text Char"/>
-    <w:basedOn w:val="815"/>
-    <w:link w:val="184"/>
+    <w:basedOn w:val="1000"/>
+    <w:link w:val="982"/>
     <w:uiPriority w:val="99"/>
     <w:semiHidden/>
     <w:pPr>
@@ -38208,9 +39395,9 @@
       <w:szCs w:val="20"/>
     </w:rPr>
   </w:style>
-  <w:style w:type="character" w:styleId="186">
+  <w:style w:type="character" w:styleId="984">
     <w:name w:val="endnote reference"/>
-    <w:basedOn w:val="815"/>
+    <w:basedOn w:val="1000"/>
     <w:uiPriority w:val="99"/>
     <w:semiHidden/>
     <w:unhideWhenUsed/>
@@ -38223,9 +39410,9 @@
       <w:vertAlign w:val="superscript"/>
     </w:rPr>
   </w:style>
-  <w:style w:type="character" w:styleId="187">
+  <w:style w:type="character" w:styleId="985">
     <w:name w:val="Hyperlink"/>
-    <w:basedOn w:val="815"/>
+    <w:basedOn w:val="1000"/>
     <w:uiPriority w:val="99"/>
     <w:unhideWhenUsed/>
     <w:pPr>
@@ -38238,9 +39425,9 @@
       <w:u w:val="single"/>
     </w:rPr>
   </w:style>
-  <w:style w:type="character" w:styleId="188">
+  <w:style w:type="character" w:styleId="986">
     <w:name w:val="FollowedHyperlink"/>
-    <w:basedOn w:val="815"/>
+    <w:basedOn w:val="1000"/>
     <w:uiPriority w:val="99"/>
     <w:semiHidden/>
     <w:unhideWhenUsed/>
@@ -38254,10 +39441,10 @@
       <w:u w:val="single"/>
     </w:rPr>
   </w:style>
-  <w:style w:type="paragraph" w:styleId="189">
+  <w:style w:type="paragraph" w:styleId="987">
     <w:name w:val="toc 1"/>
-    <w:basedOn w:val="814"/>
-    <w:next w:val="814"/>
+    <w:basedOn w:val="999"/>
+    <w:next w:val="999"/>
     <w:uiPriority w:val="39"/>
     <w:unhideWhenUsed/>
     <w:pPr>
@@ -38266,10 +39453,10 @@
       <w:ind/>
     </w:pPr>
   </w:style>
-  <w:style w:type="paragraph" w:styleId="190">
+  <w:style w:type="paragraph" w:styleId="988">
     <w:name w:val="toc 2"/>
-    <w:basedOn w:val="814"/>
-    <w:next w:val="814"/>
+    <w:basedOn w:val="999"/>
+    <w:next w:val="999"/>
     <w:uiPriority w:val="39"/>
     <w:unhideWhenUsed/>
     <w:pPr>
@@ -38278,10 +39465,10 @@
       <w:ind w:left="220"/>
     </w:pPr>
   </w:style>
-  <w:style w:type="paragraph" w:styleId="191">
+  <w:style w:type="paragraph" w:styleId="989">
     <w:name w:val="toc 3"/>
-    <w:basedOn w:val="814"/>
-    <w:next w:val="814"/>
+    <w:basedOn w:val="999"/>
+    <w:next w:val="999"/>
     <w:uiPriority w:val="39"/>
     <w:unhideWhenUsed/>
     <w:pPr>
@@ -38290,10 +39477,10 @@
       <w:ind w:left="440"/>
     </w:pPr>
   </w:style>
-  <w:style w:type="paragraph" w:styleId="192">
+  <w:style w:type="paragraph" w:styleId="990">
     <w:name w:val="toc 4"/>
-    <w:basedOn w:val="814"/>
-    <w:next w:val="814"/>
+    <w:basedOn w:val="999"/>
+    <w:next w:val="999"/>
     <w:uiPriority w:val="39"/>
     <w:unhideWhenUsed/>
     <w:pPr>
@@ -38302,10 +39489,10 @@
       <w:ind w:left="660"/>
     </w:pPr>
   </w:style>
-  <w:style w:type="paragraph" w:styleId="193">
+  <w:style w:type="paragraph" w:styleId="991">
     <w:name w:val="toc 5"/>
-    <w:basedOn w:val="814"/>
-    <w:next w:val="814"/>
+    <w:basedOn w:val="999"/>
+    <w:next w:val="999"/>
     <w:uiPriority w:val="39"/>
     <w:unhideWhenUsed/>
     <w:pPr>
@@ -38314,10 +39501,10 @@
       <w:ind w:left="880"/>
     </w:pPr>
   </w:style>
-  <w:style w:type="paragraph" w:styleId="194">
+  <w:style w:type="paragraph" w:styleId="992">
     <w:name w:val="toc 6"/>
-    <w:basedOn w:val="814"/>
-    <w:next w:val="814"/>
+    <w:basedOn w:val="999"/>
+    <w:next w:val="999"/>
     <w:uiPriority w:val="39"/>
     <w:unhideWhenUsed/>
     <w:pPr>
@@ -38326,10 +39513,10 @@
       <w:ind w:left="1100"/>
     </w:pPr>
   </w:style>
-  <w:style w:type="paragraph" w:styleId="195">
+  <w:style w:type="paragraph" w:styleId="993">
     <w:name w:val="toc 7"/>
-    <w:basedOn w:val="814"/>
-    <w:next w:val="814"/>
+    <w:basedOn w:val="999"/>
+    <w:next w:val="999"/>
     <w:uiPriority w:val="39"/>
     <w:unhideWhenUsed/>
     <w:pPr>
@@ -38338,10 +39525,10 @@
       <w:ind w:left="1320"/>
     </w:pPr>
   </w:style>
-  <w:style w:type="paragraph" w:styleId="196">
+  <w:style w:type="paragraph" w:styleId="994">
     <w:name w:val="toc 8"/>
-    <w:basedOn w:val="814"/>
-    <w:next w:val="814"/>
+    <w:basedOn w:val="999"/>
+    <w:next w:val="999"/>
     <w:uiPriority w:val="39"/>
     <w:unhideWhenUsed/>
     <w:pPr>
@@ -38350,10 +39537,10 @@
       <w:ind w:left="1540"/>
     </w:pPr>
   </w:style>
-  <w:style w:type="paragraph" w:styleId="197">
+  <w:style w:type="paragraph" w:styleId="995">
     <w:name w:val="toc 9"/>
-    <w:basedOn w:val="814"/>
-    <w:next w:val="814"/>
+    <w:basedOn w:val="999"/>
+    <w:next w:val="999"/>
     <w:uiPriority w:val="39"/>
     <w:unhideWhenUsed/>
     <w:pPr>
@@ -38362,9 +39549,9 @@
       <w:ind w:left="1760"/>
     </w:pPr>
   </w:style>
-  <w:style w:type="character" w:styleId="198">
+  <w:style w:type="character" w:styleId="996">
     <w:name w:val="Placeholder Text"/>
-    <w:basedOn w:val="815"/>
+    <w:basedOn w:val="1000"/>
     <w:uiPriority w:val="99"/>
     <w:semiHidden/>
     <w:pPr>
@@ -38376,7 +39563,7 @@
       <w:color w:val="666666"/>
     </w:rPr>
   </w:style>
-  <w:style w:type="paragraph" w:styleId="208">
+  <w:style w:type="paragraph" w:styleId="997">
     <w:name w:val="TOC Heading"/>
     <w:uiPriority w:val="39"/>
     <w:unhideWhenUsed/>
@@ -38386,10 +39573,10 @@
       <w:ind/>
     </w:pPr>
   </w:style>
-  <w:style w:type="paragraph" w:styleId="209">
+  <w:style w:type="paragraph" w:styleId="998">
     <w:name w:val="table of figures"/>
-    <w:basedOn w:val="814"/>
-    <w:next w:val="814"/>
+    <w:basedOn w:val="999"/>
+    <w:next w:val="999"/>
     <w:uiPriority w:val="99"/>
     <w:unhideWhenUsed/>
     <w:pPr>
@@ -38398,7 +39585,7 @@
       <w:ind/>
     </w:pPr>
   </w:style>
-  <w:style w:type="paragraph" w:styleId="814" w:default="1">
+  <w:style w:type="paragraph" w:styleId="999" w:default="1">
     <w:name w:val="Normal"/>
     <w:qFormat/>
     <w:pPr>
@@ -38412,7 +39599,7 @@
       <w:lang w:val="es-ES" w:eastAsia="es-ES"/>
     </w:rPr>
   </w:style>
-  <w:style w:type="character" w:styleId="815" w:default="1">
+  <w:style w:type="character" w:styleId="1000" w:default="1">
     <w:name w:val="Default Paragraph Font"/>
     <w:uiPriority w:val="1"/>
     <w:semiHidden/>
@@ -38423,7 +39610,7 @@
       <w:ind/>
     </w:pPr>
   </w:style>
-  <w:style w:type="table" w:styleId="816" w:default="1">
+  <w:style w:type="table" w:styleId="1001" w:default="1">
     <w:name w:val="Normal Table"/>
     <w:uiPriority w:val="99"/>
     <w:semiHidden/>
@@ -38616,7 +39803,7 @@
       </w:tcPr>
     </w:tblStylePr>
   </w:style>
-  <w:style w:type="numbering" w:styleId="817" w:default="1">
+  <w:style w:type="numbering" w:styleId="1002" w:default="1">
     <w:name w:val="No List"/>
     <w:uiPriority w:val="99"/>
     <w:semiHidden/>
@@ -38627,10 +39814,10 @@
       <w:ind/>
     </w:pPr>
   </w:style>
-  <w:style w:type="paragraph" w:styleId="818">
+  <w:style w:type="paragraph" w:styleId="1003">
     <w:name w:val="Header"/>
-    <w:basedOn w:val="814"/>
-    <w:link w:val="828"/>
+    <w:basedOn w:val="999"/>
+    <w:link w:val="1013"/>
     <w:uiPriority w:val="99"/>
     <w:pPr>
       <w:pBdr/>
@@ -38642,9 +39829,9 @@
       <w:ind/>
     </w:pPr>
   </w:style>
-  <w:style w:type="paragraph" w:styleId="819">
+  <w:style w:type="paragraph" w:styleId="1004">
     <w:name w:val="Footer"/>
-    <w:basedOn w:val="814"/>
+    <w:basedOn w:val="999"/>
     <w:pPr>
       <w:pBdr/>
       <w:tabs>
@@ -38655,18 +39842,18 @@
       <w:ind/>
     </w:pPr>
   </w:style>
-  <w:style w:type="character" w:styleId="820">
+  <w:style w:type="character" w:styleId="1005">
     <w:name w:val="page number"/>
-    <w:basedOn w:val="815"/>
+    <w:basedOn w:val="1000"/>
     <w:pPr>
       <w:pBdr/>
       <w:spacing/>
       <w:ind/>
     </w:pPr>
   </w:style>
-  <w:style w:type="paragraph" w:styleId="821">
+  <w:style w:type="paragraph" w:styleId="1006">
     <w:name w:val="footnote text"/>
-    <w:basedOn w:val="814"/>
+    <w:basedOn w:val="999"/>
     <w:semiHidden/>
     <w:pPr>
       <w:pBdr/>
@@ -38678,7 +39865,7 @@
       <w:szCs w:val="20"/>
     </w:rPr>
   </w:style>
-  <w:style w:type="character" w:styleId="822">
+  <w:style w:type="character" w:styleId="1007">
     <w:name w:val="footnote reference"/>
     <w:semiHidden/>
     <w:pPr>
@@ -38690,9 +39877,9 @@
       <w:vertAlign w:val="superscript"/>
     </w:rPr>
   </w:style>
-  <w:style w:type="table" w:styleId="823">
+  <w:style w:type="table" w:styleId="1008">
     <w:name w:val="Table Grid"/>
-    <w:basedOn w:val="816"/>
+    <w:basedOn w:val="1001"/>
     <w:pPr>
       <w:pBdr/>
       <w:spacing/>
@@ -38881,9 +40068,9 @@
       </w:tcPr>
     </w:tblStylePr>
   </w:style>
-  <w:style w:type="paragraph" w:styleId="824">
+  <w:style w:type="paragraph" w:styleId="1009">
     <w:name w:val="Balloon Text"/>
-    <w:basedOn w:val="814"/>
+    <w:basedOn w:val="999"/>
     <w:semiHidden/>
     <w:pPr>
       <w:pBdr/>
@@ -38896,9 +40083,9 @@
       <w:szCs w:val="16"/>
     </w:rPr>
   </w:style>
-  <w:style w:type="paragraph" w:styleId="825">
+  <w:style w:type="paragraph" w:styleId="1010">
     <w:name w:val="List Paragraph"/>
-    <w:basedOn w:val="814"/>
+    <w:basedOn w:val="999"/>
     <w:qFormat/>
     <w:pPr>
       <w:pBdr/>
@@ -38912,9 +40099,9 @@
       <w:lang w:val="es-CL" w:eastAsia="en-US"/>
     </w:rPr>
   </w:style>
-  <w:style w:type="paragraph" w:styleId="826">
+  <w:style w:type="paragraph" w:styleId="1011">
     <w:name w:val="Document Map"/>
-    <w:basedOn w:val="814"/>
+    <w:basedOn w:val="999"/>
     <w:semiHidden/>
     <w:pPr>
       <w:pBdr/>
@@ -38928,9 +40115,9 @@
       <w:szCs w:val="20"/>
     </w:rPr>
   </w:style>
-  <w:style w:type="paragraph" w:styleId="827">
+  <w:style w:type="paragraph" w:styleId="1012">
     <w:name w:val="HTML Preformatted"/>
-    <w:basedOn w:val="814"/>
+    <w:basedOn w:val="999"/>
     <w:pPr>
       <w:pBdr/>
       <w:tabs>
@@ -38960,10 +40147,10 @@
       <w:szCs w:val="20"/>
     </w:rPr>
   </w:style>
-  <w:style w:type="character" w:styleId="828" w:customStyle="1">
+  <w:style w:type="character" w:styleId="1013" w:customStyle="1">
     <w:name w:val="Encabezado Car"/>
-    <w:basedOn w:val="815"/>
-    <w:link w:val="818"/>
+    <w:basedOn w:val="1000"/>
+    <w:link w:val="1003"/>
     <w:uiPriority w:val="99"/>
     <w:pPr>
       <w:pBdr/>
